--- a/public/Dogovor_OBSHAYA_ShABLON.docx
+++ b/public/Dogovor_OBSHAYA_ShABLON.docx
@@ -1,6 +1,6 @@
 
 <file path=word/document.xml><?xml version="1.0" encoding="utf-8"?>
-<w:document xmlns:wpc="http://schemas.microsoft.com/office/word/2010/wordprocessingCanvas" xmlns:cx="http://schemas.microsoft.com/office/drawing/2014/chartex" xmlns:cx1="http://schemas.microsoft.com/office/drawing/2015/9/8/chartex" xmlns:cx2="http://schemas.microsoft.com/office/drawing/2015/10/21/chartex" xmlns:cx3="http://schemas.microsoft.com/office/drawing/2016/5/9/chartex" xmlns:cx4="http://schemas.microsoft.com/office/drawing/2016/5/10/chartex" xmlns:cx5="http://schemas.microsoft.com/office/drawing/2016/5/11/chartex" xmlns:cx6="http://schemas.microsoft.com/office/drawing/2016/5/12/chartex" xmlns:cx7="http://schemas.microsoft.com/office/drawing/2016/5/13/chartex" xmlns:cx8="http://schemas.microsoft.com/office/drawing/2016/5/14/chartex" xmlns:mc="http://schemas.openxmlformats.org/markup-compatibility/2006" xmlns:aink="http://schemas.microsoft.com/office/drawing/2016/ink" xmlns:am3d="http://schemas.microsoft.com/office/drawing/2017/model3d" xmlns:o="urn:schemas-microsoft-com:office:office" xmlns:r="http://schemas.openxmlformats.org/officeDocument/2006/relationships" xmlns:m="http://schemas.openxmlformats.org/officeDocument/2006/math" xmlns:v="urn:schemas-microsoft-com:vml" xmlns:wp14="http://schemas.microsoft.com/office/word/2010/wordprocessingDrawing" xmlns:wp="http://schemas.openxmlformats.org/drawingml/2006/wordprocessingDrawing" xmlns:w10="urn:schemas-microsoft-com:office:word" xmlns:w="http://schemas.openxmlformats.org/wordprocessingml/2006/main" xmlns:w14="http://schemas.microsoft.com/office/word/2010/wordml" xmlns:w15="http://schemas.microsoft.com/office/word/2012/wordml" xmlns:w16cex="http://schemas.microsoft.com/office/word/2018/wordml/cex" xmlns:w16cid="http://schemas.microsoft.com/office/word/2016/wordml/cid" xmlns:w16="http://schemas.microsoft.com/office/word/2018/wordml" xmlns:w16se="http://schemas.microsoft.com/office/word/2015/wordml/symex" xmlns:wpg="http://schemas.microsoft.com/office/word/2010/wordprocessingGroup" xmlns:wpi="http://schemas.microsoft.com/office/word/2010/wordprocessingInk" xmlns:wne="http://schemas.microsoft.com/office/word/2006/wordml" xmlns:wps="http://schemas.microsoft.com/office/word/2010/wordprocessingShape" mc:Ignorable="w14 w15 w16se w16cid w16 w16cex wp14">
+<w:document xmlns:ve="http://schemas.openxmlformats.org/markup-compatibility/2006" xmlns:o="urn:schemas-microsoft-com:office:office" xmlns:r="http://schemas.openxmlformats.org/officeDocument/2006/relationships" xmlns:m="http://schemas.openxmlformats.org/officeDocument/2006/math" xmlns:v="urn:schemas-microsoft-com:vml" xmlns:wp="http://schemas.openxmlformats.org/drawingml/2006/wordprocessingDrawing" xmlns:w10="urn:schemas-microsoft-com:office:word" xmlns:w="http://schemas.openxmlformats.org/wordprocessingml/2006/main" xmlns:wne="http://schemas.microsoft.com/office/word/2006/wordml">
   <w:body>
     <w:p>
       <w:pPr>
@@ -20,7 +20,7 @@
           <w:szCs w:val="22"/>
         </w:rPr>
         <w:drawing>
-          <wp:anchor distT="0" distB="0" distL="114300" distR="114300" simplePos="0" relativeHeight="251658240" behindDoc="1" locked="0" layoutInCell="1" allowOverlap="1" wp14:anchorId="0CD8DF02" wp14:editId="6333433B">
+          <wp:anchor distT="0" distB="0" distL="114300" distR="114300" simplePos="0" relativeHeight="251658240" behindDoc="1" locked="0" layoutInCell="1" allowOverlap="1">
             <wp:simplePos x="0" y="0"/>
             <wp:positionH relativeFrom="column">
               <wp:posOffset>4726940</wp:posOffset>
@@ -45,10 +45,10 @@
                     </pic:cNvPicPr>
                   </pic:nvPicPr>
                   <pic:blipFill>
-                    <a:blip r:embed="rId8">
+                    <a:blip r:embed="rId8" cstate="print">
                       <a:extLst>
                         <a:ext uri="{28A0092B-C50C-407E-A947-70E740481C1C}">
-                          <a14:useLocalDpi xmlns:a14="http://schemas.microsoft.com/office/drawing/2010/main" val="0"/>
+                          <a14:useLocalDpi xmlns:a14="http://schemas.microsoft.com/office/drawing/2010/main" xmlns:wps="http://schemas.microsoft.com/office/word/2010/wordprocessingShape" xmlns:wpi="http://schemas.microsoft.com/office/word/2010/wordprocessingInk" xmlns:wpg="http://schemas.microsoft.com/office/word/2010/wordprocessingGroup" xmlns:w16se="http://schemas.microsoft.com/office/word/2015/wordml/symex" xmlns:w16="http://schemas.microsoft.com/office/word/2018/wordml" xmlns:w16cid="http://schemas.microsoft.com/office/word/2016/wordml/cid" xmlns:w16cex="http://schemas.microsoft.com/office/word/2018/wordml/cex" xmlns:w15="http://schemas.microsoft.com/office/word/2012/wordml" xmlns:w14="http://schemas.microsoft.com/office/word/2010/wordml" xmlns:w="http://schemas.openxmlformats.org/wordprocessingml/2006/main" xmlns:w10="urn:schemas-microsoft-com:office:word" xmlns:wp14="http://schemas.microsoft.com/office/word/2010/wordprocessingDrawing" xmlns:v="urn:schemas-microsoft-com:vml" xmlns:o="urn:schemas-microsoft-com:office:office" xmlns:am3d="http://schemas.microsoft.com/office/drawing/2017/model3d" xmlns:aink="http://schemas.microsoft.com/office/drawing/2016/ink" xmlns:mc="http://schemas.openxmlformats.org/markup-compatibility/2006" xmlns:cx8="http://schemas.microsoft.com/office/drawing/2016/5/14/chartex" xmlns:cx7="http://schemas.microsoft.com/office/drawing/2016/5/13/chartex" xmlns:cx6="http://schemas.microsoft.com/office/drawing/2016/5/12/chartex" xmlns:cx5="http://schemas.microsoft.com/office/drawing/2016/5/11/chartex" xmlns:cx4="http://schemas.microsoft.com/office/drawing/2016/5/10/chartex" xmlns:cx3="http://schemas.microsoft.com/office/drawing/2016/5/9/chartex" xmlns:cx2="http://schemas.microsoft.com/office/drawing/2015/10/21/chartex" xmlns:cx1="http://schemas.microsoft.com/office/drawing/2015/9/8/chartex" xmlns:cx="http://schemas.microsoft.com/office/drawing/2014/chartex" xmlns:wpc="http://schemas.microsoft.com/office/word/2010/wordprocessingCanvas" xmlns="" val="0"/>
                         </a:ext>
                       </a:extLst>
                     </a:blip>
@@ -82,7 +82,7 @@
           <w:szCs w:val="22"/>
         </w:rPr>
         <w:drawing>
-          <wp:anchor distT="0" distB="0" distL="114300" distR="114300" simplePos="0" relativeHeight="251657216" behindDoc="0" locked="0" layoutInCell="1" allowOverlap="1" wp14:anchorId="4BF0FE6B" wp14:editId="062247E6">
+          <wp:anchor distT="0" distB="0" distL="114300" distR="114300" simplePos="0" relativeHeight="251657216" behindDoc="0" locked="0" layoutInCell="1" allowOverlap="1">
             <wp:simplePos x="0" y="0"/>
             <wp:positionH relativeFrom="margin">
               <wp:posOffset>5715</wp:posOffset>
@@ -110,7 +110,7 @@
                     <a:blip r:embed="rId9" cstate="print">
                       <a:extLst>
                         <a:ext uri="{28A0092B-C50C-407E-A947-70E740481C1C}">
-                          <a14:useLocalDpi xmlns:a14="http://schemas.microsoft.com/office/drawing/2010/main" val="0"/>
+                          <a14:useLocalDpi xmlns:a14="http://schemas.microsoft.com/office/drawing/2010/main" xmlns:wps="http://schemas.microsoft.com/office/word/2010/wordprocessingShape" xmlns:wpi="http://schemas.microsoft.com/office/word/2010/wordprocessingInk" xmlns:wpg="http://schemas.microsoft.com/office/word/2010/wordprocessingGroup" xmlns:w16se="http://schemas.microsoft.com/office/word/2015/wordml/symex" xmlns:w16="http://schemas.microsoft.com/office/word/2018/wordml" xmlns:w16cid="http://schemas.microsoft.com/office/word/2016/wordml/cid" xmlns:w16cex="http://schemas.microsoft.com/office/word/2018/wordml/cex" xmlns:w15="http://schemas.microsoft.com/office/word/2012/wordml" xmlns:w14="http://schemas.microsoft.com/office/word/2010/wordml" xmlns:w="http://schemas.openxmlformats.org/wordprocessingml/2006/main" xmlns:w10="urn:schemas-microsoft-com:office:word" xmlns:wp14="http://schemas.microsoft.com/office/word/2010/wordprocessingDrawing" xmlns:v="urn:schemas-microsoft-com:vml" xmlns:o="urn:schemas-microsoft-com:office:office" xmlns:am3d="http://schemas.microsoft.com/office/drawing/2017/model3d" xmlns:aink="http://schemas.microsoft.com/office/drawing/2016/ink" xmlns:mc="http://schemas.openxmlformats.org/markup-compatibility/2006" xmlns:cx8="http://schemas.microsoft.com/office/drawing/2016/5/14/chartex" xmlns:cx7="http://schemas.microsoft.com/office/drawing/2016/5/13/chartex" xmlns:cx6="http://schemas.microsoft.com/office/drawing/2016/5/12/chartex" xmlns:cx5="http://schemas.microsoft.com/office/drawing/2016/5/11/chartex" xmlns:cx4="http://schemas.microsoft.com/office/drawing/2016/5/10/chartex" xmlns:cx3="http://schemas.microsoft.com/office/drawing/2016/5/9/chartex" xmlns:cx2="http://schemas.microsoft.com/office/drawing/2015/10/21/chartex" xmlns:cx1="http://schemas.microsoft.com/office/drawing/2015/9/8/chartex" xmlns:cx="http://schemas.microsoft.com/office/drawing/2014/chartex" xmlns:wpc="http://schemas.microsoft.com/office/word/2010/wordprocessingCanvas" xmlns="" val="0"/>
                         </a:ext>
                       </a:extLst>
                     </a:blip>
@@ -540,6 +540,7 @@
         <w:t>fio</w:t>
       </w:r>
       <w:proofErr w:type="spellEnd"/>
+      <w:proofErr w:type="gramStart"/>
       <w:r>
         <w:rPr>
           <w:rFonts w:ascii="Cambria" w:hAnsi="Cambria" w:cs="Courier New"/>
@@ -547,7 +548,17 @@
           <w:sz w:val="22"/>
           <w:szCs w:val="22"/>
         </w:rPr>
-        <w:t xml:space="preserve"> }}</w:t>
+        <w:t xml:space="preserve"> }</w:t>
+      </w:r>
+      <w:proofErr w:type="gramEnd"/>
+      <w:r>
+        <w:rPr>
+          <w:rFonts w:ascii="Cambria" w:hAnsi="Cambria" w:cs="Courier New"/>
+          <w:spacing w:val="1"/>
+          <w:sz w:val="22"/>
+          <w:szCs w:val="22"/>
+        </w:rPr>
+        <w:t>}</w:t>
       </w:r>
       <w:r>
         <w:rPr>
@@ -1035,7 +1046,25 @@
           <w:sz w:val="22"/>
           <w:szCs w:val="22"/>
         </w:rPr>
-        <w:t>Принять без промедления от Поверенного результат исполнения поручения. Составление двустороннего акта выполненных работ не требуется в связи с длящейся спецификой правоотношений. Если в течение 5 (пяти) календарных дней со дня направления Поверенным Отчета/счета Доверителю по адресу электронной почте, указанному в настоящем договоре, либо иным оговоренным способом, последний не направил своих возражений, перечисленные в Отчете/счете выполненные работы считаются принятыми Доверителем без претензий.</w:t>
+        <w:t xml:space="preserve">Принять без промедления от Поверенного результат исполнения поручения. Составление двустороннего акта выполненных работ не требуется в связи с длящейся спецификой правоотношений. Если в течение 5 (пяти) календарных дней со дня направления Поверенным Отчета/счета Доверителю по адресу электронной почте, указанному в настоящем договоре, либо иным оговоренным способом, </w:t>
+      </w:r>
+      <w:proofErr w:type="gramStart"/>
+      <w:r>
+        <w:rPr>
+          <w:rFonts w:ascii="Cambria" w:hAnsi="Cambria"/>
+          <w:sz w:val="22"/>
+          <w:szCs w:val="22"/>
+        </w:rPr>
+        <w:t>последний</w:t>
+      </w:r>
+      <w:proofErr w:type="gramEnd"/>
+      <w:r>
+        <w:rPr>
+          <w:rFonts w:ascii="Cambria" w:hAnsi="Cambria"/>
+          <w:sz w:val="22"/>
+          <w:szCs w:val="22"/>
+        </w:rPr>
+        <w:t xml:space="preserve"> не направил своих возражений, перечисленные в Отчете/счете выполненные работы считаются принятыми Доверителем без претензий.</w:t>
       </w:r>
     </w:p>
     <w:p>
@@ -1058,7 +1087,25 @@
           <w:sz w:val="22"/>
           <w:szCs w:val="22"/>
         </w:rPr>
-        <w:t>Поверенный имеет право на:</w:t>
+        <w:t xml:space="preserve">Поверенный имеет право </w:t>
+      </w:r>
+      <w:proofErr w:type="gramStart"/>
+      <w:r>
+        <w:rPr>
+          <w:rFonts w:ascii="Cambria" w:hAnsi="Cambria"/>
+          <w:sz w:val="22"/>
+          <w:szCs w:val="22"/>
+        </w:rPr>
+        <w:t>на</w:t>
+      </w:r>
+      <w:proofErr w:type="gramEnd"/>
+      <w:r>
+        <w:rPr>
+          <w:rFonts w:ascii="Cambria" w:hAnsi="Cambria"/>
+          <w:sz w:val="22"/>
+          <w:szCs w:val="22"/>
+        </w:rPr>
+        <w:t>:</w:t>
       </w:r>
     </w:p>
     <w:p>
@@ -1605,7 +1652,25 @@
           <w:sz w:val="22"/>
           <w:szCs w:val="22"/>
         </w:rPr>
-        <w:t xml:space="preserve"> районного суда г. Санкт-Петербурга либо Арбитражного суда СПб и ЛО в зависимости от статуса Доверителя.</w:t>
+        <w:t xml:space="preserve"> районного суда </w:t>
+      </w:r>
+      <w:proofErr w:type="gramStart"/>
+      <w:r>
+        <w:rPr>
+          <w:rFonts w:ascii="Cambria" w:hAnsi="Cambria"/>
+          <w:sz w:val="22"/>
+          <w:szCs w:val="22"/>
+        </w:rPr>
+        <w:t>г</w:t>
+      </w:r>
+      <w:proofErr w:type="gramEnd"/>
+      <w:r>
+        <w:rPr>
+          <w:rFonts w:ascii="Cambria" w:hAnsi="Cambria"/>
+          <w:sz w:val="22"/>
+          <w:szCs w:val="22"/>
+        </w:rPr>
+        <w:t>. Санкт-Петербурга либо Арбитражного суда СПб и ЛО в зависимости от статуса Доверителя.</w:t>
       </w:r>
     </w:p>
     <w:p>
@@ -1696,7 +1761,25 @@
           <w:sz w:val="22"/>
           <w:szCs w:val="22"/>
         </w:rPr>
-        <w:t>При расторжении договора неизрасходованный аванс возвращается Доверителю в течение 30 календарных дней с даты подписания соглашения о расторжении договора.</w:t>
+        <w:t xml:space="preserve">При расторжении договора неизрасходованный аванс возвращается Доверителю в течение 30 календарных дней </w:t>
+      </w:r>
+      <w:proofErr w:type="gramStart"/>
+      <w:r>
+        <w:rPr>
+          <w:rFonts w:ascii="Cambria" w:hAnsi="Cambria"/>
+          <w:sz w:val="22"/>
+          <w:szCs w:val="22"/>
+        </w:rPr>
+        <w:t>с даты подписания</w:t>
+      </w:r>
+      <w:proofErr w:type="gramEnd"/>
+      <w:r>
+        <w:rPr>
+          <w:rFonts w:ascii="Cambria" w:hAnsi="Cambria"/>
+          <w:sz w:val="22"/>
+          <w:szCs w:val="22"/>
+        </w:rPr>
+        <w:t xml:space="preserve"> соглашения о расторжении договора.</w:t>
       </w:r>
     </w:p>
     <w:p>
@@ -1787,7 +1870,25 @@
           <w:sz w:val="22"/>
           <w:szCs w:val="22"/>
         </w:rPr>
-        <w:t>). Настоящее согласие действует до дня его отзыва в письменной форм</w:t>
+        <w:t xml:space="preserve">). Настоящее согласие действует до дня его отзыва в </w:t>
+      </w:r>
+      <w:proofErr w:type="gramStart"/>
+      <w:r>
+        <w:rPr>
+          <w:rFonts w:ascii="Cambria" w:hAnsi="Cambria"/>
+          <w:sz w:val="22"/>
+          <w:szCs w:val="22"/>
+        </w:rPr>
+        <w:t>письменной</w:t>
+      </w:r>
+      <w:proofErr w:type="gramEnd"/>
+      <w:r>
+        <w:rPr>
+          <w:rFonts w:ascii="Cambria" w:hAnsi="Cambria"/>
+          <w:sz w:val="22"/>
+          <w:szCs w:val="22"/>
+        </w:rPr>
+        <w:t xml:space="preserve"> форм</w:t>
       </w:r>
       <w:r>
         <w:rPr>
@@ -1995,7 +2096,25 @@
           <w:sz w:val="22"/>
           <w:szCs w:val="22"/>
         </w:rPr>
-        <w:t>Юридический адрес: г. С</w:t>
+        <w:t xml:space="preserve">Юридический адрес: </w:t>
+      </w:r>
+      <w:proofErr w:type="gramStart"/>
+      <w:r>
+        <w:rPr>
+          <w:rFonts w:ascii="Cambria" w:hAnsi="Cambria"/>
+          <w:sz w:val="22"/>
+          <w:szCs w:val="22"/>
+        </w:rPr>
+        <w:t>г</w:t>
+      </w:r>
+      <w:proofErr w:type="gramEnd"/>
+      <w:r>
+        <w:rPr>
+          <w:rFonts w:ascii="Cambria" w:hAnsi="Cambria"/>
+          <w:sz w:val="22"/>
+          <w:szCs w:val="22"/>
+        </w:rPr>
+        <w:t>. С</w:t>
       </w:r>
       <w:r>
         <w:rPr>
@@ -2038,7 +2157,7 @@
           <w:sz w:val="22"/>
           <w:szCs w:val="22"/>
         </w:rPr>
-        <w:t>кв</w:t>
+        <w:t>кв-ал</w:t>
       </w:r>
       <w:proofErr w:type="spellEnd"/>
       <w:r>
@@ -2047,7 +2166,7 @@
           <w:sz w:val="22"/>
           <w:szCs w:val="22"/>
         </w:rPr>
-        <w:t>-ал, д. 224, кв. 2</w:t>
+        <w:t>, д. 224, кв. 2</w:t>
       </w:r>
     </w:p>
     <w:p>
@@ -2065,7 +2184,25 @@
           <w:sz w:val="22"/>
           <w:szCs w:val="22"/>
         </w:rPr>
-        <w:t>Фактический адрес: г. С</w:t>
+        <w:t xml:space="preserve">Фактический адрес: </w:t>
+      </w:r>
+      <w:proofErr w:type="gramStart"/>
+      <w:r>
+        <w:rPr>
+          <w:rFonts w:ascii="Cambria" w:hAnsi="Cambria"/>
+          <w:sz w:val="22"/>
+          <w:szCs w:val="22"/>
+        </w:rPr>
+        <w:t>г</w:t>
+      </w:r>
+      <w:proofErr w:type="gramEnd"/>
+      <w:r>
+        <w:rPr>
+          <w:rFonts w:ascii="Cambria" w:hAnsi="Cambria"/>
+          <w:sz w:val="22"/>
+          <w:szCs w:val="22"/>
+        </w:rPr>
+        <w:t>. С</w:t>
       </w:r>
       <w:r>
         <w:rPr>
@@ -2099,7 +2236,25 @@
           <w:sz w:val="22"/>
           <w:szCs w:val="22"/>
         </w:rPr>
-        <w:t>ул. Инженерная, д. 7, 3 этаж.</w:t>
+        <w:t xml:space="preserve">ул. </w:t>
+      </w:r>
+      <w:proofErr w:type="gramStart"/>
+      <w:r>
+        <w:rPr>
+          <w:rFonts w:ascii="Cambria" w:hAnsi="Cambria"/>
+          <w:sz w:val="22"/>
+          <w:szCs w:val="22"/>
+        </w:rPr>
+        <w:t>Инженерная</w:t>
+      </w:r>
+      <w:proofErr w:type="gramEnd"/>
+      <w:r>
+        <w:rPr>
+          <w:rFonts w:ascii="Cambria" w:hAnsi="Cambria"/>
+          <w:sz w:val="22"/>
+          <w:szCs w:val="22"/>
+        </w:rPr>
+        <w:t>, д. 7, 3 этаж.</w:t>
       </w:r>
     </w:p>
     <w:p>
@@ -2111,13 +2266,23 @@
           <w:szCs w:val="22"/>
         </w:rPr>
       </w:pPr>
-      <w:r>
-        <w:rPr>
-          <w:rFonts w:ascii="Cambria" w:hAnsi="Cambria"/>
-          <w:sz w:val="22"/>
-          <w:szCs w:val="22"/>
-        </w:rPr>
-        <w:t>р/с: 40702810403500025602</w:t>
+      <w:proofErr w:type="gramStart"/>
+      <w:r>
+        <w:rPr>
+          <w:rFonts w:ascii="Cambria" w:hAnsi="Cambria"/>
+          <w:sz w:val="22"/>
+          <w:szCs w:val="22"/>
+        </w:rPr>
+        <w:t>р</w:t>
+      </w:r>
+      <w:proofErr w:type="gramEnd"/>
+      <w:r>
+        <w:rPr>
+          <w:rFonts w:ascii="Cambria" w:hAnsi="Cambria"/>
+          <w:sz w:val="22"/>
+          <w:szCs w:val="22"/>
+        </w:rPr>
+        <w:t>/с: 40702810403500025602</w:t>
       </w:r>
     </w:p>
     <w:p>
@@ -2191,6 +2356,7 @@
         </w:rPr>
         <w:t>Эл</w:t>
       </w:r>
+      <w:proofErr w:type="gramStart"/>
       <w:r>
         <w:rPr>
           <w:rFonts w:ascii="Cambria" w:hAnsi="Cambria"/>
@@ -2199,13 +2365,32 @@
         </w:rPr>
         <w:t>.</w:t>
       </w:r>
-      <w:r>
-        <w:rPr>
-          <w:rFonts w:ascii="Cambria" w:hAnsi="Cambria"/>
-          <w:sz w:val="22"/>
-          <w:szCs w:val="22"/>
-        </w:rPr>
-        <w:t xml:space="preserve"> почта: clients@rapidpravo.ru</w:t>
+      <w:proofErr w:type="gramEnd"/>
+      <w:r>
+        <w:rPr>
+          <w:rFonts w:ascii="Cambria" w:hAnsi="Cambria"/>
+          <w:sz w:val="22"/>
+          <w:szCs w:val="22"/>
+        </w:rPr>
+        <w:t xml:space="preserve"> </w:t>
+      </w:r>
+      <w:proofErr w:type="gramStart"/>
+      <w:r>
+        <w:rPr>
+          <w:rFonts w:ascii="Cambria" w:hAnsi="Cambria"/>
+          <w:sz w:val="22"/>
+          <w:szCs w:val="22"/>
+        </w:rPr>
+        <w:t>п</w:t>
+      </w:r>
+      <w:proofErr w:type="gramEnd"/>
+      <w:r>
+        <w:rPr>
+          <w:rFonts w:ascii="Cambria" w:hAnsi="Cambria"/>
+          <w:sz w:val="22"/>
+          <w:szCs w:val="22"/>
+        </w:rPr>
+        <w:t>очта: clients@rapidpravo.ru</w:t>
       </w:r>
     </w:p>
     <w:p>
@@ -2811,6 +2996,7 @@
           <w:sz w:val="22"/>
           <w:szCs w:val="22"/>
         </w:rPr>
+        <w:lastRenderedPageBreak/>
         <w:t>М. П.</w:t>
       </w:r>
     </w:p>
@@ -2887,6 +3073,7 @@
           <w:sz w:val="22"/>
           <w:szCs w:val="22"/>
         </w:rPr>
+        <w:lastRenderedPageBreak/>
         <w:t>Приложение № 1 к Договору поручения</w:t>
       </w:r>
     </w:p>
@@ -2950,7 +3137,7 @@
         <w:tblW w:w="9991" w:type="dxa"/>
         <w:jc w:val="center"/>
         <w:tblLayout w:type="fixed"/>
-        <w:tblLook w:val="04A0" w:firstRow="1" w:lastRow="0" w:firstColumn="1" w:lastColumn="0" w:noHBand="0" w:noVBand="1"/>
+        <w:tblLook w:val="04A0"/>
       </w:tblPr>
       <w:tblGrid>
         <w:gridCol w:w="1134"/>
@@ -2985,7 +3172,27 @@
                 <w:sz w:val="22"/>
                 <w:szCs w:val="22"/>
               </w:rPr>
-              <w:t>№ п/п</w:t>
+              <w:t xml:space="preserve">№ </w:t>
+            </w:r>
+            <w:proofErr w:type="gramStart"/>
+            <w:r>
+              <w:rPr>
+                <w:rFonts w:ascii="Cambria" w:hAnsi="Cambria"/>
+                <w:b/>
+                <w:sz w:val="22"/>
+                <w:szCs w:val="22"/>
+              </w:rPr>
+              <w:t>п</w:t>
+            </w:r>
+            <w:proofErr w:type="gramEnd"/>
+            <w:r>
+              <w:rPr>
+                <w:rFonts w:ascii="Cambria" w:hAnsi="Cambria"/>
+                <w:b/>
+                <w:sz w:val="22"/>
+                <w:szCs w:val="22"/>
+              </w:rPr>
+              <w:t>/п</w:t>
             </w:r>
           </w:p>
         </w:tc>
@@ -5914,7 +6121,7 @@
 </file>
 
 <file path=word/endnotes.xml><?xml version="1.0" encoding="utf-8"?>
-<w:endnotes xmlns:wpc="http://schemas.microsoft.com/office/word/2010/wordprocessingCanvas" xmlns:cx="http://schemas.microsoft.com/office/drawing/2014/chartex" xmlns:cx1="http://schemas.microsoft.com/office/drawing/2015/9/8/chartex" xmlns:cx2="http://schemas.microsoft.com/office/drawing/2015/10/21/chartex" xmlns:cx3="http://schemas.microsoft.com/office/drawing/2016/5/9/chartex" xmlns:cx4="http://schemas.microsoft.com/office/drawing/2016/5/10/chartex" xmlns:cx5="http://schemas.microsoft.com/office/drawing/2016/5/11/chartex" xmlns:cx6="http://schemas.microsoft.com/office/drawing/2016/5/12/chartex" xmlns:cx7="http://schemas.microsoft.com/office/drawing/2016/5/13/chartex" xmlns:cx8="http://schemas.microsoft.com/office/drawing/2016/5/14/chartex" xmlns:mc="http://schemas.openxmlformats.org/markup-compatibility/2006" xmlns:aink="http://schemas.microsoft.com/office/drawing/2016/ink" xmlns:am3d="http://schemas.microsoft.com/office/drawing/2017/model3d" xmlns:o="urn:schemas-microsoft-com:office:office" xmlns:r="http://schemas.openxmlformats.org/officeDocument/2006/relationships" xmlns:m="http://schemas.openxmlformats.org/officeDocument/2006/math" xmlns:v="urn:schemas-microsoft-com:vml" xmlns:wp14="http://schemas.microsoft.com/office/word/2010/wordprocessingDrawing" xmlns:wp="http://schemas.openxmlformats.org/drawingml/2006/wordprocessingDrawing" xmlns:w10="urn:schemas-microsoft-com:office:word" xmlns:w="http://schemas.openxmlformats.org/wordprocessingml/2006/main" xmlns:w14="http://schemas.microsoft.com/office/word/2010/wordml" xmlns:w15="http://schemas.microsoft.com/office/word/2012/wordml" xmlns:w16cex="http://schemas.microsoft.com/office/word/2018/wordml/cex" xmlns:w16cid="http://schemas.microsoft.com/office/word/2016/wordml/cid" xmlns:w16="http://schemas.microsoft.com/office/word/2018/wordml" xmlns:w16se="http://schemas.microsoft.com/office/word/2015/wordml/symex" xmlns:wpg="http://schemas.microsoft.com/office/word/2010/wordprocessingGroup" xmlns:wpi="http://schemas.microsoft.com/office/word/2010/wordprocessingInk" xmlns:wne="http://schemas.microsoft.com/office/word/2006/wordml" xmlns:wps="http://schemas.microsoft.com/office/word/2010/wordprocessingShape" mc:Ignorable="w14 w15 w16se w16cid w16 w16cex wp14">
+<w:endnotes xmlns:ve="http://schemas.openxmlformats.org/markup-compatibility/2006" xmlns:o="urn:schemas-microsoft-com:office:office" xmlns:r="http://schemas.openxmlformats.org/officeDocument/2006/relationships" xmlns:m="http://schemas.openxmlformats.org/officeDocument/2006/math" xmlns:v="urn:schemas-microsoft-com:vml" xmlns:wp="http://schemas.openxmlformats.org/drawingml/2006/wordprocessingDrawing" xmlns:w10="urn:schemas-microsoft-com:office:word" xmlns:w="http://schemas.openxmlformats.org/wordprocessingml/2006/main" xmlns:wne="http://schemas.microsoft.com/office/word/2006/wordml">
   <w:endnote w:type="separator" w:id="-1">
     <w:p>
       <w:r>
@@ -5933,7 +6140,7 @@
 </file>
 
 <file path=word/footer1.xml><?xml version="1.0" encoding="utf-8"?>
-<w:ftr xmlns:wpc="http://schemas.microsoft.com/office/word/2010/wordprocessingCanvas" xmlns:cx="http://schemas.microsoft.com/office/drawing/2014/chartex" xmlns:cx1="http://schemas.microsoft.com/office/drawing/2015/9/8/chartex" xmlns:cx2="http://schemas.microsoft.com/office/drawing/2015/10/21/chartex" xmlns:cx3="http://schemas.microsoft.com/office/drawing/2016/5/9/chartex" xmlns:cx4="http://schemas.microsoft.com/office/drawing/2016/5/10/chartex" xmlns:cx5="http://schemas.microsoft.com/office/drawing/2016/5/11/chartex" xmlns:cx6="http://schemas.microsoft.com/office/drawing/2016/5/12/chartex" xmlns:cx7="http://schemas.microsoft.com/office/drawing/2016/5/13/chartex" xmlns:cx8="http://schemas.microsoft.com/office/drawing/2016/5/14/chartex" xmlns:mc="http://schemas.openxmlformats.org/markup-compatibility/2006" xmlns:aink="http://schemas.microsoft.com/office/drawing/2016/ink" xmlns:am3d="http://schemas.microsoft.com/office/drawing/2017/model3d" xmlns:o="urn:schemas-microsoft-com:office:office" xmlns:r="http://schemas.openxmlformats.org/officeDocument/2006/relationships" xmlns:m="http://schemas.openxmlformats.org/officeDocument/2006/math" xmlns:v="urn:schemas-microsoft-com:vml" xmlns:wp14="http://schemas.microsoft.com/office/word/2010/wordprocessingDrawing" xmlns:wp="http://schemas.openxmlformats.org/drawingml/2006/wordprocessingDrawing" xmlns:w10="urn:schemas-microsoft-com:office:word" xmlns:w="http://schemas.openxmlformats.org/wordprocessingml/2006/main" xmlns:w14="http://schemas.microsoft.com/office/word/2010/wordml" xmlns:w15="http://schemas.microsoft.com/office/word/2012/wordml" xmlns:w16cex="http://schemas.microsoft.com/office/word/2018/wordml/cex" xmlns:w16cid="http://schemas.microsoft.com/office/word/2016/wordml/cid" xmlns:w16="http://schemas.microsoft.com/office/word/2018/wordml" xmlns:w16se="http://schemas.microsoft.com/office/word/2015/wordml/symex" xmlns:wpg="http://schemas.microsoft.com/office/word/2010/wordprocessingGroup" xmlns:wpi="http://schemas.microsoft.com/office/word/2010/wordprocessingInk" xmlns:wne="http://schemas.microsoft.com/office/word/2006/wordml" xmlns:wps="http://schemas.microsoft.com/office/word/2010/wordprocessingShape" mc:Ignorable="w14 w15 w16se w16cid w16 w16cex wp14">
+<w:ftr xmlns:ve="http://schemas.openxmlformats.org/markup-compatibility/2006" xmlns:o="urn:schemas-microsoft-com:office:office" xmlns:r="http://schemas.openxmlformats.org/officeDocument/2006/relationships" xmlns:m="http://schemas.openxmlformats.org/officeDocument/2006/math" xmlns:v="urn:schemas-microsoft-com:vml" xmlns:wp="http://schemas.openxmlformats.org/drawingml/2006/wordprocessingDrawing" xmlns:w10="urn:schemas-microsoft-com:office:word" xmlns:w="http://schemas.openxmlformats.org/wordprocessingml/2006/main" xmlns:wne="http://schemas.microsoft.com/office/word/2006/wordml">
   <w:p>
     <w:pPr>
       <w:pStyle w:val="af3"/>
@@ -5943,7 +6150,7 @@
 </file>
 
 <file path=word/footnotes.xml><?xml version="1.0" encoding="utf-8"?>
-<w:footnotes xmlns:wpc="http://schemas.microsoft.com/office/word/2010/wordprocessingCanvas" xmlns:cx="http://schemas.microsoft.com/office/drawing/2014/chartex" xmlns:cx1="http://schemas.microsoft.com/office/drawing/2015/9/8/chartex" xmlns:cx2="http://schemas.microsoft.com/office/drawing/2015/10/21/chartex" xmlns:cx3="http://schemas.microsoft.com/office/drawing/2016/5/9/chartex" xmlns:cx4="http://schemas.microsoft.com/office/drawing/2016/5/10/chartex" xmlns:cx5="http://schemas.microsoft.com/office/drawing/2016/5/11/chartex" xmlns:cx6="http://schemas.microsoft.com/office/drawing/2016/5/12/chartex" xmlns:cx7="http://schemas.microsoft.com/office/drawing/2016/5/13/chartex" xmlns:cx8="http://schemas.microsoft.com/office/drawing/2016/5/14/chartex" xmlns:mc="http://schemas.openxmlformats.org/markup-compatibility/2006" xmlns:aink="http://schemas.microsoft.com/office/drawing/2016/ink" xmlns:am3d="http://schemas.microsoft.com/office/drawing/2017/model3d" xmlns:o="urn:schemas-microsoft-com:office:office" xmlns:r="http://schemas.openxmlformats.org/officeDocument/2006/relationships" xmlns:m="http://schemas.openxmlformats.org/officeDocument/2006/math" xmlns:v="urn:schemas-microsoft-com:vml" xmlns:wp14="http://schemas.microsoft.com/office/word/2010/wordprocessingDrawing" xmlns:wp="http://schemas.openxmlformats.org/drawingml/2006/wordprocessingDrawing" xmlns:w10="urn:schemas-microsoft-com:office:word" xmlns:w="http://schemas.openxmlformats.org/wordprocessingml/2006/main" xmlns:w14="http://schemas.microsoft.com/office/word/2010/wordml" xmlns:w15="http://schemas.microsoft.com/office/word/2012/wordml" xmlns:w16cex="http://schemas.microsoft.com/office/word/2018/wordml/cex" xmlns:w16cid="http://schemas.microsoft.com/office/word/2016/wordml/cid" xmlns:w16="http://schemas.microsoft.com/office/word/2018/wordml" xmlns:w16se="http://schemas.microsoft.com/office/word/2015/wordml/symex" xmlns:wpg="http://schemas.microsoft.com/office/word/2010/wordprocessingGroup" xmlns:wpi="http://schemas.microsoft.com/office/word/2010/wordprocessingInk" xmlns:wne="http://schemas.microsoft.com/office/word/2006/wordml" xmlns:wps="http://schemas.microsoft.com/office/word/2010/wordprocessingShape" mc:Ignorable="w14 w15 w16se w16cid w16 w16cex wp14">
+<w:footnotes xmlns:ve="http://schemas.openxmlformats.org/markup-compatibility/2006" xmlns:o="urn:schemas-microsoft-com:office:office" xmlns:r="http://schemas.openxmlformats.org/officeDocument/2006/relationships" xmlns:m="http://schemas.openxmlformats.org/officeDocument/2006/math" xmlns:v="urn:schemas-microsoft-com:vml" xmlns:wp="http://schemas.openxmlformats.org/drawingml/2006/wordprocessingDrawing" xmlns:w10="urn:schemas-microsoft-com:office:word" xmlns:w="http://schemas.openxmlformats.org/wordprocessingml/2006/main" xmlns:wne="http://schemas.microsoft.com/office/word/2006/wordml">
   <w:footnote w:type="separator" w:id="-1">
     <w:p>
       <w:r>
@@ -5962,7 +6169,7 @@
 </file>
 
 <file path=word/header1.xml><?xml version="1.0" encoding="utf-8"?>
-<w:hdr xmlns:wpc="http://schemas.microsoft.com/office/word/2010/wordprocessingCanvas" xmlns:cx="http://schemas.microsoft.com/office/drawing/2014/chartex" xmlns:cx1="http://schemas.microsoft.com/office/drawing/2015/9/8/chartex" xmlns:cx2="http://schemas.microsoft.com/office/drawing/2015/10/21/chartex" xmlns:cx3="http://schemas.microsoft.com/office/drawing/2016/5/9/chartex" xmlns:cx4="http://schemas.microsoft.com/office/drawing/2016/5/10/chartex" xmlns:cx5="http://schemas.microsoft.com/office/drawing/2016/5/11/chartex" xmlns:cx6="http://schemas.microsoft.com/office/drawing/2016/5/12/chartex" xmlns:cx7="http://schemas.microsoft.com/office/drawing/2016/5/13/chartex" xmlns:cx8="http://schemas.microsoft.com/office/drawing/2016/5/14/chartex" xmlns:mc="http://schemas.openxmlformats.org/markup-compatibility/2006" xmlns:aink="http://schemas.microsoft.com/office/drawing/2016/ink" xmlns:am3d="http://schemas.microsoft.com/office/drawing/2017/model3d" xmlns:o="urn:schemas-microsoft-com:office:office" xmlns:r="http://schemas.openxmlformats.org/officeDocument/2006/relationships" xmlns:m="http://schemas.openxmlformats.org/officeDocument/2006/math" xmlns:v="urn:schemas-microsoft-com:vml" xmlns:wp14="http://schemas.microsoft.com/office/word/2010/wordprocessingDrawing" xmlns:wp="http://schemas.openxmlformats.org/drawingml/2006/wordprocessingDrawing" xmlns:w10="urn:schemas-microsoft-com:office:word" xmlns:w="http://schemas.openxmlformats.org/wordprocessingml/2006/main" xmlns:w14="http://schemas.microsoft.com/office/word/2010/wordml" xmlns:w15="http://schemas.microsoft.com/office/word/2012/wordml" xmlns:w16cex="http://schemas.microsoft.com/office/word/2018/wordml/cex" xmlns:w16cid="http://schemas.microsoft.com/office/word/2016/wordml/cid" xmlns:w16="http://schemas.microsoft.com/office/word/2018/wordml" xmlns:w16se="http://schemas.microsoft.com/office/word/2015/wordml/symex" xmlns:wpg="http://schemas.microsoft.com/office/word/2010/wordprocessingGroup" xmlns:wpi="http://schemas.microsoft.com/office/word/2010/wordprocessingInk" xmlns:wne="http://schemas.microsoft.com/office/word/2006/wordml" xmlns:wps="http://schemas.microsoft.com/office/word/2010/wordprocessingShape" mc:Ignorable="w14 w15 w16se w16cid w16 w16cex wp14">
+<w:hdr xmlns:ve="http://schemas.openxmlformats.org/markup-compatibility/2006" xmlns:o="urn:schemas-microsoft-com:office:office" xmlns:r="http://schemas.openxmlformats.org/officeDocument/2006/relationships" xmlns:m="http://schemas.openxmlformats.org/officeDocument/2006/math" xmlns:v="urn:schemas-microsoft-com:vml" xmlns:wp="http://schemas.openxmlformats.org/drawingml/2006/wordprocessingDrawing" xmlns:w10="urn:schemas-microsoft-com:office:word" xmlns:w="http://schemas.openxmlformats.org/wordprocessingml/2006/main" xmlns:wne="http://schemas.microsoft.com/office/word/2006/wordml">
   <w:p>
     <w:pPr>
       <w:pStyle w:val="ad"/>
@@ -5972,8 +6179,8 @@
 </file>
 
 <file path=word/numbering.xml><?xml version="1.0" encoding="utf-8"?>
-<w:numbering xmlns:wpc="http://schemas.microsoft.com/office/word/2010/wordprocessingCanvas" xmlns:cx="http://schemas.microsoft.com/office/drawing/2014/chartex" xmlns:cx1="http://schemas.microsoft.com/office/drawing/2015/9/8/chartex" xmlns:cx2="http://schemas.microsoft.com/office/drawing/2015/10/21/chartex" xmlns:cx3="http://schemas.microsoft.com/office/drawing/2016/5/9/chartex" xmlns:cx4="http://schemas.microsoft.com/office/drawing/2016/5/10/chartex" xmlns:cx5="http://schemas.microsoft.com/office/drawing/2016/5/11/chartex" xmlns:cx6="http://schemas.microsoft.com/office/drawing/2016/5/12/chartex" xmlns:cx7="http://schemas.microsoft.com/office/drawing/2016/5/13/chartex" xmlns:cx8="http://schemas.microsoft.com/office/drawing/2016/5/14/chartex" xmlns:mc="http://schemas.openxmlformats.org/markup-compatibility/2006" xmlns:aink="http://schemas.microsoft.com/office/drawing/2016/ink" xmlns:am3d="http://schemas.microsoft.com/office/drawing/2017/model3d" xmlns:o="urn:schemas-microsoft-com:office:office" xmlns:r="http://schemas.openxmlformats.org/officeDocument/2006/relationships" xmlns:m="http://schemas.openxmlformats.org/officeDocument/2006/math" xmlns:v="urn:schemas-microsoft-com:vml" xmlns:wp14="http://schemas.microsoft.com/office/word/2010/wordprocessingDrawing" xmlns:wp="http://schemas.openxmlformats.org/drawingml/2006/wordprocessingDrawing" xmlns:w10="urn:schemas-microsoft-com:office:word" xmlns:w="http://schemas.openxmlformats.org/wordprocessingml/2006/main" xmlns:w14="http://schemas.microsoft.com/office/word/2010/wordml" xmlns:w15="http://schemas.microsoft.com/office/word/2012/wordml" xmlns:w16cex="http://schemas.microsoft.com/office/word/2018/wordml/cex" xmlns:w16cid="http://schemas.microsoft.com/office/word/2016/wordml/cid" xmlns:w16="http://schemas.microsoft.com/office/word/2018/wordml" xmlns:w16se="http://schemas.microsoft.com/office/word/2015/wordml/symex" xmlns:wpg="http://schemas.microsoft.com/office/word/2010/wordprocessingGroup" xmlns:wpi="http://schemas.microsoft.com/office/word/2010/wordprocessingInk" xmlns:wne="http://schemas.microsoft.com/office/word/2006/wordml" xmlns:wps="http://schemas.microsoft.com/office/word/2010/wordprocessingShape" mc:Ignorable="w14 w15 w16se w16cid w16 w16cex wp14">
-  <w:abstractNum w:abstractNumId="0" w15:restartNumberingAfterBreak="0">
+<w:numbering xmlns:ve="http://schemas.openxmlformats.org/markup-compatibility/2006" xmlns:o="urn:schemas-microsoft-com:office:office" xmlns:r="http://schemas.openxmlformats.org/officeDocument/2006/relationships" xmlns:m="http://schemas.openxmlformats.org/officeDocument/2006/math" xmlns:v="urn:schemas-microsoft-com:vml" xmlns:wp="http://schemas.openxmlformats.org/drawingml/2006/wordprocessingDrawing" xmlns:w10="urn:schemas-microsoft-com:office:word" xmlns:w="http://schemas.openxmlformats.org/wordprocessingml/2006/main" xmlns:wne="http://schemas.microsoft.com/office/word/2006/wordml">
+  <w:abstractNum w:abstractNumId="0">
     <w:nsid w:val="06081FBB"/>
     <w:multiLevelType w:val="multilevel"/>
     <w:tmpl w:val="06081FBB"/>
@@ -6066,7 +6273,7 @@
       </w:pPr>
     </w:lvl>
   </w:abstractNum>
-  <w:abstractNum w:abstractNumId="1" w15:restartNumberingAfterBreak="0">
+  <w:abstractNum w:abstractNumId="1">
     <w:nsid w:val="19E64424"/>
     <w:multiLevelType w:val="multilevel"/>
     <w:tmpl w:val="19E64424"/>
@@ -6156,7 +6363,7 @@
       </w:pPr>
     </w:lvl>
   </w:abstractNum>
-  <w:abstractNum w:abstractNumId="2" w15:restartNumberingAfterBreak="0">
+  <w:abstractNum w:abstractNumId="2">
     <w:nsid w:val="20A758E7"/>
     <w:multiLevelType w:val="multilevel"/>
     <w:tmpl w:val="20A758E7"/>
@@ -6249,7 +6456,7 @@
       </w:pPr>
     </w:lvl>
   </w:abstractNum>
-  <w:abstractNum w:abstractNumId="3" w15:restartNumberingAfterBreak="0">
+  <w:abstractNum w:abstractNumId="3">
     <w:nsid w:val="28753CAC"/>
     <w:multiLevelType w:val="multilevel"/>
     <w:tmpl w:val="28753CAC"/>
@@ -6339,7 +6546,7 @@
       </w:pPr>
     </w:lvl>
   </w:abstractNum>
-  <w:abstractNum w:abstractNumId="4" w15:restartNumberingAfterBreak="0">
+  <w:abstractNum w:abstractNumId="4">
     <w:nsid w:val="3D702699"/>
     <w:multiLevelType w:val="multilevel"/>
     <w:tmpl w:val="3D702699"/>
@@ -6454,7 +6661,7 @@
       </w:rPr>
     </w:lvl>
   </w:abstractNum>
-  <w:abstractNum w:abstractNumId="5" w15:restartNumberingAfterBreak="0">
+  <w:abstractNum w:abstractNumId="5">
     <w:nsid w:val="49FF1202"/>
     <w:multiLevelType w:val="multilevel"/>
     <w:tmpl w:val="49FF1202"/>
@@ -6569,7 +6776,7 @@
       </w:rPr>
     </w:lvl>
   </w:abstractNum>
-  <w:abstractNum w:abstractNumId="6" w15:restartNumberingAfterBreak="0">
+  <w:abstractNum w:abstractNumId="6">
     <w:nsid w:val="56135FC2"/>
     <w:multiLevelType w:val="multilevel"/>
     <w:tmpl w:val="56135FC2"/>
@@ -6662,7 +6869,7 @@
       </w:pPr>
     </w:lvl>
   </w:abstractNum>
-  <w:abstractNum w:abstractNumId="7" w15:restartNumberingAfterBreak="0">
+  <w:abstractNum w:abstractNumId="7">
     <w:nsid w:val="5DA42C67"/>
     <w:multiLevelType w:val="multilevel"/>
     <w:tmpl w:val="5DA42C67"/>
@@ -6755,7 +6962,7 @@
       </w:pPr>
     </w:lvl>
   </w:abstractNum>
-  <w:abstractNum w:abstractNumId="8" w15:restartNumberingAfterBreak="0">
+  <w:abstractNum w:abstractNumId="8">
     <w:nsid w:val="65C616A4"/>
     <w:multiLevelType w:val="multilevel"/>
     <w:tmpl w:val="65C616A4"/>
@@ -6876,7 +7083,7 @@
 </file>
 
 <file path=word/styles.xml><?xml version="1.0" encoding="utf-8"?>
-<w:styles xmlns:mc="http://schemas.openxmlformats.org/markup-compatibility/2006" xmlns:r="http://schemas.openxmlformats.org/officeDocument/2006/relationships" xmlns:w="http://schemas.openxmlformats.org/wordprocessingml/2006/main" xmlns:w14="http://schemas.microsoft.com/office/word/2010/wordml" xmlns:w15="http://schemas.microsoft.com/office/word/2012/wordml" xmlns:w16cex="http://schemas.microsoft.com/office/word/2018/wordml/cex" xmlns:w16cid="http://schemas.microsoft.com/office/word/2016/wordml/cid" xmlns:w16="http://schemas.microsoft.com/office/word/2018/wordml" xmlns:w16se="http://schemas.microsoft.com/office/word/2015/wordml/symex" mc:Ignorable="w14 w15 w16se w16cid w16 w16cex">
+<w:styles xmlns:r="http://schemas.openxmlformats.org/officeDocument/2006/relationships" xmlns:w="http://schemas.openxmlformats.org/wordprocessingml/2006/main">
   <w:docDefaults>
     <w:rPrDefault>
       <w:rPr>
@@ -6886,383 +7093,157 @@
     </w:rPrDefault>
     <w:pPrDefault/>
   </w:docDefaults>
-  <w:latentStyles w:defLockedState="0" w:defUIPriority="99" w:defSemiHidden="0" w:defUnhideWhenUsed="0" w:defQFormat="0" w:count="376">
-    <w:lsdException w:name="Normal" w:uiPriority="0" w:qFormat="1"/>
-    <w:lsdException w:name="heading 1" w:uiPriority="9" w:qFormat="1"/>
-    <w:lsdException w:name="heading 2" w:semiHidden="1" w:uiPriority="9" w:unhideWhenUsed="1" w:qFormat="1"/>
-    <w:lsdException w:name="heading 3" w:semiHidden="1" w:uiPriority="9" w:unhideWhenUsed="1" w:qFormat="1"/>
-    <w:lsdException w:name="heading 4" w:semiHidden="1" w:uiPriority="9" w:unhideWhenUsed="1" w:qFormat="1"/>
-    <w:lsdException w:name="heading 5" w:semiHidden="1" w:uiPriority="9" w:unhideWhenUsed="1" w:qFormat="1"/>
-    <w:lsdException w:name="heading 6" w:semiHidden="1" w:uiPriority="9" w:unhideWhenUsed="1" w:qFormat="1"/>
-    <w:lsdException w:name="heading 7" w:semiHidden="1" w:uiPriority="9" w:unhideWhenUsed="1" w:qFormat="1"/>
-    <w:lsdException w:name="heading 8" w:semiHidden="1" w:uiPriority="9" w:unhideWhenUsed="1" w:qFormat="1"/>
-    <w:lsdException w:name="heading 9" w:semiHidden="1" w:uiPriority="9" w:unhideWhenUsed="1" w:qFormat="1"/>
-    <w:lsdException w:name="index 1" w:semiHidden="1" w:unhideWhenUsed="1"/>
-    <w:lsdException w:name="index 2" w:semiHidden="1" w:unhideWhenUsed="1"/>
-    <w:lsdException w:name="index 3" w:semiHidden="1" w:unhideWhenUsed="1"/>
-    <w:lsdException w:name="index 4" w:semiHidden="1" w:unhideWhenUsed="1"/>
-    <w:lsdException w:name="index 5" w:semiHidden="1" w:unhideWhenUsed="1"/>
-    <w:lsdException w:name="index 6" w:semiHidden="1" w:unhideWhenUsed="1"/>
-    <w:lsdException w:name="index 7" w:semiHidden="1" w:unhideWhenUsed="1"/>
-    <w:lsdException w:name="index 8" w:semiHidden="1" w:unhideWhenUsed="1"/>
-    <w:lsdException w:name="index 9" w:semiHidden="1" w:unhideWhenUsed="1"/>
-    <w:lsdException w:name="toc 1" w:semiHidden="1" w:uiPriority="39" w:unhideWhenUsed="1" w:qFormat="1"/>
-    <w:lsdException w:name="toc 2" w:semiHidden="1" w:uiPriority="39" w:unhideWhenUsed="1" w:qFormat="1"/>
-    <w:lsdException w:name="toc 3" w:semiHidden="1" w:uiPriority="39" w:unhideWhenUsed="1" w:qFormat="1"/>
-    <w:lsdException w:name="toc 4" w:semiHidden="1" w:uiPriority="39" w:unhideWhenUsed="1" w:qFormat="1"/>
-    <w:lsdException w:name="toc 5" w:semiHidden="1" w:uiPriority="39" w:unhideWhenUsed="1" w:qFormat="1"/>
-    <w:lsdException w:name="toc 6" w:semiHidden="1" w:uiPriority="39" w:unhideWhenUsed="1" w:qFormat="1"/>
-    <w:lsdException w:name="toc 7" w:semiHidden="1" w:uiPriority="39" w:unhideWhenUsed="1" w:qFormat="1"/>
-    <w:lsdException w:name="toc 8" w:semiHidden="1" w:uiPriority="39" w:unhideWhenUsed="1" w:qFormat="1"/>
-    <w:lsdException w:name="toc 9" w:semiHidden="1" w:uiPriority="39" w:unhideWhenUsed="1" w:qFormat="1"/>
-    <w:lsdException w:name="Normal Indent" w:semiHidden="1" w:unhideWhenUsed="1"/>
-    <w:lsdException w:name="footnote text" w:semiHidden="1" w:unhideWhenUsed="1" w:qFormat="1"/>
-    <w:lsdException w:name="annotation text" w:semiHidden="1" w:unhideWhenUsed="1"/>
-    <w:lsdException w:name="header" w:semiHidden="1" w:unhideWhenUsed="1" w:qFormat="1"/>
-    <w:lsdException w:name="footer" w:semiHidden="1" w:unhideWhenUsed="1" w:qFormat="1"/>
-    <w:lsdException w:name="index heading" w:semiHidden="1" w:unhideWhenUsed="1"/>
-    <w:lsdException w:name="caption" w:semiHidden="1" w:uiPriority="0" w:qFormat="1"/>
-    <w:lsdException w:name="table of figures" w:semiHidden="1" w:unhideWhenUsed="1" w:qFormat="1"/>
-    <w:lsdException w:name="envelope address" w:semiHidden="1" w:unhideWhenUsed="1"/>
-    <w:lsdException w:name="envelope return" w:semiHidden="1" w:unhideWhenUsed="1"/>
-    <w:lsdException w:name="footnote reference" w:semiHidden="1" w:unhideWhenUsed="1" w:qFormat="1"/>
-    <w:lsdException w:name="annotation reference" w:semiHidden="1" w:unhideWhenUsed="1"/>
-    <w:lsdException w:name="line number" w:semiHidden="1" w:uiPriority="0" w:qFormat="1"/>
-    <w:lsdException w:name="page number" w:semiHidden="1" w:unhideWhenUsed="1"/>
-    <w:lsdException w:name="endnote reference" w:semiHidden="1" w:unhideWhenUsed="1" w:qFormat="1"/>
-    <w:lsdException w:name="endnote text" w:semiHidden="1" w:unhideWhenUsed="1" w:qFormat="1"/>
-    <w:lsdException w:name="table of authorities" w:semiHidden="1" w:unhideWhenUsed="1"/>
-    <w:lsdException w:name="macro" w:semiHidden="1" w:unhideWhenUsed="1"/>
-    <w:lsdException w:name="toa heading" w:semiHidden="1" w:unhideWhenUsed="1"/>
-    <w:lsdException w:name="List" w:uiPriority="0" w:qFormat="1"/>
-    <w:lsdException w:name="List Bullet" w:semiHidden="1" w:unhideWhenUsed="1"/>
-    <w:lsdException w:name="List Number" w:semiHidden="1" w:unhideWhenUsed="1"/>
-    <w:lsdException w:name="List 2" w:semiHidden="1" w:unhideWhenUsed="1"/>
-    <w:lsdException w:name="List 3" w:semiHidden="1" w:unhideWhenUsed="1"/>
-    <w:lsdException w:name="List 4" w:semiHidden="1" w:unhideWhenUsed="1"/>
-    <w:lsdException w:name="List 5" w:semiHidden="1" w:unhideWhenUsed="1"/>
-    <w:lsdException w:name="List Bullet 2" w:semiHidden="1" w:unhideWhenUsed="1"/>
-    <w:lsdException w:name="List Bullet 3" w:semiHidden="1" w:unhideWhenUsed="1"/>
-    <w:lsdException w:name="List Bullet 4" w:semiHidden="1" w:unhideWhenUsed="1"/>
-    <w:lsdException w:name="List Bullet 5" w:semiHidden="1" w:unhideWhenUsed="1"/>
-    <w:lsdException w:name="List Number 2" w:semiHidden="1" w:unhideWhenUsed="1"/>
-    <w:lsdException w:name="List Number 3" w:semiHidden="1" w:unhideWhenUsed="1"/>
-    <w:lsdException w:name="List Number 4" w:semiHidden="1" w:unhideWhenUsed="1"/>
-    <w:lsdException w:name="List Number 5" w:semiHidden="1" w:unhideWhenUsed="1"/>
-    <w:lsdException w:name="Title" w:uiPriority="10" w:qFormat="1"/>
-    <w:lsdException w:name="Closing" w:semiHidden="1" w:unhideWhenUsed="1"/>
-    <w:lsdException w:name="Signature" w:semiHidden="1" w:unhideWhenUsed="1"/>
-    <w:lsdException w:name="Default Paragraph Font" w:semiHidden="1" w:uiPriority="1" w:unhideWhenUsed="1"/>
-    <w:lsdException w:name="Body Text" w:semiHidden="1" w:uiPriority="0" w:qFormat="1"/>
-    <w:lsdException w:name="Body Text Indent" w:semiHidden="1" w:unhideWhenUsed="1"/>
-    <w:lsdException w:name="List Continue" w:semiHidden="1" w:unhideWhenUsed="1"/>
-    <w:lsdException w:name="List Continue 2" w:semiHidden="1" w:unhideWhenUsed="1"/>
-    <w:lsdException w:name="List Continue 3" w:semiHidden="1" w:unhideWhenUsed="1"/>
-    <w:lsdException w:name="List Continue 4" w:semiHidden="1" w:unhideWhenUsed="1"/>
-    <w:lsdException w:name="List Continue 5" w:semiHidden="1" w:unhideWhenUsed="1"/>
-    <w:lsdException w:name="Message Header" w:semiHidden="1" w:unhideWhenUsed="1"/>
-    <w:lsdException w:name="Subtitle" w:uiPriority="11" w:qFormat="1"/>
-    <w:lsdException w:name="Salutation" w:semiHidden="1" w:unhideWhenUsed="1"/>
-    <w:lsdException w:name="Date" w:semiHidden="1" w:unhideWhenUsed="1"/>
-    <w:lsdException w:name="Body Text First Indent" w:semiHidden="1" w:unhideWhenUsed="1"/>
-    <w:lsdException w:name="Body Text First Indent 2" w:semiHidden="1" w:unhideWhenUsed="1"/>
-    <w:lsdException w:name="Note Heading" w:semiHidden="1" w:unhideWhenUsed="1"/>
-    <w:lsdException w:name="Body Text 2" w:semiHidden="1" w:unhideWhenUsed="1"/>
-    <w:lsdException w:name="Body Text 3" w:semiHidden="1" w:unhideWhenUsed="1"/>
-    <w:lsdException w:name="Body Text Indent 2" w:semiHidden="1" w:unhideWhenUsed="1"/>
-    <w:lsdException w:name="Body Text Indent 3" w:semiHidden="1" w:unhideWhenUsed="1"/>
-    <w:lsdException w:name="Block Text" w:semiHidden="1" w:unhideWhenUsed="1"/>
-    <w:lsdException w:name="Hyperlink" w:semiHidden="1" w:uiPriority="0" w:qFormat="1"/>
-    <w:lsdException w:name="FollowedHyperlink" w:semiHidden="1" w:unhideWhenUsed="1"/>
-    <w:lsdException w:name="Strong" w:uiPriority="22" w:qFormat="1"/>
-    <w:lsdException w:name="Emphasis" w:uiPriority="20" w:qFormat="1"/>
-    <w:lsdException w:name="Document Map" w:semiHidden="1" w:unhideWhenUsed="1"/>
-    <w:lsdException w:name="Plain Text" w:semiHidden="1" w:unhideWhenUsed="1"/>
-    <w:lsdException w:name="E-mail Signature" w:semiHidden="1" w:unhideWhenUsed="1"/>
-    <w:lsdException w:name="HTML Top of Form" w:semiHidden="1" w:unhideWhenUsed="1"/>
-    <w:lsdException w:name="HTML Bottom of Form" w:semiHidden="1" w:unhideWhenUsed="1"/>
-    <w:lsdException w:name="Normal (Web)" w:semiHidden="1" w:unhideWhenUsed="1"/>
-    <w:lsdException w:name="HTML Acronym" w:semiHidden="1" w:unhideWhenUsed="1"/>
-    <w:lsdException w:name="HTML Address" w:semiHidden="1" w:unhideWhenUsed="1"/>
-    <w:lsdException w:name="HTML Cite" w:semiHidden="1" w:unhideWhenUsed="1"/>
-    <w:lsdException w:name="HTML Code" w:semiHidden="1" w:unhideWhenUsed="1"/>
-    <w:lsdException w:name="HTML Definition" w:semiHidden="1" w:unhideWhenUsed="1"/>
-    <w:lsdException w:name="HTML Keyboard" w:semiHidden="1" w:unhideWhenUsed="1"/>
-    <w:lsdException w:name="HTML Preformatted" w:semiHidden="1" w:unhideWhenUsed="1"/>
-    <w:lsdException w:name="HTML Sample" w:semiHidden="1" w:unhideWhenUsed="1"/>
-    <w:lsdException w:name="HTML Typewriter" w:semiHidden="1" w:unhideWhenUsed="1"/>
-    <w:lsdException w:name="HTML Variable" w:semiHidden="1" w:unhideWhenUsed="1"/>
-    <w:lsdException w:name="Normal Table" w:semiHidden="1" w:unhideWhenUsed="1"/>
-    <w:lsdException w:name="annotation subject" w:semiHidden="1" w:unhideWhenUsed="1"/>
-    <w:lsdException w:name="No List" w:semiHidden="1" w:unhideWhenUsed="1"/>
-    <w:lsdException w:name="Outline List 1" w:semiHidden="1" w:unhideWhenUsed="1"/>
-    <w:lsdException w:name="Outline List 2" w:semiHidden="1" w:unhideWhenUsed="1"/>
-    <w:lsdException w:name="Outline List 3" w:semiHidden="1" w:unhideWhenUsed="1"/>
-    <w:lsdException w:name="Table Simple 1" w:semiHidden="1" w:uiPriority="0" w:unhideWhenUsed="1" w:qFormat="1"/>
-    <w:lsdException w:name="Table Simple 2" w:semiHidden="1" w:unhideWhenUsed="1"/>
-    <w:lsdException w:name="Table Simple 3" w:semiHidden="1" w:unhideWhenUsed="1"/>
-    <w:lsdException w:name="Table Classic 1" w:semiHidden="1" w:unhideWhenUsed="1"/>
-    <w:lsdException w:name="Table Classic 2" w:semiHidden="1" w:unhideWhenUsed="1"/>
-    <w:lsdException w:name="Table Classic 3" w:semiHidden="1" w:unhideWhenUsed="1"/>
-    <w:lsdException w:name="Table Classic 4" w:semiHidden="1" w:unhideWhenUsed="1"/>
-    <w:lsdException w:name="Table Colorful 1" w:semiHidden="1" w:unhideWhenUsed="1"/>
-    <w:lsdException w:name="Table Colorful 2" w:semiHidden="1" w:unhideWhenUsed="1"/>
-    <w:lsdException w:name="Table Colorful 3" w:semiHidden="1" w:unhideWhenUsed="1"/>
-    <w:lsdException w:name="Table Columns 1" w:semiHidden="1" w:unhideWhenUsed="1"/>
-    <w:lsdException w:name="Table Columns 2" w:semiHidden="1" w:unhideWhenUsed="1"/>
-    <w:lsdException w:name="Table Columns 3" w:semiHidden="1" w:unhideWhenUsed="1"/>
-    <w:lsdException w:name="Table Columns 4" w:semiHidden="1" w:unhideWhenUsed="1"/>
-    <w:lsdException w:name="Table Columns 5" w:semiHidden="1" w:unhideWhenUsed="1"/>
-    <w:lsdException w:name="Table Grid 1" w:semiHidden="1" w:unhideWhenUsed="1"/>
-    <w:lsdException w:name="Table Grid 2" w:semiHidden="1" w:unhideWhenUsed="1"/>
-    <w:lsdException w:name="Table Grid 3" w:semiHidden="1" w:unhideWhenUsed="1"/>
-    <w:lsdException w:name="Table Grid 4" w:semiHidden="1" w:unhideWhenUsed="1"/>
-    <w:lsdException w:name="Table Grid 5" w:semiHidden="1" w:unhideWhenUsed="1"/>
-    <w:lsdException w:name="Table Grid 6" w:semiHidden="1" w:unhideWhenUsed="1"/>
-    <w:lsdException w:name="Table Grid 7" w:semiHidden="1" w:unhideWhenUsed="1"/>
-    <w:lsdException w:name="Table Grid 8" w:semiHidden="1" w:unhideWhenUsed="1"/>
-    <w:lsdException w:name="Table List 1" w:semiHidden="1" w:unhideWhenUsed="1"/>
-    <w:lsdException w:name="Table List 2" w:semiHidden="1" w:unhideWhenUsed="1"/>
-    <w:lsdException w:name="Table List 3" w:semiHidden="1" w:unhideWhenUsed="1"/>
-    <w:lsdException w:name="Table List 4" w:semiHidden="1" w:unhideWhenUsed="1"/>
-    <w:lsdException w:name="Table List 5" w:semiHidden="1" w:unhideWhenUsed="1"/>
-    <w:lsdException w:name="Table List 6" w:semiHidden="1" w:unhideWhenUsed="1"/>
-    <w:lsdException w:name="Table List 7" w:semiHidden="1" w:unhideWhenUsed="1"/>
-    <w:lsdException w:name="Table List 8" w:semiHidden="1" w:unhideWhenUsed="1"/>
-    <w:lsdException w:name="Table 3D effects 1" w:semiHidden="1" w:unhideWhenUsed="1"/>
-    <w:lsdException w:name="Table 3D effects 2" w:semiHidden="1" w:unhideWhenUsed="1"/>
-    <w:lsdException w:name="Table 3D effects 3" w:semiHidden="1" w:unhideWhenUsed="1"/>
-    <w:lsdException w:name="Table Contemporary" w:semiHidden="1" w:unhideWhenUsed="1"/>
-    <w:lsdException w:name="Table Elegant" w:semiHidden="1" w:unhideWhenUsed="1"/>
-    <w:lsdException w:name="Table Professional" w:semiHidden="1" w:unhideWhenUsed="1"/>
-    <w:lsdException w:name="Table Subtle 1" w:semiHidden="1" w:unhideWhenUsed="1"/>
-    <w:lsdException w:name="Table Subtle 2" w:semiHidden="1" w:unhideWhenUsed="1"/>
-    <w:lsdException w:name="Table Web 1" w:semiHidden="1" w:unhideWhenUsed="1"/>
-    <w:lsdException w:name="Table Web 2" w:semiHidden="1" w:unhideWhenUsed="1"/>
-    <w:lsdException w:name="Table Web 3" w:semiHidden="1" w:unhideWhenUsed="1"/>
-    <w:lsdException w:name="Balloon Text" w:uiPriority="0" w:qFormat="1"/>
-    <w:lsdException w:name="Table Grid" w:semiHidden="1" w:uiPriority="59" w:unhideWhenUsed="1"/>
-    <w:lsdException w:name="Table Theme" w:semiHidden="1" w:unhideWhenUsed="1"/>
-    <w:lsdException w:name="Placeholder Text" w:semiHidden="1"/>
-    <w:lsdException w:name="No Spacing" w:uiPriority="1" w:qFormat="1"/>
-    <w:lsdException w:name="Light Shading"/>
-    <w:lsdException w:name="Light List"/>
-    <w:lsdException w:name="Light Grid"/>
-    <w:lsdException w:name="Medium Shading 1"/>
-    <w:lsdException w:name="Medium Shading 2"/>
-    <w:lsdException w:name="Medium List 1"/>
-    <w:lsdException w:name="Medium List 2"/>
-    <w:lsdException w:name="Medium Grid 1"/>
-    <w:lsdException w:name="Medium Grid 2"/>
-    <w:lsdException w:name="Medium Grid 3"/>
-    <w:lsdException w:name="Dark List"/>
-    <w:lsdException w:name="Colorful Shading"/>
-    <w:lsdException w:name="Colorful List"/>
-    <w:lsdException w:name="Colorful Grid"/>
-    <w:lsdException w:name="Light Shading Accent 1"/>
-    <w:lsdException w:name="Light List Accent 1"/>
-    <w:lsdException w:name="Light Grid Accent 1"/>
-    <w:lsdException w:name="Medium Shading 1 Accent 1"/>
-    <w:lsdException w:name="Medium Shading 2 Accent 1"/>
-    <w:lsdException w:name="Medium List 1 Accent 1"/>
-    <w:lsdException w:name="Revision" w:semiHidden="1"/>
-    <w:lsdException w:name="List Paragraph" w:uiPriority="34" w:qFormat="1"/>
-    <w:lsdException w:name="Quote" w:uiPriority="29" w:qFormat="1"/>
-    <w:lsdException w:name="Intense Quote" w:uiPriority="30" w:qFormat="1"/>
-    <w:lsdException w:name="Medium List 2 Accent 1"/>
-    <w:lsdException w:name="Medium Grid 1 Accent 1"/>
-    <w:lsdException w:name="Medium Grid 2 Accent 1"/>
-    <w:lsdException w:name="Medium Grid 3 Accent 1"/>
-    <w:lsdException w:name="Dark List Accent 1"/>
-    <w:lsdException w:name="Colorful Shading Accent 1"/>
-    <w:lsdException w:name="Colorful List Accent 1"/>
-    <w:lsdException w:name="Colorful Grid Accent 1"/>
-    <w:lsdException w:name="Light Shading Accent 2"/>
-    <w:lsdException w:name="Light List Accent 2"/>
-    <w:lsdException w:name="Light Grid Accent 2"/>
-    <w:lsdException w:name="Medium Shading 1 Accent 2"/>
-    <w:lsdException w:name="Medium Shading 2 Accent 2"/>
-    <w:lsdException w:name="Medium List 1 Accent 2"/>
-    <w:lsdException w:name="Medium List 2 Accent 2"/>
-    <w:lsdException w:name="Medium Grid 1 Accent 2"/>
-    <w:lsdException w:name="Medium Grid 2 Accent 2"/>
-    <w:lsdException w:name="Medium Grid 3 Accent 2"/>
-    <w:lsdException w:name="Dark List Accent 2"/>
-    <w:lsdException w:name="Colorful Shading Accent 2"/>
-    <w:lsdException w:name="Colorful List Accent 2"/>
-    <w:lsdException w:name="Colorful Grid Accent 2"/>
-    <w:lsdException w:name="Light Shading Accent 3"/>
-    <w:lsdException w:name="Light List Accent 3"/>
-    <w:lsdException w:name="Light Grid Accent 3"/>
-    <w:lsdException w:name="Medium Shading 1 Accent 3"/>
-    <w:lsdException w:name="Medium Shading 2 Accent 3"/>
-    <w:lsdException w:name="Medium List 1 Accent 3"/>
-    <w:lsdException w:name="Medium List 2 Accent 3"/>
-    <w:lsdException w:name="Medium Grid 1 Accent 3"/>
-    <w:lsdException w:name="Medium Grid 2 Accent 3"/>
-    <w:lsdException w:name="Medium Grid 3 Accent 3"/>
-    <w:lsdException w:name="Dark List Accent 3"/>
-    <w:lsdException w:name="Colorful Shading Accent 3"/>
-    <w:lsdException w:name="Colorful List Accent 3"/>
-    <w:lsdException w:name="Colorful Grid Accent 3"/>
-    <w:lsdException w:name="Light Shading Accent 4"/>
-    <w:lsdException w:name="Light List Accent 4"/>
-    <w:lsdException w:name="Light Grid Accent 4"/>
-    <w:lsdException w:name="Medium Shading 1 Accent 4"/>
-    <w:lsdException w:name="Medium Shading 2 Accent 4"/>
-    <w:lsdException w:name="Medium List 1 Accent 4"/>
-    <w:lsdException w:name="Medium List 2 Accent 4"/>
-    <w:lsdException w:name="Medium Grid 1 Accent 4"/>
-    <w:lsdException w:name="Medium Grid 2 Accent 4"/>
-    <w:lsdException w:name="Medium Grid 3 Accent 4"/>
-    <w:lsdException w:name="Dark List Accent 4"/>
-    <w:lsdException w:name="Colorful Shading Accent 4"/>
-    <w:lsdException w:name="Colorful List Accent 4"/>
-    <w:lsdException w:name="Colorful Grid Accent 4"/>
-    <w:lsdException w:name="Light Shading Accent 5"/>
-    <w:lsdException w:name="Light List Accent 5"/>
-    <w:lsdException w:name="Light Grid Accent 5"/>
-    <w:lsdException w:name="Medium Shading 1 Accent 5"/>
-    <w:lsdException w:name="Medium Shading 2 Accent 5"/>
-    <w:lsdException w:name="Medium List 1 Accent 5"/>
-    <w:lsdException w:name="Medium List 2 Accent 5"/>
-    <w:lsdException w:name="Medium Grid 1 Accent 5"/>
-    <w:lsdException w:name="Medium Grid 2 Accent 5"/>
-    <w:lsdException w:name="Medium Grid 3 Accent 5"/>
-    <w:lsdException w:name="Dark List Accent 5"/>
-    <w:lsdException w:name="Colorful Shading Accent 5"/>
-    <w:lsdException w:name="Colorful List Accent 5"/>
-    <w:lsdException w:name="Colorful Grid Accent 5"/>
-    <w:lsdException w:name="Light Shading Accent 6"/>
-    <w:lsdException w:name="Light List Accent 6"/>
-    <w:lsdException w:name="Light Grid Accent 6"/>
-    <w:lsdException w:name="Medium Shading 1 Accent 6"/>
-    <w:lsdException w:name="Medium Shading 2 Accent 6"/>
-    <w:lsdException w:name="Medium List 1 Accent 6"/>
-    <w:lsdException w:name="Medium List 2 Accent 6"/>
-    <w:lsdException w:name="Medium Grid 1 Accent 6"/>
-    <w:lsdException w:name="Medium Grid 2 Accent 6"/>
-    <w:lsdException w:name="Medium Grid 3 Accent 6"/>
-    <w:lsdException w:name="Dark List Accent 6"/>
-    <w:lsdException w:name="Colorful Shading Accent 6"/>
-    <w:lsdException w:name="Colorful List Accent 6"/>
-    <w:lsdException w:name="Colorful Grid Accent 6"/>
-    <w:lsdException w:name="Subtle Emphasis" w:uiPriority="19" w:qFormat="1"/>
-    <w:lsdException w:name="Intense Emphasis" w:uiPriority="21" w:qFormat="1"/>
-    <w:lsdException w:name="Subtle Reference" w:uiPriority="31" w:qFormat="1"/>
-    <w:lsdException w:name="Intense Reference" w:uiPriority="32" w:qFormat="1"/>
-    <w:lsdException w:name="Book Title" w:uiPriority="33" w:qFormat="1"/>
-    <w:lsdException w:name="Bibliography" w:semiHidden="1" w:uiPriority="37" w:unhideWhenUsed="1"/>
-    <w:lsdException w:name="TOC Heading" w:semiHidden="1" w:uiPriority="39" w:unhideWhenUsed="1" w:qFormat="1"/>
-    <w:lsdException w:name="Plain Table 1" w:uiPriority="41"/>
-    <w:lsdException w:name="Plain Table 2" w:uiPriority="42"/>
-    <w:lsdException w:name="Plain Table 3" w:uiPriority="43"/>
-    <w:lsdException w:name="Plain Table 4" w:uiPriority="44"/>
-    <w:lsdException w:name="Plain Table 5" w:uiPriority="45"/>
-    <w:lsdException w:name="Grid Table Light" w:uiPriority="40"/>
-    <w:lsdException w:name="Grid Table 1 Light" w:uiPriority="46"/>
-    <w:lsdException w:name="Grid Table 2" w:uiPriority="47"/>
-    <w:lsdException w:name="Grid Table 3" w:uiPriority="48"/>
-    <w:lsdException w:name="Grid Table 4" w:uiPriority="49"/>
-    <w:lsdException w:name="Grid Table 5 Dark" w:uiPriority="50"/>
-    <w:lsdException w:name="Grid Table 6 Colorful" w:uiPriority="51"/>
-    <w:lsdException w:name="Grid Table 7 Colorful" w:uiPriority="52"/>
-    <w:lsdException w:name="Grid Table 1 Light Accent 1" w:uiPriority="46"/>
-    <w:lsdException w:name="Grid Table 2 Accent 1" w:uiPriority="47"/>
-    <w:lsdException w:name="Grid Table 3 Accent 1" w:uiPriority="48"/>
-    <w:lsdException w:name="Grid Table 4 Accent 1" w:uiPriority="49"/>
-    <w:lsdException w:name="Grid Table 5 Dark Accent 1" w:uiPriority="50"/>
-    <w:lsdException w:name="Grid Table 6 Colorful Accent 1" w:uiPriority="51"/>
-    <w:lsdException w:name="Grid Table 7 Colorful Accent 1" w:uiPriority="52"/>
-    <w:lsdException w:name="Grid Table 1 Light Accent 2" w:uiPriority="46"/>
-    <w:lsdException w:name="Grid Table 2 Accent 2" w:uiPriority="47"/>
-    <w:lsdException w:name="Grid Table 3 Accent 2" w:uiPriority="48"/>
-    <w:lsdException w:name="Grid Table 4 Accent 2" w:uiPriority="49"/>
-    <w:lsdException w:name="Grid Table 5 Dark Accent 2" w:uiPriority="50"/>
-    <w:lsdException w:name="Grid Table 6 Colorful Accent 2" w:uiPriority="51"/>
-    <w:lsdException w:name="Grid Table 7 Colorful Accent 2" w:uiPriority="52"/>
-    <w:lsdException w:name="Grid Table 1 Light Accent 3" w:uiPriority="46"/>
-    <w:lsdException w:name="Grid Table 2 Accent 3" w:uiPriority="47"/>
-    <w:lsdException w:name="Grid Table 3 Accent 3" w:uiPriority="48"/>
-    <w:lsdException w:name="Grid Table 4 Accent 3" w:uiPriority="49"/>
-    <w:lsdException w:name="Grid Table 5 Dark Accent 3" w:uiPriority="50"/>
-    <w:lsdException w:name="Grid Table 6 Colorful Accent 3" w:uiPriority="51"/>
-    <w:lsdException w:name="Grid Table 7 Colorful Accent 3" w:uiPriority="52"/>
-    <w:lsdException w:name="Grid Table 1 Light Accent 4" w:uiPriority="46"/>
-    <w:lsdException w:name="Grid Table 2 Accent 4" w:uiPriority="47"/>
-    <w:lsdException w:name="Grid Table 3 Accent 4" w:uiPriority="48"/>
-    <w:lsdException w:name="Grid Table 4 Accent 4" w:uiPriority="49"/>
-    <w:lsdException w:name="Grid Table 5 Dark Accent 4" w:uiPriority="50"/>
-    <w:lsdException w:name="Grid Table 6 Colorful Accent 4" w:uiPriority="51"/>
-    <w:lsdException w:name="Grid Table 7 Colorful Accent 4" w:uiPriority="52"/>
-    <w:lsdException w:name="Grid Table 1 Light Accent 5" w:uiPriority="46"/>
-    <w:lsdException w:name="Grid Table 2 Accent 5" w:uiPriority="47"/>
-    <w:lsdException w:name="Grid Table 3 Accent 5" w:uiPriority="48"/>
-    <w:lsdException w:name="Grid Table 4 Accent 5" w:uiPriority="49"/>
-    <w:lsdException w:name="Grid Table 5 Dark Accent 5" w:uiPriority="50"/>
-    <w:lsdException w:name="Grid Table 6 Colorful Accent 5" w:uiPriority="51"/>
-    <w:lsdException w:name="Grid Table 7 Colorful Accent 5" w:uiPriority="52"/>
-    <w:lsdException w:name="Grid Table 1 Light Accent 6" w:uiPriority="46"/>
-    <w:lsdException w:name="Grid Table 2 Accent 6" w:uiPriority="47"/>
-    <w:lsdException w:name="Grid Table 3 Accent 6" w:uiPriority="48"/>
-    <w:lsdException w:name="Grid Table 4 Accent 6" w:uiPriority="49"/>
-    <w:lsdException w:name="Grid Table 5 Dark Accent 6" w:uiPriority="50"/>
-    <w:lsdException w:name="Grid Table 6 Colorful Accent 6" w:uiPriority="51"/>
-    <w:lsdException w:name="Grid Table 7 Colorful Accent 6" w:uiPriority="52"/>
-    <w:lsdException w:name="List Table 1 Light" w:uiPriority="46"/>
-    <w:lsdException w:name="List Table 2" w:uiPriority="47"/>
-    <w:lsdException w:name="List Table 3" w:uiPriority="48"/>
-    <w:lsdException w:name="List Table 4" w:uiPriority="49"/>
-    <w:lsdException w:name="List Table 5 Dark" w:uiPriority="50"/>
-    <w:lsdException w:name="List Table 6 Colorful" w:uiPriority="51"/>
-    <w:lsdException w:name="List Table 7 Colorful" w:uiPriority="52"/>
-    <w:lsdException w:name="List Table 1 Light Accent 1" w:uiPriority="46"/>
-    <w:lsdException w:name="List Table 2 Accent 1" w:uiPriority="47"/>
-    <w:lsdException w:name="List Table 3 Accent 1" w:uiPriority="48"/>
-    <w:lsdException w:name="List Table 4 Accent 1" w:uiPriority="49"/>
-    <w:lsdException w:name="List Table 5 Dark Accent 1" w:uiPriority="50"/>
-    <w:lsdException w:name="List Table 6 Colorful Accent 1" w:uiPriority="51"/>
-    <w:lsdException w:name="List Table 7 Colorful Accent 1" w:uiPriority="52"/>
-    <w:lsdException w:name="List Table 1 Light Accent 2" w:uiPriority="46"/>
-    <w:lsdException w:name="List Table 2 Accent 2" w:uiPriority="47"/>
-    <w:lsdException w:name="List Table 3 Accent 2" w:uiPriority="48"/>
-    <w:lsdException w:name="List Table 4 Accent 2" w:uiPriority="49"/>
-    <w:lsdException w:name="List Table 5 Dark Accent 2" w:uiPriority="50"/>
-    <w:lsdException w:name="List Table 6 Colorful Accent 2" w:uiPriority="51"/>
-    <w:lsdException w:name="List Table 7 Colorful Accent 2" w:uiPriority="52"/>
-    <w:lsdException w:name="List Table 1 Light Accent 3" w:uiPriority="46"/>
-    <w:lsdException w:name="List Table 2 Accent 3" w:uiPriority="47"/>
-    <w:lsdException w:name="List Table 3 Accent 3" w:uiPriority="48"/>
-    <w:lsdException w:name="List Table 4 Accent 3" w:uiPriority="49"/>
-    <w:lsdException w:name="List Table 5 Dark Accent 3" w:uiPriority="50"/>
-    <w:lsdException w:name="List Table 6 Colorful Accent 3" w:uiPriority="51"/>
-    <w:lsdException w:name="List Table 7 Colorful Accent 3" w:uiPriority="52"/>
-    <w:lsdException w:name="List Table 1 Light Accent 4" w:uiPriority="46"/>
-    <w:lsdException w:name="List Table 2 Accent 4" w:uiPriority="47"/>
-    <w:lsdException w:name="List Table 3 Accent 4" w:uiPriority="48"/>
-    <w:lsdException w:name="List Table 4 Accent 4" w:uiPriority="49"/>
-    <w:lsdException w:name="List Table 5 Dark Accent 4" w:uiPriority="50"/>
-    <w:lsdException w:name="List Table 6 Colorful Accent 4" w:uiPriority="51"/>
-    <w:lsdException w:name="List Table 7 Colorful Accent 4" w:uiPriority="52"/>
-    <w:lsdException w:name="List Table 1 Light Accent 5" w:uiPriority="46"/>
-    <w:lsdException w:name="List Table 2 Accent 5" w:uiPriority="47"/>
-    <w:lsdException w:name="List Table 3 Accent 5" w:uiPriority="48"/>
-    <w:lsdException w:name="List Table 4 Accent 5" w:uiPriority="49"/>
-    <w:lsdException w:name="List Table 5 Dark Accent 5" w:uiPriority="50"/>
-    <w:lsdException w:name="List Table 6 Colorful Accent 5" w:uiPriority="51"/>
-    <w:lsdException w:name="List Table 7 Colorful Accent 5" w:uiPriority="52"/>
-    <w:lsdException w:name="List Table 1 Light Accent 6" w:uiPriority="46"/>
-    <w:lsdException w:name="List Table 2 Accent 6" w:uiPriority="47"/>
-    <w:lsdException w:name="List Table 3 Accent 6" w:uiPriority="48"/>
-    <w:lsdException w:name="List Table 4 Accent 6" w:uiPriority="49"/>
-    <w:lsdException w:name="List Table 5 Dark Accent 6" w:uiPriority="50"/>
-    <w:lsdException w:name="List Table 6 Colorful Accent 6" w:uiPriority="51"/>
-    <w:lsdException w:name="List Table 7 Colorful Accent 6" w:uiPriority="52"/>
-    <w:lsdException w:name="Mention" w:semiHidden="1" w:unhideWhenUsed="1"/>
-    <w:lsdException w:name="Smart Hyperlink" w:semiHidden="1" w:unhideWhenUsed="1"/>
-    <w:lsdException w:name="Hashtag" w:semiHidden="1" w:unhideWhenUsed="1"/>
-    <w:lsdException w:name="Unresolved Mention" w:semiHidden="1" w:unhideWhenUsed="1"/>
-    <w:lsdException w:name="Smart Link" w:semiHidden="1" w:unhideWhenUsed="1"/>
+  <w:latentStyles w:defLockedState="0" w:defUIPriority="99" w:defSemiHidden="1" w:defUnhideWhenUsed="1" w:defQFormat="0" w:count="267">
+    <w:lsdException w:name="Normal" w:semiHidden="0" w:uiPriority="0" w:unhideWhenUsed="0" w:qFormat="1"/>
+    <w:lsdException w:name="heading 1" w:semiHidden="0" w:uiPriority="9" w:unhideWhenUsed="0" w:qFormat="1"/>
+    <w:lsdException w:name="heading 2" w:uiPriority="9" w:qFormat="1"/>
+    <w:lsdException w:name="heading 3" w:uiPriority="9" w:qFormat="1"/>
+    <w:lsdException w:name="heading 4" w:uiPriority="9" w:qFormat="1"/>
+    <w:lsdException w:name="heading 5" w:uiPriority="9" w:qFormat="1"/>
+    <w:lsdException w:name="heading 6" w:uiPriority="9" w:qFormat="1"/>
+    <w:lsdException w:name="heading 7" w:uiPriority="9" w:qFormat="1"/>
+    <w:lsdException w:name="heading 8" w:uiPriority="9" w:qFormat="1"/>
+    <w:lsdException w:name="heading 9" w:uiPriority="9" w:qFormat="1"/>
+    <w:lsdException w:name="toc 1" w:uiPriority="39" w:qFormat="1"/>
+    <w:lsdException w:name="toc 2" w:uiPriority="39" w:qFormat="1"/>
+    <w:lsdException w:name="toc 3" w:uiPriority="39" w:qFormat="1"/>
+    <w:lsdException w:name="toc 4" w:uiPriority="39" w:qFormat="1"/>
+    <w:lsdException w:name="toc 5" w:uiPriority="39" w:qFormat="1"/>
+    <w:lsdException w:name="toc 6" w:uiPriority="39" w:qFormat="1"/>
+    <w:lsdException w:name="toc 7" w:uiPriority="39" w:qFormat="1"/>
+    <w:lsdException w:name="toc 8" w:uiPriority="39" w:qFormat="1"/>
+    <w:lsdException w:name="toc 9" w:uiPriority="39" w:qFormat="1"/>
+    <w:lsdException w:name="footnote text" w:qFormat="1"/>
+    <w:lsdException w:name="header" w:qFormat="1"/>
+    <w:lsdException w:name="footer" w:qFormat="1"/>
+    <w:lsdException w:name="caption" w:uiPriority="0" w:unhideWhenUsed="0" w:qFormat="1"/>
+    <w:lsdException w:name="table of figures" w:qFormat="1"/>
+    <w:lsdException w:name="footnote reference" w:qFormat="1"/>
+    <w:lsdException w:name="line number" w:uiPriority="0" w:unhideWhenUsed="0" w:qFormat="1"/>
+    <w:lsdException w:name="endnote reference" w:qFormat="1"/>
+    <w:lsdException w:name="endnote text" w:qFormat="1"/>
+    <w:lsdException w:name="List" w:semiHidden="0" w:uiPriority="0" w:unhideWhenUsed="0" w:qFormat="1"/>
+    <w:lsdException w:name="Title" w:semiHidden="0" w:uiPriority="10" w:unhideWhenUsed="0" w:qFormat="1"/>
+    <w:lsdException w:name="Default Paragraph Font" w:uiPriority="1"/>
+    <w:lsdException w:name="Body Text" w:uiPriority="0" w:unhideWhenUsed="0" w:qFormat="1"/>
+    <w:lsdException w:name="Subtitle" w:semiHidden="0" w:uiPriority="11" w:unhideWhenUsed="0" w:qFormat="1"/>
+    <w:lsdException w:name="Hyperlink" w:uiPriority="0" w:unhideWhenUsed="0" w:qFormat="1"/>
+    <w:lsdException w:name="Strong" w:semiHidden="0" w:uiPriority="22" w:unhideWhenUsed="0" w:qFormat="1"/>
+    <w:lsdException w:name="Emphasis" w:semiHidden="0" w:uiPriority="20" w:unhideWhenUsed="0" w:qFormat="1"/>
+    <w:lsdException w:name="Table Simple 1" w:uiPriority="0" w:qFormat="1"/>
+    <w:lsdException w:name="Balloon Text" w:semiHidden="0" w:uiPriority="0" w:unhideWhenUsed="0" w:qFormat="1"/>
+    <w:lsdException w:name="Table Grid" w:uiPriority="59"/>
+    <w:lsdException w:name="Placeholder Text" w:unhideWhenUsed="0"/>
+    <w:lsdException w:name="No Spacing" w:semiHidden="0" w:uiPriority="1" w:unhideWhenUsed="0" w:qFormat="1"/>
+    <w:lsdException w:name="Light Shading" w:semiHidden="0" w:unhideWhenUsed="0"/>
+    <w:lsdException w:name="Light List" w:semiHidden="0" w:unhideWhenUsed="0"/>
+    <w:lsdException w:name="Light Grid" w:semiHidden="0" w:unhideWhenUsed="0"/>
+    <w:lsdException w:name="Medium Shading 1" w:semiHidden="0" w:unhideWhenUsed="0"/>
+    <w:lsdException w:name="Medium Shading 2" w:semiHidden="0" w:unhideWhenUsed="0"/>
+    <w:lsdException w:name="Medium List 1" w:semiHidden="0" w:unhideWhenUsed="0"/>
+    <w:lsdException w:name="Medium List 2" w:semiHidden="0" w:unhideWhenUsed="0"/>
+    <w:lsdException w:name="Medium Grid 1" w:semiHidden="0" w:unhideWhenUsed="0"/>
+    <w:lsdException w:name="Medium Grid 2" w:semiHidden="0" w:unhideWhenUsed="0"/>
+    <w:lsdException w:name="Medium Grid 3" w:semiHidden="0" w:unhideWhenUsed="0"/>
+    <w:lsdException w:name="Dark List" w:semiHidden="0" w:unhideWhenUsed="0"/>
+    <w:lsdException w:name="Colorful Shading" w:semiHidden="0" w:unhideWhenUsed="0"/>
+    <w:lsdException w:name="Colorful List" w:semiHidden="0" w:unhideWhenUsed="0"/>
+    <w:lsdException w:name="Colorful Grid" w:semiHidden="0" w:unhideWhenUsed="0"/>
+    <w:lsdException w:name="Light Shading Accent 1" w:semiHidden="0" w:unhideWhenUsed="0"/>
+    <w:lsdException w:name="Light List Accent 1" w:semiHidden="0" w:unhideWhenUsed="0"/>
+    <w:lsdException w:name="Light Grid Accent 1" w:semiHidden="0" w:unhideWhenUsed="0"/>
+    <w:lsdException w:name="Medium Shading 1 Accent 1" w:semiHidden="0" w:unhideWhenUsed="0"/>
+    <w:lsdException w:name="Medium Shading 2 Accent 1" w:semiHidden="0" w:unhideWhenUsed="0"/>
+    <w:lsdException w:name="Medium List 1 Accent 1" w:semiHidden="0" w:unhideWhenUsed="0"/>
+    <w:lsdException w:name="Revision" w:unhideWhenUsed="0"/>
+    <w:lsdException w:name="List Paragraph" w:semiHidden="0" w:uiPriority="34" w:unhideWhenUsed="0" w:qFormat="1"/>
+    <w:lsdException w:name="Quote" w:semiHidden="0" w:uiPriority="29" w:unhideWhenUsed="0" w:qFormat="1"/>
+    <w:lsdException w:name="Intense Quote" w:semiHidden="0" w:uiPriority="30" w:unhideWhenUsed="0" w:qFormat="1"/>
+    <w:lsdException w:name="Medium List 2 Accent 1" w:semiHidden="0" w:unhideWhenUsed="0"/>
+    <w:lsdException w:name="Medium Grid 1 Accent 1" w:semiHidden="0" w:unhideWhenUsed="0"/>
+    <w:lsdException w:name="Medium Grid 2 Accent 1" w:semiHidden="0" w:unhideWhenUsed="0"/>
+    <w:lsdException w:name="Medium Grid 3 Accent 1" w:semiHidden="0" w:unhideWhenUsed="0"/>
+    <w:lsdException w:name="Dark List Accent 1" w:semiHidden="0" w:unhideWhenUsed="0"/>
+    <w:lsdException w:name="Colorful Shading Accent 1" w:semiHidden="0" w:unhideWhenUsed="0"/>
+    <w:lsdException w:name="Colorful List Accent 1" w:semiHidden="0" w:unhideWhenUsed="0"/>
+    <w:lsdException w:name="Colorful Grid Accent 1" w:semiHidden="0" w:unhideWhenUsed="0"/>
+    <w:lsdException w:name="Light Shading Accent 2" w:semiHidden="0" w:unhideWhenUsed="0"/>
+    <w:lsdException w:name="Light List Accent 2" w:semiHidden="0" w:unhideWhenUsed="0"/>
+    <w:lsdException w:name="Light Grid Accent 2" w:semiHidden="0" w:unhideWhenUsed="0"/>
+    <w:lsdException w:name="Medium Shading 1 Accent 2" w:semiHidden="0" w:unhideWhenUsed="0"/>
+    <w:lsdException w:name="Medium Shading 2 Accent 2" w:semiHidden="0" w:unhideWhenUsed="0"/>
+    <w:lsdException w:name="Medium List 1 Accent 2" w:semiHidden="0" w:unhideWhenUsed="0"/>
+    <w:lsdException w:name="Medium List 2 Accent 2" w:semiHidden="0" w:unhideWhenUsed="0"/>
+    <w:lsdException w:name="Medium Grid 1 Accent 2" w:semiHidden="0" w:unhideWhenUsed="0"/>
+    <w:lsdException w:name="Medium Grid 2 Accent 2" w:semiHidden="0" w:unhideWhenUsed="0"/>
+    <w:lsdException w:name="Medium Grid 3 Accent 2" w:semiHidden="0" w:unhideWhenUsed="0"/>
+    <w:lsdException w:name="Dark List Accent 2" w:semiHidden="0" w:unhideWhenUsed="0"/>
+    <w:lsdException w:name="Colorful Shading Accent 2" w:semiHidden="0" w:unhideWhenUsed="0"/>
+    <w:lsdException w:name="Colorful List Accent 2" w:semiHidden="0" w:unhideWhenUsed="0"/>
+    <w:lsdException w:name="Colorful Grid Accent 2" w:semiHidden="0" w:unhideWhenUsed="0"/>
+    <w:lsdException w:name="Light Shading Accent 3" w:semiHidden="0" w:unhideWhenUsed="0"/>
+    <w:lsdException w:name="Light List Accent 3" w:semiHidden="0" w:unhideWhenUsed="0"/>
+    <w:lsdException w:name="Light Grid Accent 3" w:semiHidden="0" w:unhideWhenUsed="0"/>
+    <w:lsdException w:name="Medium Shading 1 Accent 3" w:semiHidden="0" w:unhideWhenUsed="0"/>
+    <w:lsdException w:name="Medium Shading 2 Accent 3" w:semiHidden="0" w:unhideWhenUsed="0"/>
+    <w:lsdException w:name="Medium List 1 Accent 3" w:semiHidden="0" w:unhideWhenUsed="0"/>
+    <w:lsdException w:name="Medium List 2 Accent 3" w:semiHidden="0" w:unhideWhenUsed="0"/>
+    <w:lsdException w:name="Medium Grid 1 Accent 3" w:semiHidden="0" w:unhideWhenUsed="0"/>
+    <w:lsdException w:name="Medium Grid 2 Accent 3" w:semiHidden="0" w:unhideWhenUsed="0"/>
+    <w:lsdException w:name="Medium Grid 3 Accent 3" w:semiHidden="0" w:unhideWhenUsed="0"/>
+    <w:lsdException w:name="Dark List Accent 3" w:semiHidden="0" w:unhideWhenUsed="0"/>
+    <w:lsdException w:name="Colorful Shading Accent 3" w:semiHidden="0" w:unhideWhenUsed="0"/>
+    <w:lsdException w:name="Colorful List Accent 3" w:semiHidden="0" w:unhideWhenUsed="0"/>
+    <w:lsdException w:name="Colorful Grid Accent 3" w:semiHidden="0" w:unhideWhenUsed="0"/>
+    <w:lsdException w:name="Light Shading Accent 4" w:semiHidden="0" w:unhideWhenUsed="0"/>
+    <w:lsdException w:name="Light List Accent 4" w:semiHidden="0" w:unhideWhenUsed="0"/>
+    <w:lsdException w:name="Light Grid Accent 4" w:semiHidden="0" w:unhideWhenUsed="0"/>
+    <w:lsdException w:name="Medium Shading 1 Accent 4" w:semiHidden="0" w:unhideWhenUsed="0"/>
+    <w:lsdException w:name="Medium Shading 2 Accent 4" w:semiHidden="0" w:unhideWhenUsed="0"/>
+    <w:lsdException w:name="Medium List 1 Accent 4" w:semiHidden="0" w:unhideWhenUsed="0"/>
+    <w:lsdException w:name="Medium List 2 Accent 4" w:semiHidden="0" w:unhideWhenUsed="0"/>
+    <w:lsdException w:name="Medium Grid 1 Accent 4" w:semiHidden="0" w:unhideWhenUsed="0"/>
+    <w:lsdException w:name="Medium Grid 2 Accent 4" w:semiHidden="0" w:unhideWhenUsed="0"/>
+    <w:lsdException w:name="Medium Grid 3 Accent 4" w:semiHidden="0" w:unhideWhenUsed="0"/>
+    <w:lsdException w:name="Dark List Accent 4" w:semiHidden="0" w:unhideWhenUsed="0"/>
+    <w:lsdException w:name="Colorful Shading Accent 4" w:semiHidden="0" w:unhideWhenUsed="0"/>
+    <w:lsdException w:name="Colorful List Accent 4" w:semiHidden="0" w:unhideWhenUsed="0"/>
+    <w:lsdException w:name="Colorful Grid Accent 4" w:semiHidden="0" w:unhideWhenUsed="0"/>
+    <w:lsdException w:name="Light Shading Accent 5" w:semiHidden="0" w:unhideWhenUsed="0"/>
+    <w:lsdException w:name="Light List Accent 5" w:semiHidden="0" w:unhideWhenUsed="0"/>
+    <w:lsdException w:name="Light Grid Accent 5" w:semiHidden="0" w:unhideWhenUsed="0"/>
+    <w:lsdException w:name="Medium Shading 1 Accent 5" w:semiHidden="0" w:unhideWhenUsed="0"/>
+    <w:lsdException w:name="Medium Shading 2 Accent 5" w:semiHidden="0" w:unhideWhenUsed="0"/>
+    <w:lsdException w:name="Medium List 1 Accent 5" w:semiHidden="0" w:unhideWhenUsed="0"/>
+    <w:lsdException w:name="Medium List 2 Accent 5" w:semiHidden="0" w:unhideWhenUsed="0"/>
+    <w:lsdException w:name="Medium Grid 1 Accent 5" w:semiHidden="0" w:unhideWhenUsed="0"/>
+    <w:lsdException w:name="Medium Grid 2 Accent 5" w:semiHidden="0" w:unhideWhenUsed="0"/>
+    <w:lsdException w:name="Medium Grid 3 Accent 5" w:semiHidden="0" w:unhideWhenUsed="0"/>
+    <w:lsdException w:name="Dark List Accent 5" w:semiHidden="0" w:unhideWhenUsed="0"/>
+    <w:lsdException w:name="Colorful Shading Accent 5" w:semiHidden="0" w:unhideWhenUsed="0"/>
+    <w:lsdException w:name="Colorful List Accent 5" w:semiHidden="0" w:unhideWhenUsed="0"/>
+    <w:lsdException w:name="Colorful Grid Accent 5" w:semiHidden="0" w:unhideWhenUsed="0"/>
+    <w:lsdException w:name="Light Shading Accent 6" w:semiHidden="0" w:unhideWhenUsed="0"/>
+    <w:lsdException w:name="Light List Accent 6" w:semiHidden="0" w:unhideWhenUsed="0"/>
+    <w:lsdException w:name="Light Grid Accent 6" w:semiHidden="0" w:unhideWhenUsed="0"/>
+    <w:lsdException w:name="Medium Shading 1 Accent 6" w:semiHidden="0" w:unhideWhenUsed="0"/>
+    <w:lsdException w:name="Medium Shading 2 Accent 6" w:semiHidden="0" w:unhideWhenUsed="0"/>
+    <w:lsdException w:name="Medium List 1 Accent 6" w:semiHidden="0" w:unhideWhenUsed="0"/>
+    <w:lsdException w:name="Medium List 2 Accent 6" w:semiHidden="0" w:unhideWhenUsed="0"/>
+    <w:lsdException w:name="Medium Grid 1 Accent 6" w:semiHidden="0" w:unhideWhenUsed="0"/>
+    <w:lsdException w:name="Medium Grid 2 Accent 6" w:semiHidden="0" w:unhideWhenUsed="0"/>
+    <w:lsdException w:name="Medium Grid 3 Accent 6" w:semiHidden="0" w:unhideWhenUsed="0"/>
+    <w:lsdException w:name="Dark List Accent 6" w:semiHidden="0" w:unhideWhenUsed="0"/>
+    <w:lsdException w:name="Colorful Shading Accent 6" w:semiHidden="0" w:unhideWhenUsed="0"/>
+    <w:lsdException w:name="Colorful List Accent 6" w:semiHidden="0" w:unhideWhenUsed="0"/>
+    <w:lsdException w:name="Colorful Grid Accent 6" w:semiHidden="0" w:unhideWhenUsed="0"/>
+    <w:lsdException w:name="Subtle Emphasis" w:semiHidden="0" w:uiPriority="19" w:unhideWhenUsed="0" w:qFormat="1"/>
+    <w:lsdException w:name="Intense Emphasis" w:semiHidden="0" w:uiPriority="21" w:unhideWhenUsed="0" w:qFormat="1"/>
+    <w:lsdException w:name="Subtle Reference" w:semiHidden="0" w:uiPriority="31" w:unhideWhenUsed="0" w:qFormat="1"/>
+    <w:lsdException w:name="Intense Reference" w:semiHidden="0" w:uiPriority="32" w:unhideWhenUsed="0" w:qFormat="1"/>
+    <w:lsdException w:name="Book Title" w:semiHidden="0" w:uiPriority="33" w:unhideWhenUsed="0" w:qFormat="1"/>
+    <w:lsdException w:name="Bibliography" w:uiPriority="37"/>
+    <w:lsdException w:name="TOC Heading" w:uiPriority="39" w:qFormat="1"/>
   </w:latentStyles>
   <w:style w:type="paragraph" w:default="1" w:styleId="a">
     <w:name w:val="Normal"/>
@@ -7484,6 +7465,7 @@
     <w:uiPriority w:val="99"/>
     <w:semiHidden/>
     <w:unhideWhenUsed/>
+    <w:qFormat/>
     <w:tblPr>
       <w:tblInd w:w="0" w:type="dxa"/>
       <w:tblCellMar>
@@ -7800,6 +7782,7 @@
     <w:qFormat/>
     <w:rsid w:val="00A32279"/>
     <w:tblPr>
+      <w:tblInd w:w="0" w:type="dxa"/>
       <w:tblBorders>
         <w:top w:val="single" w:sz="4" w:space="0" w:color="000000"/>
         <w:left w:val="single" w:sz="4" w:space="0" w:color="000000"/>
@@ -7808,6 +7791,12 @@
         <w:insideH w:val="single" w:sz="4" w:space="0" w:color="000000"/>
         <w:insideV w:val="single" w:sz="4" w:space="0" w:color="000000"/>
       </w:tblBorders>
+      <w:tblCellMar>
+        <w:top w:w="0" w:type="dxa"/>
+        <w:left w:w="108" w:type="dxa"/>
+        <w:bottom w:w="0" w:type="dxa"/>
+        <w:right w:w="108" w:type="dxa"/>
+      </w:tblCellMar>
     </w:tblPr>
     <w:tblStylePr w:type="firstRow">
       <w:tblPr/>
@@ -7846,6 +7835,7 @@
     <w:uiPriority w:val="59"/>
     <w:rsid w:val="00A32279"/>
     <w:tblPr>
+      <w:tblInd w:w="0" w:type="dxa"/>
       <w:tblBorders>
         <w:top w:val="single" w:sz="4" w:space="0" w:color="000000"/>
         <w:left w:val="single" w:sz="4" w:space="0" w:color="000000"/>
@@ -7854,6 +7844,12 @@
         <w:insideH w:val="single" w:sz="4" w:space="0" w:color="000000"/>
         <w:insideV w:val="single" w:sz="4" w:space="0" w:color="000000"/>
       </w:tblBorders>
+      <w:tblCellMar>
+        <w:top w:w="0" w:type="dxa"/>
+        <w:left w:w="108" w:type="dxa"/>
+        <w:bottom w:w="0" w:type="dxa"/>
+        <w:right w:w="108" w:type="dxa"/>
+      </w:tblCellMar>
     </w:tblPr>
   </w:style>
   <w:style w:type="character" w:customStyle="1" w:styleId="10">
@@ -8006,7 +8002,7 @@
     </w:rPr>
   </w:style>
   <w:style w:type="character" w:customStyle="1" w:styleId="af2">
-    <w:name w:val="Заголовок Знак"/>
+    <w:name w:val="Название Знак"/>
     <w:basedOn w:val="a0"/>
     <w:link w:val="af1"/>
     <w:uiPriority w:val="10"/>
@@ -8115,6 +8111,7 @@
     <w:qFormat/>
     <w:rsid w:val="00A32279"/>
     <w:tblPr>
+      <w:tblInd w:w="0" w:type="dxa"/>
       <w:tblBorders>
         <w:top w:val="single" w:sz="4" w:space="0" w:color="AFAFAF" w:themeColor="text1" w:themeTint="50"/>
         <w:left w:val="single" w:sz="4" w:space="0" w:color="AFAFAF" w:themeColor="text1" w:themeTint="50"/>
@@ -8123,6 +8120,12 @@
         <w:insideH w:val="single" w:sz="4" w:space="0" w:color="AFAFAF" w:themeColor="text1" w:themeTint="50"/>
         <w:insideV w:val="single" w:sz="4" w:space="0" w:color="AFAFAF" w:themeColor="text1" w:themeTint="50"/>
       </w:tblBorders>
+      <w:tblCellMar>
+        <w:top w:w="0" w:type="dxa"/>
+        <w:left w:w="108" w:type="dxa"/>
+        <w:bottom w:w="0" w:type="dxa"/>
+        <w:right w:w="108" w:type="dxa"/>
+      </w:tblCellMar>
     </w:tblPr>
   </w:style>
   <w:style w:type="table" w:customStyle="1" w:styleId="110">
@@ -8132,6 +8135,7 @@
     <w:qFormat/>
     <w:rsid w:val="00A32279"/>
     <w:tblPr>
+      <w:tblInd w:w="0" w:type="dxa"/>
       <w:tblBorders>
         <w:top w:val="single" w:sz="4" w:space="0" w:color="AFAFAF" w:themeColor="text1" w:themeTint="50"/>
         <w:left w:val="single" w:sz="4" w:space="0" w:color="AFAFAF" w:themeColor="text1" w:themeTint="50"/>
@@ -8140,6 +8144,12 @@
         <w:insideH w:val="single" w:sz="4" w:space="0" w:color="AFAFAF" w:themeColor="text1" w:themeTint="50"/>
         <w:insideV w:val="single" w:sz="4" w:space="0" w:color="AFAFAF" w:themeColor="text1" w:themeTint="50"/>
       </w:tblBorders>
+      <w:tblCellMar>
+        <w:top w:w="0" w:type="dxa"/>
+        <w:left w:w="108" w:type="dxa"/>
+        <w:bottom w:w="0" w:type="dxa"/>
+        <w:right w:w="108" w:type="dxa"/>
+      </w:tblCellMar>
     </w:tblPr>
     <w:tblStylePr w:type="firstRow">
       <w:rPr>
@@ -8176,13 +8186,13 @@
     <w:tblStylePr w:type="band1Vert">
       <w:tblPr/>
       <w:tcPr>
-        <w:shd w:val="clear" w:color="F2F2F2" w:themeColor="text1" w:themeTint="0D" w:fill="F2F2F2" w:themeFill="text1" w:themeFillTint="0D"/>
+        <w:shd w:val="clear" w:color="F2F2F2" w:themeColor="text1" w:themeTint="D" w:fill="F2F2F2" w:themeFill="text1" w:themeFillTint="D"/>
       </w:tcPr>
     </w:tblStylePr>
     <w:tblStylePr w:type="band1Horz">
       <w:tblPr/>
       <w:tcPr>
-        <w:shd w:val="clear" w:color="F2F2F2" w:themeColor="text1" w:themeTint="0D" w:fill="F2F2F2" w:themeFill="text1" w:themeFillTint="0D"/>
+        <w:shd w:val="clear" w:color="F2F2F2" w:themeColor="text1" w:themeTint="D" w:fill="F2F2F2" w:themeFill="text1" w:themeFillTint="D"/>
       </w:tcPr>
     </w:tblStylePr>
   </w:style>
@@ -8193,12 +8203,19 @@
     <w:qFormat/>
     <w:rsid w:val="00A32279"/>
     <w:tblPr>
+      <w:tblInd w:w="0" w:type="dxa"/>
       <w:tblBorders>
         <w:top w:val="single" w:sz="4" w:space="0" w:color="000000" w:themeColor="text1"/>
         <w:left w:val="none" w:sz="4" w:space="0" w:color="000000" w:themeColor="text1"/>
         <w:bottom w:val="single" w:sz="4" w:space="0" w:color="000000" w:themeColor="text1"/>
         <w:right w:val="none" w:sz="4" w:space="0" w:color="000000" w:themeColor="text1"/>
       </w:tblBorders>
+      <w:tblCellMar>
+        <w:top w:w="0" w:type="dxa"/>
+        <w:left w:w="108" w:type="dxa"/>
+        <w:bottom w:w="0" w:type="dxa"/>
+        <w:right w:w="108" w:type="dxa"/>
+      </w:tblCellMar>
     </w:tblPr>
     <w:tblStylePr w:type="firstRow">
       <w:rPr>
@@ -8273,7 +8290,15 @@
     <w:uiPriority w:val="99"/>
     <w:qFormat/>
     <w:rsid w:val="00A32279"/>
-    <w:tblPr/>
+    <w:tblPr>
+      <w:tblInd w:w="0" w:type="dxa"/>
+      <w:tblCellMar>
+        <w:top w:w="0" w:type="dxa"/>
+        <w:left w:w="108" w:type="dxa"/>
+        <w:bottom w:w="0" w:type="dxa"/>
+        <w:right w:w="108" w:type="dxa"/>
+      </w:tblCellMar>
+    </w:tblPr>
     <w:tblStylePr w:type="firstRow">
       <w:rPr>
         <w:b/>
@@ -8328,7 +8353,7 @@
       </w:rPr>
       <w:tblPr/>
       <w:tcPr>
-        <w:shd w:val="clear" w:color="F2F2F2" w:themeColor="text1" w:themeTint="0D" w:fill="F2F2F2" w:themeFill="text1" w:themeFillTint="0D"/>
+        <w:shd w:val="clear" w:color="F2F2F2" w:themeColor="text1" w:themeTint="D" w:fill="F2F2F2" w:themeFill="text1" w:themeFillTint="D"/>
       </w:tcPr>
     </w:tblStylePr>
     <w:tblStylePr w:type="band1Horz">
@@ -8339,7 +8364,7 @@
       </w:rPr>
       <w:tblPr/>
       <w:tcPr>
-        <w:shd w:val="clear" w:color="F2F2F2" w:themeColor="text1" w:themeTint="0D" w:fill="F2F2F2" w:themeFill="text1" w:themeFillTint="0D"/>
+        <w:shd w:val="clear" w:color="F2F2F2" w:themeColor="text1" w:themeTint="D" w:fill="F2F2F2" w:themeFill="text1" w:themeFillTint="D"/>
       </w:tcPr>
     </w:tblStylePr>
   </w:style>
@@ -8349,7 +8374,15 @@
     <w:uiPriority w:val="99"/>
     <w:qFormat/>
     <w:rsid w:val="00A32279"/>
-    <w:tblPr/>
+    <w:tblPr>
+      <w:tblInd w:w="0" w:type="dxa"/>
+      <w:tblCellMar>
+        <w:top w:w="0" w:type="dxa"/>
+        <w:left w:w="108" w:type="dxa"/>
+        <w:bottom w:w="0" w:type="dxa"/>
+        <w:right w:w="108" w:type="dxa"/>
+      </w:tblCellMar>
+    </w:tblPr>
     <w:tblStylePr w:type="firstRow">
       <w:rPr>
         <w:b/>
@@ -8382,7 +8415,7 @@
       </w:rPr>
       <w:tblPr/>
       <w:tcPr>
-        <w:shd w:val="clear" w:color="F2F2F2" w:themeColor="text1" w:themeTint="0D" w:fill="F2F2F2" w:themeFill="text1" w:themeFillTint="0D"/>
+        <w:shd w:val="clear" w:color="F2F2F2" w:themeColor="text1" w:themeTint="D" w:fill="F2F2F2" w:themeFill="text1" w:themeFillTint="D"/>
       </w:tcPr>
     </w:tblStylePr>
     <w:tblStylePr w:type="band1Horz">
@@ -8393,7 +8426,7 @@
       </w:rPr>
       <w:tblPr/>
       <w:tcPr>
-        <w:shd w:val="clear" w:color="F2F2F2" w:themeColor="text1" w:themeTint="0D" w:fill="F2F2F2" w:themeFill="text1" w:themeFillTint="0D"/>
+        <w:shd w:val="clear" w:color="F2F2F2" w:themeColor="text1" w:themeTint="D" w:fill="F2F2F2" w:themeFill="text1" w:themeFillTint="D"/>
       </w:tcPr>
     </w:tblStylePr>
   </w:style>
@@ -8403,7 +8436,15 @@
     <w:uiPriority w:val="99"/>
     <w:qFormat/>
     <w:rsid w:val="00A32279"/>
-    <w:tblPr/>
+    <w:tblPr>
+      <w:tblInd w:w="0" w:type="dxa"/>
+      <w:tblCellMar>
+        <w:top w:w="0" w:type="dxa"/>
+        <w:left w:w="108" w:type="dxa"/>
+        <w:bottom w:w="0" w:type="dxa"/>
+        <w:right w:w="108" w:type="dxa"/>
+      </w:tblCellMar>
+    </w:tblPr>
     <w:tblStylePr w:type="firstRow">
       <w:rPr>
         <w:i/>
@@ -8471,7 +8512,7 @@
       </w:rPr>
       <w:tblPr/>
       <w:tcPr>
-        <w:shd w:val="clear" w:color="F2F2F2" w:themeColor="text1" w:themeTint="0D" w:fill="F2F2F2" w:themeFill="text1" w:themeFillTint="0D"/>
+        <w:shd w:val="clear" w:color="F2F2F2" w:themeColor="text1" w:themeTint="D" w:fill="F2F2F2" w:themeFill="text1" w:themeFillTint="D"/>
       </w:tcPr>
     </w:tblStylePr>
     <w:tblStylePr w:type="band1Horz">
@@ -8482,7 +8523,7 @@
       </w:rPr>
       <w:tblPr/>
       <w:tcPr>
-        <w:shd w:val="clear" w:color="F2F2F2" w:themeColor="text1" w:themeTint="0D" w:fill="F2F2F2" w:themeFill="text1" w:themeFillTint="0D"/>
+        <w:shd w:val="clear" w:color="F2F2F2" w:themeColor="text1" w:themeTint="D" w:fill="F2F2F2" w:themeFill="text1" w:themeFillTint="D"/>
       </w:tcPr>
     </w:tblStylePr>
   </w:style>
@@ -8493,6 +8534,7 @@
     <w:qFormat/>
     <w:rsid w:val="00A32279"/>
     <w:tblPr>
+      <w:tblInd w:w="0" w:type="dxa"/>
       <w:tblBorders>
         <w:top w:val="single" w:sz="4" w:space="0" w:color="989898" w:themeColor="text1" w:themeTint="67"/>
         <w:left w:val="single" w:sz="4" w:space="0" w:color="989898" w:themeColor="text1" w:themeTint="67"/>
@@ -8501,6 +8543,12 @@
         <w:insideH w:val="single" w:sz="4" w:space="0" w:color="989898" w:themeColor="text1" w:themeTint="67"/>
         <w:insideV w:val="single" w:sz="4" w:space="0" w:color="989898" w:themeColor="text1" w:themeTint="67"/>
       </w:tblBorders>
+      <w:tblCellMar>
+        <w:top w:w="0" w:type="dxa"/>
+        <w:left w:w="108" w:type="dxa"/>
+        <w:bottom w:w="0" w:type="dxa"/>
+        <w:right w:w="108" w:type="dxa"/>
+      </w:tblCellMar>
     </w:tblPr>
     <w:tblStylePr w:type="firstRow">
       <w:rPr>
@@ -8556,6 +8604,7 @@
     <w:qFormat/>
     <w:rsid w:val="00A32279"/>
     <w:tblPr>
+      <w:tblInd w:w="0" w:type="dxa"/>
       <w:tblBorders>
         <w:top w:val="single" w:sz="4" w:space="0" w:color="B3C5E7" w:themeColor="accent1" w:themeTint="67"/>
         <w:left w:val="single" w:sz="4" w:space="0" w:color="B3C5E7" w:themeColor="accent1" w:themeTint="67"/>
@@ -8564,6 +8613,12 @@
         <w:insideH w:val="single" w:sz="4" w:space="0" w:color="B3C5E7" w:themeColor="accent1" w:themeTint="67"/>
         <w:insideV w:val="single" w:sz="4" w:space="0" w:color="B3C5E7" w:themeColor="accent1" w:themeTint="67"/>
       </w:tblBorders>
+      <w:tblCellMar>
+        <w:top w:w="0" w:type="dxa"/>
+        <w:left w:w="108" w:type="dxa"/>
+        <w:bottom w:w="0" w:type="dxa"/>
+        <w:right w:w="108" w:type="dxa"/>
+      </w:tblCellMar>
     </w:tblPr>
     <w:tblStylePr w:type="firstRow">
       <w:rPr>
@@ -8619,6 +8674,7 @@
     <w:qFormat/>
     <w:rsid w:val="00A32279"/>
     <w:tblPr>
+      <w:tblInd w:w="0" w:type="dxa"/>
       <w:tblBorders>
         <w:top w:val="single" w:sz="4" w:space="0" w:color="F7CAAB" w:themeColor="accent2" w:themeTint="67"/>
         <w:left w:val="single" w:sz="4" w:space="0" w:color="F7CAAB" w:themeColor="accent2" w:themeTint="67"/>
@@ -8627,6 +8683,12 @@
         <w:insideH w:val="single" w:sz="4" w:space="0" w:color="F7CAAB" w:themeColor="accent2" w:themeTint="67"/>
         <w:insideV w:val="single" w:sz="4" w:space="0" w:color="F7CAAB" w:themeColor="accent2" w:themeTint="67"/>
       </w:tblBorders>
+      <w:tblCellMar>
+        <w:top w:w="0" w:type="dxa"/>
+        <w:left w:w="108" w:type="dxa"/>
+        <w:bottom w:w="0" w:type="dxa"/>
+        <w:right w:w="108" w:type="dxa"/>
+      </w:tblCellMar>
     </w:tblPr>
     <w:tblStylePr w:type="firstRow">
       <w:rPr>
@@ -8682,6 +8744,7 @@
     <w:qFormat/>
     <w:rsid w:val="00A32279"/>
     <w:tblPr>
+      <w:tblInd w:w="0" w:type="dxa"/>
       <w:tblBorders>
         <w:top w:val="single" w:sz="4" w:space="0" w:color="DADADA" w:themeColor="accent3" w:themeTint="67"/>
         <w:left w:val="single" w:sz="4" w:space="0" w:color="DADADA" w:themeColor="accent3" w:themeTint="67"/>
@@ -8690,6 +8753,12 @@
         <w:insideH w:val="single" w:sz="4" w:space="0" w:color="DADADA" w:themeColor="accent3" w:themeTint="67"/>
         <w:insideV w:val="single" w:sz="4" w:space="0" w:color="DADADA" w:themeColor="accent3" w:themeTint="67"/>
       </w:tblBorders>
+      <w:tblCellMar>
+        <w:top w:w="0" w:type="dxa"/>
+        <w:left w:w="108" w:type="dxa"/>
+        <w:bottom w:w="0" w:type="dxa"/>
+        <w:right w:w="108" w:type="dxa"/>
+      </w:tblCellMar>
     </w:tblPr>
     <w:tblStylePr w:type="firstRow">
       <w:rPr>
@@ -8745,6 +8814,7 @@
     <w:qFormat/>
     <w:rsid w:val="00A32279"/>
     <w:tblPr>
+      <w:tblInd w:w="0" w:type="dxa"/>
       <w:tblBorders>
         <w:top w:val="single" w:sz="4" w:space="0" w:color="FFE598" w:themeColor="accent4" w:themeTint="67"/>
         <w:left w:val="single" w:sz="4" w:space="0" w:color="FFE598" w:themeColor="accent4" w:themeTint="67"/>
@@ -8753,6 +8823,12 @@
         <w:insideH w:val="single" w:sz="4" w:space="0" w:color="FFE598" w:themeColor="accent4" w:themeTint="67"/>
         <w:insideV w:val="single" w:sz="4" w:space="0" w:color="FFE598" w:themeColor="accent4" w:themeTint="67"/>
       </w:tblBorders>
+      <w:tblCellMar>
+        <w:top w:w="0" w:type="dxa"/>
+        <w:left w:w="108" w:type="dxa"/>
+        <w:bottom w:w="0" w:type="dxa"/>
+        <w:right w:w="108" w:type="dxa"/>
+      </w:tblCellMar>
     </w:tblPr>
     <w:tblStylePr w:type="firstRow">
       <w:rPr>
@@ -8808,6 +8884,7 @@
     <w:qFormat/>
     <w:rsid w:val="00A32279"/>
     <w:tblPr>
+      <w:tblInd w:w="0" w:type="dxa"/>
       <w:tblBorders>
         <w:top w:val="single" w:sz="4" w:space="0" w:color="BCD6EE" w:themeColor="accent5" w:themeTint="67"/>
         <w:left w:val="single" w:sz="4" w:space="0" w:color="BCD6EE" w:themeColor="accent5" w:themeTint="67"/>
@@ -8816,6 +8893,12 @@
         <w:insideH w:val="single" w:sz="4" w:space="0" w:color="BCD6EE" w:themeColor="accent5" w:themeTint="67"/>
         <w:insideV w:val="single" w:sz="4" w:space="0" w:color="BCD6EE" w:themeColor="accent5" w:themeTint="67"/>
       </w:tblBorders>
+      <w:tblCellMar>
+        <w:top w:w="0" w:type="dxa"/>
+        <w:left w:w="108" w:type="dxa"/>
+        <w:bottom w:w="0" w:type="dxa"/>
+        <w:right w:w="108" w:type="dxa"/>
+      </w:tblCellMar>
     </w:tblPr>
     <w:tblStylePr w:type="firstRow">
       <w:rPr>
@@ -8871,6 +8954,7 @@
     <w:qFormat/>
     <w:rsid w:val="00A32279"/>
     <w:tblPr>
+      <w:tblInd w:w="0" w:type="dxa"/>
       <w:tblBorders>
         <w:top w:val="single" w:sz="4" w:space="0" w:color="C4DFB2" w:themeColor="accent6" w:themeTint="67"/>
         <w:left w:val="single" w:sz="4" w:space="0" w:color="C4DFB2" w:themeColor="accent6" w:themeTint="67"/>
@@ -8879,6 +8963,12 @@
         <w:insideH w:val="single" w:sz="4" w:space="0" w:color="C4DFB2" w:themeColor="accent6" w:themeTint="67"/>
         <w:insideV w:val="single" w:sz="4" w:space="0" w:color="C4DFB2" w:themeColor="accent6" w:themeTint="67"/>
       </w:tblBorders>
+      <w:tblCellMar>
+        <w:top w:w="0" w:type="dxa"/>
+        <w:left w:w="108" w:type="dxa"/>
+        <w:bottom w:w="0" w:type="dxa"/>
+        <w:right w:w="108" w:type="dxa"/>
+      </w:tblCellMar>
     </w:tblPr>
     <w:tblStylePr w:type="firstRow">
       <w:rPr>
@@ -8934,11 +9024,18 @@
     <w:qFormat/>
     <w:rsid w:val="00A32279"/>
     <w:tblPr>
+      <w:tblInd w:w="0" w:type="dxa"/>
       <w:tblBorders>
         <w:bottom w:val="single" w:sz="4" w:space="0" w:color="6A6A6A" w:themeColor="text1" w:themeTint="95"/>
         <w:insideH w:val="single" w:sz="4" w:space="0" w:color="6A6A6A" w:themeColor="text1" w:themeTint="95"/>
         <w:insideV w:val="single" w:sz="4" w:space="0" w:color="6A6A6A" w:themeColor="text1" w:themeTint="95"/>
       </w:tblBorders>
+      <w:tblCellMar>
+        <w:top w:w="0" w:type="dxa"/>
+        <w:left w:w="108" w:type="dxa"/>
+        <w:bottom w:w="0" w:type="dxa"/>
+        <w:right w:w="108" w:type="dxa"/>
+      </w:tblCellMar>
     </w:tblPr>
     <w:tblStylePr w:type="firstRow">
       <w:rPr>
@@ -9014,11 +9111,18 @@
     <w:qFormat/>
     <w:rsid w:val="00A32279"/>
     <w:tblPr>
+      <w:tblInd w:w="0" w:type="dxa"/>
       <w:tblBorders>
         <w:bottom w:val="single" w:sz="4" w:space="0" w:color="537DC8" w:themeColor="accent1" w:themeTint="EA"/>
         <w:insideH w:val="single" w:sz="4" w:space="0" w:color="537DC8" w:themeColor="accent1" w:themeTint="EA"/>
         <w:insideV w:val="single" w:sz="4" w:space="0" w:color="537DC8" w:themeColor="accent1" w:themeTint="EA"/>
       </w:tblBorders>
+      <w:tblCellMar>
+        <w:top w:w="0" w:type="dxa"/>
+        <w:left w:w="108" w:type="dxa"/>
+        <w:bottom w:w="0" w:type="dxa"/>
+        <w:right w:w="108" w:type="dxa"/>
+      </w:tblCellMar>
     </w:tblPr>
     <w:tblStylePr w:type="firstRow">
       <w:rPr>
@@ -9094,11 +9198,18 @@
     <w:qFormat/>
     <w:rsid w:val="00A32279"/>
     <w:tblPr>
+      <w:tblInd w:w="0" w:type="dxa"/>
       <w:tblBorders>
         <w:bottom w:val="single" w:sz="4" w:space="0" w:color="F4B184" w:themeColor="accent2" w:themeTint="97"/>
         <w:insideH w:val="single" w:sz="4" w:space="0" w:color="F4B184" w:themeColor="accent2" w:themeTint="97"/>
         <w:insideV w:val="single" w:sz="4" w:space="0" w:color="F4B184" w:themeColor="accent2" w:themeTint="97"/>
       </w:tblBorders>
+      <w:tblCellMar>
+        <w:top w:w="0" w:type="dxa"/>
+        <w:left w:w="108" w:type="dxa"/>
+        <w:bottom w:w="0" w:type="dxa"/>
+        <w:right w:w="108" w:type="dxa"/>
+      </w:tblCellMar>
     </w:tblPr>
     <w:tblStylePr w:type="firstRow">
       <w:rPr>
@@ -9174,11 +9285,18 @@
     <w:qFormat/>
     <w:rsid w:val="00A32279"/>
     <w:tblPr>
+      <w:tblInd w:w="0" w:type="dxa"/>
       <w:tblBorders>
         <w:bottom w:val="single" w:sz="4" w:space="0" w:color="A5A5A5" w:themeColor="accent3" w:themeTint="FE"/>
         <w:insideH w:val="single" w:sz="4" w:space="0" w:color="A5A5A5" w:themeColor="accent3" w:themeTint="FE"/>
         <w:insideV w:val="single" w:sz="4" w:space="0" w:color="A5A5A5" w:themeColor="accent3" w:themeTint="FE"/>
       </w:tblBorders>
+      <w:tblCellMar>
+        <w:top w:w="0" w:type="dxa"/>
+        <w:left w:w="108" w:type="dxa"/>
+        <w:bottom w:w="0" w:type="dxa"/>
+        <w:right w:w="108" w:type="dxa"/>
+      </w:tblCellMar>
     </w:tblPr>
     <w:tblStylePr w:type="firstRow">
       <w:rPr>
@@ -9254,11 +9372,18 @@
     <w:qFormat/>
     <w:rsid w:val="00A32279"/>
     <w:tblPr>
+      <w:tblInd w:w="0" w:type="dxa"/>
       <w:tblBorders>
         <w:bottom w:val="single" w:sz="4" w:space="0" w:color="FFD865" w:themeColor="accent4" w:themeTint="9A"/>
         <w:insideH w:val="single" w:sz="4" w:space="0" w:color="FFD865" w:themeColor="accent4" w:themeTint="9A"/>
         <w:insideV w:val="single" w:sz="4" w:space="0" w:color="FFD865" w:themeColor="accent4" w:themeTint="9A"/>
       </w:tblBorders>
+      <w:tblCellMar>
+        <w:top w:w="0" w:type="dxa"/>
+        <w:left w:w="108" w:type="dxa"/>
+        <w:bottom w:w="0" w:type="dxa"/>
+        <w:right w:w="108" w:type="dxa"/>
+      </w:tblCellMar>
     </w:tblPr>
     <w:tblStylePr w:type="firstRow">
       <w:rPr>
@@ -9334,11 +9459,18 @@
     <w:qFormat/>
     <w:rsid w:val="00A32279"/>
     <w:tblPr>
+      <w:tblInd w:w="0" w:type="dxa"/>
       <w:tblBorders>
         <w:bottom w:val="single" w:sz="4" w:space="0" w:color="5B9BD5" w:themeColor="accent5"/>
         <w:insideH w:val="single" w:sz="4" w:space="0" w:color="5B9BD5" w:themeColor="accent5"/>
         <w:insideV w:val="single" w:sz="4" w:space="0" w:color="5B9BD5" w:themeColor="accent5"/>
       </w:tblBorders>
+      <w:tblCellMar>
+        <w:top w:w="0" w:type="dxa"/>
+        <w:left w:w="108" w:type="dxa"/>
+        <w:bottom w:w="0" w:type="dxa"/>
+        <w:right w:w="108" w:type="dxa"/>
+      </w:tblCellMar>
     </w:tblPr>
     <w:tblStylePr w:type="firstRow">
       <w:rPr>
@@ -9414,11 +9546,18 @@
     <w:qFormat/>
     <w:rsid w:val="00A32279"/>
     <w:tblPr>
+      <w:tblInd w:w="0" w:type="dxa"/>
       <w:tblBorders>
         <w:bottom w:val="single" w:sz="4" w:space="0" w:color="70AD47" w:themeColor="accent6"/>
         <w:insideH w:val="single" w:sz="4" w:space="0" w:color="70AD47" w:themeColor="accent6"/>
         <w:insideV w:val="single" w:sz="4" w:space="0" w:color="70AD47" w:themeColor="accent6"/>
       </w:tblBorders>
+      <w:tblCellMar>
+        <w:top w:w="0" w:type="dxa"/>
+        <w:left w:w="108" w:type="dxa"/>
+        <w:bottom w:w="0" w:type="dxa"/>
+        <w:right w:w="108" w:type="dxa"/>
+      </w:tblCellMar>
     </w:tblPr>
     <w:tblStylePr w:type="firstRow">
       <w:rPr>
@@ -9494,11 +9633,18 @@
     <w:qFormat/>
     <w:rsid w:val="00A32279"/>
     <w:tblPr>
+      <w:tblInd w:w="0" w:type="dxa"/>
       <w:tblBorders>
         <w:bottom w:val="single" w:sz="4" w:space="0" w:color="6A6A6A" w:themeColor="text1" w:themeTint="95"/>
         <w:insideH w:val="single" w:sz="4" w:space="0" w:color="6A6A6A" w:themeColor="text1" w:themeTint="95"/>
         <w:insideV w:val="single" w:sz="4" w:space="0" w:color="6A6A6A" w:themeColor="text1" w:themeTint="95"/>
       </w:tblBorders>
+      <w:tblCellMar>
+        <w:top w:w="0" w:type="dxa"/>
+        <w:left w:w="108" w:type="dxa"/>
+        <w:bottom w:w="0" w:type="dxa"/>
+        <w:right w:w="108" w:type="dxa"/>
+      </w:tblCellMar>
     </w:tblPr>
     <w:tblStylePr w:type="firstRow">
       <w:rPr>
@@ -9597,11 +9743,18 @@
     <w:qFormat/>
     <w:rsid w:val="00A32279"/>
     <w:tblPr>
+      <w:tblInd w:w="0" w:type="dxa"/>
       <w:tblBorders>
         <w:bottom w:val="single" w:sz="4" w:space="0" w:color="537DC8" w:themeColor="accent1" w:themeTint="EA"/>
         <w:insideH w:val="single" w:sz="4" w:space="0" w:color="537DC8" w:themeColor="accent1" w:themeTint="EA"/>
         <w:insideV w:val="single" w:sz="4" w:space="0" w:color="537DC8" w:themeColor="accent1" w:themeTint="EA"/>
       </w:tblBorders>
+      <w:tblCellMar>
+        <w:top w:w="0" w:type="dxa"/>
+        <w:left w:w="108" w:type="dxa"/>
+        <w:bottom w:w="0" w:type="dxa"/>
+        <w:right w:w="108" w:type="dxa"/>
+      </w:tblCellMar>
     </w:tblPr>
     <w:tblStylePr w:type="firstRow">
       <w:rPr>
@@ -9700,11 +9853,18 @@
     <w:qFormat/>
     <w:rsid w:val="00A32279"/>
     <w:tblPr>
+      <w:tblInd w:w="0" w:type="dxa"/>
       <w:tblBorders>
         <w:bottom w:val="single" w:sz="4" w:space="0" w:color="F4B184" w:themeColor="accent2" w:themeTint="97"/>
         <w:insideH w:val="single" w:sz="4" w:space="0" w:color="F4B184" w:themeColor="accent2" w:themeTint="97"/>
         <w:insideV w:val="single" w:sz="4" w:space="0" w:color="F4B184" w:themeColor="accent2" w:themeTint="97"/>
       </w:tblBorders>
+      <w:tblCellMar>
+        <w:top w:w="0" w:type="dxa"/>
+        <w:left w:w="108" w:type="dxa"/>
+        <w:bottom w:w="0" w:type="dxa"/>
+        <w:right w:w="108" w:type="dxa"/>
+      </w:tblCellMar>
     </w:tblPr>
     <w:tblStylePr w:type="firstRow">
       <w:rPr>
@@ -9803,11 +9963,18 @@
     <w:qFormat/>
     <w:rsid w:val="00A32279"/>
     <w:tblPr>
+      <w:tblInd w:w="0" w:type="dxa"/>
       <w:tblBorders>
         <w:bottom w:val="single" w:sz="4" w:space="0" w:color="A5A5A5" w:themeColor="accent3" w:themeTint="FE"/>
         <w:insideH w:val="single" w:sz="4" w:space="0" w:color="A5A5A5" w:themeColor="accent3" w:themeTint="FE"/>
         <w:insideV w:val="single" w:sz="4" w:space="0" w:color="A5A5A5" w:themeColor="accent3" w:themeTint="FE"/>
       </w:tblBorders>
+      <w:tblCellMar>
+        <w:top w:w="0" w:type="dxa"/>
+        <w:left w:w="108" w:type="dxa"/>
+        <w:bottom w:w="0" w:type="dxa"/>
+        <w:right w:w="108" w:type="dxa"/>
+      </w:tblCellMar>
     </w:tblPr>
     <w:tblStylePr w:type="firstRow">
       <w:rPr>
@@ -9906,11 +10073,18 @@
     <w:qFormat/>
     <w:rsid w:val="00A32279"/>
     <w:tblPr>
+      <w:tblInd w:w="0" w:type="dxa"/>
       <w:tblBorders>
         <w:bottom w:val="single" w:sz="4" w:space="0" w:color="FFD865" w:themeColor="accent4" w:themeTint="9A"/>
         <w:insideH w:val="single" w:sz="4" w:space="0" w:color="FFD865" w:themeColor="accent4" w:themeTint="9A"/>
         <w:insideV w:val="single" w:sz="4" w:space="0" w:color="FFD865" w:themeColor="accent4" w:themeTint="9A"/>
       </w:tblBorders>
+      <w:tblCellMar>
+        <w:top w:w="0" w:type="dxa"/>
+        <w:left w:w="108" w:type="dxa"/>
+        <w:bottom w:w="0" w:type="dxa"/>
+        <w:right w:w="108" w:type="dxa"/>
+      </w:tblCellMar>
     </w:tblPr>
     <w:tblStylePr w:type="firstRow">
       <w:rPr>
@@ -10009,11 +10183,18 @@
     <w:qFormat/>
     <w:rsid w:val="00A32279"/>
     <w:tblPr>
+      <w:tblInd w:w="0" w:type="dxa"/>
       <w:tblBorders>
         <w:bottom w:val="single" w:sz="4" w:space="0" w:color="5B9BD5" w:themeColor="accent5"/>
         <w:insideH w:val="single" w:sz="4" w:space="0" w:color="5B9BD5" w:themeColor="accent5"/>
         <w:insideV w:val="single" w:sz="4" w:space="0" w:color="5B9BD5" w:themeColor="accent5"/>
       </w:tblBorders>
+      <w:tblCellMar>
+        <w:top w:w="0" w:type="dxa"/>
+        <w:left w:w="108" w:type="dxa"/>
+        <w:bottom w:w="0" w:type="dxa"/>
+        <w:right w:w="108" w:type="dxa"/>
+      </w:tblCellMar>
     </w:tblPr>
     <w:tblStylePr w:type="firstRow">
       <w:rPr>
@@ -10112,11 +10293,18 @@
     <w:qFormat/>
     <w:rsid w:val="00A32279"/>
     <w:tblPr>
+      <w:tblInd w:w="0" w:type="dxa"/>
       <w:tblBorders>
         <w:bottom w:val="single" w:sz="4" w:space="0" w:color="70AD47" w:themeColor="accent6"/>
         <w:insideH w:val="single" w:sz="4" w:space="0" w:color="70AD47" w:themeColor="accent6"/>
         <w:insideV w:val="single" w:sz="4" w:space="0" w:color="70AD47" w:themeColor="accent6"/>
       </w:tblBorders>
+      <w:tblCellMar>
+        <w:top w:w="0" w:type="dxa"/>
+        <w:left w:w="108" w:type="dxa"/>
+        <w:bottom w:w="0" w:type="dxa"/>
+        <w:right w:w="108" w:type="dxa"/>
+      </w:tblCellMar>
     </w:tblPr>
     <w:tblStylePr w:type="firstRow">
       <w:rPr>
@@ -10215,6 +10403,7 @@
     <w:qFormat/>
     <w:rsid w:val="00A32279"/>
     <w:tblPr>
+      <w:tblInd w:w="0" w:type="dxa"/>
       <w:tblBorders>
         <w:top w:val="single" w:sz="4" w:space="0" w:color="6F6F6F" w:themeColor="text1" w:themeTint="90"/>
         <w:left w:val="single" w:sz="4" w:space="0" w:color="6F6F6F" w:themeColor="text1" w:themeTint="90"/>
@@ -10223,6 +10412,12 @@
         <w:insideH w:val="single" w:sz="4" w:space="0" w:color="6F6F6F" w:themeColor="text1" w:themeTint="90"/>
         <w:insideV w:val="single" w:sz="4" w:space="0" w:color="6F6F6F" w:themeColor="text1" w:themeTint="90"/>
       </w:tblBorders>
+      <w:tblCellMar>
+        <w:top w:w="0" w:type="dxa"/>
+        <w:left w:w="108" w:type="dxa"/>
+        <w:bottom w:w="0" w:type="dxa"/>
+        <w:right w:w="108" w:type="dxa"/>
+      </w:tblCellMar>
     </w:tblPr>
     <w:tblStylePr w:type="firstRow">
       <w:rPr>
@@ -10296,6 +10491,7 @@
     <w:qFormat/>
     <w:rsid w:val="00A32279"/>
     <w:tblPr>
+      <w:tblInd w:w="0" w:type="dxa"/>
       <w:tblBorders>
         <w:top w:val="single" w:sz="4" w:space="0" w:color="95AFDD" w:themeColor="accent1" w:themeTint="90"/>
         <w:left w:val="single" w:sz="4" w:space="0" w:color="95AFDD" w:themeColor="accent1" w:themeTint="90"/>
@@ -10304,6 +10500,12 @@
         <w:insideH w:val="single" w:sz="4" w:space="0" w:color="95AFDD" w:themeColor="accent1" w:themeTint="90"/>
         <w:insideV w:val="single" w:sz="4" w:space="0" w:color="95AFDD" w:themeColor="accent1" w:themeTint="90"/>
       </w:tblBorders>
+      <w:tblCellMar>
+        <w:top w:w="0" w:type="dxa"/>
+        <w:left w:w="108" w:type="dxa"/>
+        <w:bottom w:w="0" w:type="dxa"/>
+        <w:right w:w="108" w:type="dxa"/>
+      </w:tblCellMar>
     </w:tblPr>
     <w:tblStylePr w:type="firstRow">
       <w:rPr>
@@ -10377,6 +10579,7 @@
     <w:qFormat/>
     <w:rsid w:val="00A32279"/>
     <w:tblPr>
+      <w:tblInd w:w="0" w:type="dxa"/>
       <w:tblBorders>
         <w:top w:val="single" w:sz="4" w:space="0" w:color="F4B58A" w:themeColor="accent2" w:themeTint="90"/>
         <w:left w:val="single" w:sz="4" w:space="0" w:color="F4B58A" w:themeColor="accent2" w:themeTint="90"/>
@@ -10385,6 +10588,12 @@
         <w:insideH w:val="single" w:sz="4" w:space="0" w:color="F4B58A" w:themeColor="accent2" w:themeTint="90"/>
         <w:insideV w:val="single" w:sz="4" w:space="0" w:color="F4B58A" w:themeColor="accent2" w:themeTint="90"/>
       </w:tblBorders>
+      <w:tblCellMar>
+        <w:top w:w="0" w:type="dxa"/>
+        <w:left w:w="108" w:type="dxa"/>
+        <w:bottom w:w="0" w:type="dxa"/>
+        <w:right w:w="108" w:type="dxa"/>
+      </w:tblCellMar>
     </w:tblPr>
     <w:tblStylePr w:type="firstRow">
       <w:rPr>
@@ -10458,6 +10667,7 @@
     <w:qFormat/>
     <w:rsid w:val="00A32279"/>
     <w:tblPr>
+      <w:tblInd w:w="0" w:type="dxa"/>
       <w:tblBorders>
         <w:top w:val="single" w:sz="4" w:space="0" w:color="CCCCCC" w:themeColor="accent3" w:themeTint="90"/>
         <w:left w:val="single" w:sz="4" w:space="0" w:color="CCCCCC" w:themeColor="accent3" w:themeTint="90"/>
@@ -10466,6 +10676,12 @@
         <w:insideH w:val="single" w:sz="4" w:space="0" w:color="CCCCCC" w:themeColor="accent3" w:themeTint="90"/>
         <w:insideV w:val="single" w:sz="4" w:space="0" w:color="CCCCCC" w:themeColor="accent3" w:themeTint="90"/>
       </w:tblBorders>
+      <w:tblCellMar>
+        <w:top w:w="0" w:type="dxa"/>
+        <w:left w:w="108" w:type="dxa"/>
+        <w:bottom w:w="0" w:type="dxa"/>
+        <w:right w:w="108" w:type="dxa"/>
+      </w:tblCellMar>
     </w:tblPr>
     <w:tblStylePr w:type="firstRow">
       <w:rPr>
@@ -10539,6 +10755,7 @@
     <w:qFormat/>
     <w:rsid w:val="00A32279"/>
     <w:tblPr>
+      <w:tblInd w:w="0" w:type="dxa"/>
       <w:tblBorders>
         <w:top w:val="single" w:sz="4" w:space="0" w:color="FFDB6F" w:themeColor="accent4" w:themeTint="90"/>
         <w:left w:val="single" w:sz="4" w:space="0" w:color="FFDB6F" w:themeColor="accent4" w:themeTint="90"/>
@@ -10547,6 +10764,12 @@
         <w:insideH w:val="single" w:sz="4" w:space="0" w:color="FFDB6F" w:themeColor="accent4" w:themeTint="90"/>
         <w:insideV w:val="single" w:sz="4" w:space="0" w:color="FFDB6F" w:themeColor="accent4" w:themeTint="90"/>
       </w:tblBorders>
+      <w:tblCellMar>
+        <w:top w:w="0" w:type="dxa"/>
+        <w:left w:w="108" w:type="dxa"/>
+        <w:bottom w:w="0" w:type="dxa"/>
+        <w:right w:w="108" w:type="dxa"/>
+      </w:tblCellMar>
     </w:tblPr>
     <w:tblStylePr w:type="firstRow">
       <w:rPr>
@@ -10620,6 +10843,7 @@
     <w:qFormat/>
     <w:rsid w:val="00A32279"/>
     <w:tblPr>
+      <w:tblInd w:w="0" w:type="dxa"/>
       <w:tblBorders>
         <w:top w:val="single" w:sz="4" w:space="0" w:color="A2C6E7" w:themeColor="accent5" w:themeTint="90"/>
         <w:left w:val="single" w:sz="4" w:space="0" w:color="A2C6E7" w:themeColor="accent5" w:themeTint="90"/>
@@ -10628,6 +10852,12 @@
         <w:insideH w:val="single" w:sz="4" w:space="0" w:color="A2C6E7" w:themeColor="accent5" w:themeTint="90"/>
         <w:insideV w:val="single" w:sz="4" w:space="0" w:color="A2C6E7" w:themeColor="accent5" w:themeTint="90"/>
       </w:tblBorders>
+      <w:tblCellMar>
+        <w:top w:w="0" w:type="dxa"/>
+        <w:left w:w="108" w:type="dxa"/>
+        <w:bottom w:w="0" w:type="dxa"/>
+        <w:right w:w="108" w:type="dxa"/>
+      </w:tblCellMar>
     </w:tblPr>
     <w:tblStylePr w:type="firstRow">
       <w:rPr>
@@ -10701,6 +10931,7 @@
     <w:qFormat/>
     <w:rsid w:val="00A32279"/>
     <w:tblPr>
+      <w:tblInd w:w="0" w:type="dxa"/>
       <w:tblBorders>
         <w:top w:val="single" w:sz="4" w:space="0" w:color="ADD394" w:themeColor="accent6" w:themeTint="90"/>
         <w:left w:val="single" w:sz="4" w:space="0" w:color="ADD394" w:themeColor="accent6" w:themeTint="90"/>
@@ -10709,6 +10940,12 @@
         <w:insideH w:val="single" w:sz="4" w:space="0" w:color="ADD394" w:themeColor="accent6" w:themeTint="90"/>
         <w:insideV w:val="single" w:sz="4" w:space="0" w:color="ADD394" w:themeColor="accent6" w:themeTint="90"/>
       </w:tblBorders>
+      <w:tblCellMar>
+        <w:top w:w="0" w:type="dxa"/>
+        <w:left w:w="108" w:type="dxa"/>
+        <w:bottom w:w="0" w:type="dxa"/>
+        <w:right w:w="108" w:type="dxa"/>
+      </w:tblCellMar>
     </w:tblPr>
     <w:tblStylePr w:type="firstRow">
       <w:rPr>
@@ -10782,6 +11019,7 @@
     <w:qFormat/>
     <w:rsid w:val="00A32279"/>
     <w:tblPr>
+      <w:tblInd w:w="0" w:type="dxa"/>
       <w:tblBorders>
         <w:top w:val="single" w:sz="4" w:space="0" w:color="FFFFFF" w:themeColor="light1"/>
         <w:left w:val="single" w:sz="4" w:space="0" w:color="FFFFFF" w:themeColor="light1"/>
@@ -10790,6 +11028,12 @@
         <w:insideH w:val="single" w:sz="4" w:space="0" w:color="FFFFFF" w:themeColor="light1"/>
         <w:insideV w:val="single" w:sz="4" w:space="0" w:color="FFFFFF" w:themeColor="light1"/>
       </w:tblBorders>
+      <w:tblCellMar>
+        <w:top w:w="0" w:type="dxa"/>
+        <w:left w:w="108" w:type="dxa"/>
+        <w:bottom w:w="0" w:type="dxa"/>
+        <w:right w:w="108" w:type="dxa"/>
+      </w:tblCellMar>
     </w:tblPr>
     <w:tblStylePr w:type="firstRow">
       <w:rPr>
@@ -10862,6 +11106,7 @@
     <w:qFormat/>
     <w:rsid w:val="00A32279"/>
     <w:tblPr>
+      <w:tblInd w:w="0" w:type="dxa"/>
       <w:tblBorders>
         <w:top w:val="single" w:sz="4" w:space="0" w:color="FFFFFF" w:themeColor="light1"/>
         <w:left w:val="single" w:sz="4" w:space="0" w:color="FFFFFF" w:themeColor="light1"/>
@@ -10870,6 +11115,12 @@
         <w:insideH w:val="single" w:sz="4" w:space="0" w:color="FFFFFF" w:themeColor="light1"/>
         <w:insideV w:val="single" w:sz="4" w:space="0" w:color="FFFFFF" w:themeColor="light1"/>
       </w:tblBorders>
+      <w:tblCellMar>
+        <w:top w:w="0" w:type="dxa"/>
+        <w:left w:w="108" w:type="dxa"/>
+        <w:bottom w:w="0" w:type="dxa"/>
+        <w:right w:w="108" w:type="dxa"/>
+      </w:tblCellMar>
     </w:tblPr>
     <w:tblStylePr w:type="firstRow">
       <w:rPr>
@@ -10942,6 +11193,7 @@
     <w:qFormat/>
     <w:rsid w:val="00A32279"/>
     <w:tblPr>
+      <w:tblInd w:w="0" w:type="dxa"/>
       <w:tblBorders>
         <w:top w:val="single" w:sz="4" w:space="0" w:color="FFFFFF" w:themeColor="light1"/>
         <w:left w:val="single" w:sz="4" w:space="0" w:color="FFFFFF" w:themeColor="light1"/>
@@ -10950,6 +11202,12 @@
         <w:insideH w:val="single" w:sz="4" w:space="0" w:color="FFFFFF" w:themeColor="light1"/>
         <w:insideV w:val="single" w:sz="4" w:space="0" w:color="FFFFFF" w:themeColor="light1"/>
       </w:tblBorders>
+      <w:tblCellMar>
+        <w:top w:w="0" w:type="dxa"/>
+        <w:left w:w="108" w:type="dxa"/>
+        <w:bottom w:w="0" w:type="dxa"/>
+        <w:right w:w="108" w:type="dxa"/>
+      </w:tblCellMar>
     </w:tblPr>
     <w:tblStylePr w:type="firstRow">
       <w:rPr>
@@ -11022,6 +11280,7 @@
     <w:qFormat/>
     <w:rsid w:val="00A32279"/>
     <w:tblPr>
+      <w:tblInd w:w="0" w:type="dxa"/>
       <w:tblBorders>
         <w:top w:val="single" w:sz="4" w:space="0" w:color="FFFFFF" w:themeColor="light1"/>
         <w:left w:val="single" w:sz="4" w:space="0" w:color="FFFFFF" w:themeColor="light1"/>
@@ -11030,6 +11289,12 @@
         <w:insideH w:val="single" w:sz="4" w:space="0" w:color="FFFFFF" w:themeColor="light1"/>
         <w:insideV w:val="single" w:sz="4" w:space="0" w:color="FFFFFF" w:themeColor="light1"/>
       </w:tblBorders>
+      <w:tblCellMar>
+        <w:top w:w="0" w:type="dxa"/>
+        <w:left w:w="108" w:type="dxa"/>
+        <w:bottom w:w="0" w:type="dxa"/>
+        <w:right w:w="108" w:type="dxa"/>
+      </w:tblCellMar>
     </w:tblPr>
     <w:tblStylePr w:type="firstRow">
       <w:rPr>
@@ -11102,6 +11367,7 @@
     <w:qFormat/>
     <w:rsid w:val="00A32279"/>
     <w:tblPr>
+      <w:tblInd w:w="0" w:type="dxa"/>
       <w:tblBorders>
         <w:top w:val="single" w:sz="4" w:space="0" w:color="FFFFFF" w:themeColor="light1"/>
         <w:left w:val="single" w:sz="4" w:space="0" w:color="FFFFFF" w:themeColor="light1"/>
@@ -11110,6 +11376,12 @@
         <w:insideH w:val="single" w:sz="4" w:space="0" w:color="FFFFFF" w:themeColor="light1"/>
         <w:insideV w:val="single" w:sz="4" w:space="0" w:color="FFFFFF" w:themeColor="light1"/>
       </w:tblBorders>
+      <w:tblCellMar>
+        <w:top w:w="0" w:type="dxa"/>
+        <w:left w:w="108" w:type="dxa"/>
+        <w:bottom w:w="0" w:type="dxa"/>
+        <w:right w:w="108" w:type="dxa"/>
+      </w:tblCellMar>
     </w:tblPr>
     <w:tblStylePr w:type="firstRow">
       <w:rPr>
@@ -11182,6 +11454,7 @@
     <w:qFormat/>
     <w:rsid w:val="00A32279"/>
     <w:tblPr>
+      <w:tblInd w:w="0" w:type="dxa"/>
       <w:tblBorders>
         <w:top w:val="single" w:sz="4" w:space="0" w:color="FFFFFF" w:themeColor="light1"/>
         <w:left w:val="single" w:sz="4" w:space="0" w:color="FFFFFF" w:themeColor="light1"/>
@@ -11190,6 +11463,12 @@
         <w:insideH w:val="single" w:sz="4" w:space="0" w:color="FFFFFF" w:themeColor="light1"/>
         <w:insideV w:val="single" w:sz="4" w:space="0" w:color="FFFFFF" w:themeColor="light1"/>
       </w:tblBorders>
+      <w:tblCellMar>
+        <w:top w:w="0" w:type="dxa"/>
+        <w:left w:w="108" w:type="dxa"/>
+        <w:bottom w:w="0" w:type="dxa"/>
+        <w:right w:w="108" w:type="dxa"/>
+      </w:tblCellMar>
     </w:tblPr>
     <w:tblStylePr w:type="firstRow">
       <w:rPr>
@@ -11262,6 +11541,7 @@
     <w:qFormat/>
     <w:rsid w:val="00A32279"/>
     <w:tblPr>
+      <w:tblInd w:w="0" w:type="dxa"/>
       <w:tblBorders>
         <w:top w:val="single" w:sz="4" w:space="0" w:color="FFFFFF" w:themeColor="light1"/>
         <w:left w:val="single" w:sz="4" w:space="0" w:color="FFFFFF" w:themeColor="light1"/>
@@ -11270,6 +11550,12 @@
         <w:insideH w:val="single" w:sz="4" w:space="0" w:color="FFFFFF" w:themeColor="light1"/>
         <w:insideV w:val="single" w:sz="4" w:space="0" w:color="FFFFFF" w:themeColor="light1"/>
       </w:tblBorders>
+      <w:tblCellMar>
+        <w:top w:w="0" w:type="dxa"/>
+        <w:left w:w="108" w:type="dxa"/>
+        <w:bottom w:w="0" w:type="dxa"/>
+        <w:right w:w="108" w:type="dxa"/>
+      </w:tblCellMar>
     </w:tblPr>
     <w:tblStylePr w:type="firstRow">
       <w:rPr>
@@ -11342,6 +11628,7 @@
     <w:qFormat/>
     <w:rsid w:val="00A32279"/>
     <w:tblPr>
+      <w:tblInd w:w="0" w:type="dxa"/>
       <w:tblBorders>
         <w:top w:val="single" w:sz="4" w:space="0" w:color="7F7F7F" w:themeColor="text1" w:themeTint="80"/>
         <w:left w:val="single" w:sz="4" w:space="0" w:color="7F7F7F" w:themeColor="text1" w:themeTint="80"/>
@@ -11350,6 +11637,12 @@
         <w:insideH w:val="single" w:sz="4" w:space="0" w:color="7F7F7F" w:themeColor="text1" w:themeTint="80"/>
         <w:insideV w:val="single" w:sz="4" w:space="0" w:color="7F7F7F" w:themeColor="text1" w:themeTint="80"/>
       </w:tblBorders>
+      <w:tblCellMar>
+        <w:top w:w="0" w:type="dxa"/>
+        <w:left w:w="108" w:type="dxa"/>
+        <w:bottom w:w="0" w:type="dxa"/>
+        <w:right w:w="108" w:type="dxa"/>
+      </w:tblCellMar>
     </w:tblPr>
     <w:tblStylePr w:type="firstRow">
       <w:rPr>
@@ -11413,6 +11706,7 @@
     <w:qFormat/>
     <w:rsid w:val="00A32279"/>
     <w:tblPr>
+      <w:tblInd w:w="0" w:type="dxa"/>
       <w:tblBorders>
         <w:top w:val="single" w:sz="4" w:space="0" w:color="A0B7E1" w:themeColor="accent1" w:themeTint="80"/>
         <w:left w:val="single" w:sz="4" w:space="0" w:color="A0B7E1" w:themeColor="accent1" w:themeTint="80"/>
@@ -11421,6 +11715,12 @@
         <w:insideH w:val="single" w:sz="4" w:space="0" w:color="A0B7E1" w:themeColor="accent1" w:themeTint="80"/>
         <w:insideV w:val="single" w:sz="4" w:space="0" w:color="A0B7E1" w:themeColor="accent1" w:themeTint="80"/>
       </w:tblBorders>
+      <w:tblCellMar>
+        <w:top w:w="0" w:type="dxa"/>
+        <w:left w:w="108" w:type="dxa"/>
+        <w:bottom w:w="0" w:type="dxa"/>
+        <w:right w:w="108" w:type="dxa"/>
+      </w:tblCellMar>
     </w:tblPr>
     <w:tblStylePr w:type="firstRow">
       <w:rPr>
@@ -11484,6 +11784,7 @@
     <w:qFormat/>
     <w:rsid w:val="00A32279"/>
     <w:tblPr>
+      <w:tblInd w:w="0" w:type="dxa"/>
       <w:tblBorders>
         <w:top w:val="single" w:sz="4" w:space="0" w:color="F4B184" w:themeColor="accent2" w:themeTint="97"/>
         <w:left w:val="single" w:sz="4" w:space="0" w:color="F4B184" w:themeColor="accent2" w:themeTint="97"/>
@@ -11492,6 +11793,12 @@
         <w:insideH w:val="single" w:sz="4" w:space="0" w:color="F4B184" w:themeColor="accent2" w:themeTint="97"/>
         <w:insideV w:val="single" w:sz="4" w:space="0" w:color="F4B184" w:themeColor="accent2" w:themeTint="97"/>
       </w:tblBorders>
+      <w:tblCellMar>
+        <w:top w:w="0" w:type="dxa"/>
+        <w:left w:w="108" w:type="dxa"/>
+        <w:bottom w:w="0" w:type="dxa"/>
+        <w:right w:w="108" w:type="dxa"/>
+      </w:tblCellMar>
     </w:tblPr>
     <w:tblStylePr w:type="firstRow">
       <w:rPr>
@@ -11555,6 +11862,7 @@
     <w:qFormat/>
     <w:rsid w:val="00A32279"/>
     <w:tblPr>
+      <w:tblInd w:w="0" w:type="dxa"/>
       <w:tblBorders>
         <w:top w:val="single" w:sz="4" w:space="0" w:color="A5A5A5" w:themeColor="accent3" w:themeTint="FE"/>
         <w:left w:val="single" w:sz="4" w:space="0" w:color="A5A5A5" w:themeColor="accent3" w:themeTint="FE"/>
@@ -11563,6 +11871,12 @@
         <w:insideH w:val="single" w:sz="4" w:space="0" w:color="A5A5A5" w:themeColor="accent3" w:themeTint="FE"/>
         <w:insideV w:val="single" w:sz="4" w:space="0" w:color="A5A5A5" w:themeColor="accent3" w:themeTint="FE"/>
       </w:tblBorders>
+      <w:tblCellMar>
+        <w:top w:w="0" w:type="dxa"/>
+        <w:left w:w="108" w:type="dxa"/>
+        <w:bottom w:w="0" w:type="dxa"/>
+        <w:right w:w="108" w:type="dxa"/>
+      </w:tblCellMar>
     </w:tblPr>
     <w:tblStylePr w:type="firstRow">
       <w:rPr>
@@ -11626,6 +11940,7 @@
     <w:qFormat/>
     <w:rsid w:val="00A32279"/>
     <w:tblPr>
+      <w:tblInd w:w="0" w:type="dxa"/>
       <w:tblBorders>
         <w:top w:val="single" w:sz="4" w:space="0" w:color="FFD865" w:themeColor="accent4" w:themeTint="9A"/>
         <w:left w:val="single" w:sz="4" w:space="0" w:color="FFD865" w:themeColor="accent4" w:themeTint="9A"/>
@@ -11634,6 +11949,12 @@
         <w:insideH w:val="single" w:sz="4" w:space="0" w:color="FFD865" w:themeColor="accent4" w:themeTint="9A"/>
         <w:insideV w:val="single" w:sz="4" w:space="0" w:color="FFD865" w:themeColor="accent4" w:themeTint="9A"/>
       </w:tblBorders>
+      <w:tblCellMar>
+        <w:top w:w="0" w:type="dxa"/>
+        <w:left w:w="108" w:type="dxa"/>
+        <w:bottom w:w="0" w:type="dxa"/>
+        <w:right w:w="108" w:type="dxa"/>
+      </w:tblCellMar>
     </w:tblPr>
     <w:tblStylePr w:type="firstRow">
       <w:rPr>
@@ -11697,6 +12018,7 @@
     <w:qFormat/>
     <w:rsid w:val="00A32279"/>
     <w:tblPr>
+      <w:tblInd w:w="0" w:type="dxa"/>
       <w:tblBorders>
         <w:top w:val="single" w:sz="4" w:space="0" w:color="5B9BD5" w:themeColor="accent5"/>
         <w:left w:val="single" w:sz="4" w:space="0" w:color="5B9BD5" w:themeColor="accent5"/>
@@ -11705,6 +12027,12 @@
         <w:insideH w:val="single" w:sz="4" w:space="0" w:color="5B9BD5" w:themeColor="accent5"/>
         <w:insideV w:val="single" w:sz="4" w:space="0" w:color="5B9BD5" w:themeColor="accent5"/>
       </w:tblBorders>
+      <w:tblCellMar>
+        <w:top w:w="0" w:type="dxa"/>
+        <w:left w:w="108" w:type="dxa"/>
+        <w:bottom w:w="0" w:type="dxa"/>
+        <w:right w:w="108" w:type="dxa"/>
+      </w:tblCellMar>
     </w:tblPr>
     <w:tblStylePr w:type="firstRow">
       <w:rPr>
@@ -11768,6 +12096,7 @@
     <w:qFormat/>
     <w:rsid w:val="00A32279"/>
     <w:tblPr>
+      <w:tblInd w:w="0" w:type="dxa"/>
       <w:tblBorders>
         <w:top w:val="single" w:sz="4" w:space="0" w:color="70AD47" w:themeColor="accent6"/>
         <w:left w:val="single" w:sz="4" w:space="0" w:color="70AD47" w:themeColor="accent6"/>
@@ -11776,6 +12105,12 @@
         <w:insideH w:val="single" w:sz="4" w:space="0" w:color="70AD47" w:themeColor="accent6"/>
         <w:insideV w:val="single" w:sz="4" w:space="0" w:color="70AD47" w:themeColor="accent6"/>
       </w:tblBorders>
+      <w:tblCellMar>
+        <w:top w:w="0" w:type="dxa"/>
+        <w:left w:w="108" w:type="dxa"/>
+        <w:bottom w:w="0" w:type="dxa"/>
+        <w:right w:w="108" w:type="dxa"/>
+      </w:tblCellMar>
     </w:tblPr>
     <w:tblStylePr w:type="firstRow">
       <w:rPr>
@@ -11839,12 +12174,19 @@
     <w:qFormat/>
     <w:rsid w:val="00A32279"/>
     <w:tblPr>
+      <w:tblInd w:w="0" w:type="dxa"/>
       <w:tblBorders>
         <w:bottom w:val="single" w:sz="4" w:space="0" w:color="7F7F7F" w:themeColor="text1" w:themeTint="80"/>
         <w:right w:val="single" w:sz="4" w:space="0" w:color="7F7F7F" w:themeColor="text1" w:themeTint="80"/>
         <w:insideH w:val="single" w:sz="4" w:space="0" w:color="7F7F7F" w:themeColor="text1" w:themeTint="80"/>
         <w:insideV w:val="single" w:sz="4" w:space="0" w:color="7F7F7F" w:themeColor="text1" w:themeTint="80"/>
       </w:tblBorders>
+      <w:tblCellMar>
+        <w:top w:w="0" w:type="dxa"/>
+        <w:left w:w="108" w:type="dxa"/>
+        <w:bottom w:w="0" w:type="dxa"/>
+        <w:right w:w="108" w:type="dxa"/>
+      </w:tblCellMar>
     </w:tblPr>
     <w:tblStylePr w:type="firstRow">
       <w:rPr>
@@ -11924,7 +12266,7 @@
     <w:tblStylePr w:type="band1Vert">
       <w:tblPr/>
       <w:tcPr>
-        <w:shd w:val="clear" w:color="F2F2F2" w:themeColor="text1" w:themeTint="0D" w:fill="F2F2F2" w:themeFill="text1" w:themeFillTint="0D"/>
+        <w:shd w:val="clear" w:color="F2F2F2" w:themeColor="text1" w:themeTint="D" w:fill="F2F2F2" w:themeFill="text1" w:themeFillTint="D"/>
       </w:tcPr>
     </w:tblStylePr>
     <w:tblStylePr w:type="band1Horz">
@@ -11935,7 +12277,7 @@
       </w:rPr>
       <w:tblPr/>
       <w:tcPr>
-        <w:shd w:val="clear" w:color="F2F2F2" w:themeColor="text1" w:themeTint="0D" w:fill="F2F2F2" w:themeFill="text1" w:themeFillTint="0D"/>
+        <w:shd w:val="clear" w:color="F2F2F2" w:themeColor="text1" w:themeTint="D" w:fill="F2F2F2" w:themeFill="text1" w:themeFillTint="D"/>
       </w:tcPr>
     </w:tblStylePr>
     <w:tblStylePr w:type="band2Horz">
@@ -11953,12 +12295,19 @@
     <w:qFormat/>
     <w:rsid w:val="00A32279"/>
     <w:tblPr>
+      <w:tblInd w:w="0" w:type="dxa"/>
       <w:tblBorders>
         <w:bottom w:val="single" w:sz="4" w:space="0" w:color="A0B7E1" w:themeColor="accent1" w:themeTint="80"/>
         <w:right w:val="single" w:sz="4" w:space="0" w:color="A0B7E1" w:themeColor="accent1" w:themeTint="80"/>
         <w:insideH w:val="single" w:sz="4" w:space="0" w:color="A0B7E1" w:themeColor="accent1" w:themeTint="80"/>
         <w:insideV w:val="single" w:sz="4" w:space="0" w:color="A0B7E1" w:themeColor="accent1" w:themeTint="80"/>
       </w:tblBorders>
+      <w:tblCellMar>
+        <w:top w:w="0" w:type="dxa"/>
+        <w:left w:w="108" w:type="dxa"/>
+        <w:bottom w:w="0" w:type="dxa"/>
+        <w:right w:w="108" w:type="dxa"/>
+      </w:tblCellMar>
     </w:tblPr>
     <w:tblStylePr w:type="firstRow">
       <w:rPr>
@@ -12067,12 +12416,19 @@
     <w:qFormat/>
     <w:rsid w:val="00A32279"/>
     <w:tblPr>
+      <w:tblInd w:w="0" w:type="dxa"/>
       <w:tblBorders>
         <w:bottom w:val="single" w:sz="4" w:space="0" w:color="F4B184" w:themeColor="accent2" w:themeTint="97"/>
         <w:right w:val="single" w:sz="4" w:space="0" w:color="F4B184" w:themeColor="accent2" w:themeTint="97"/>
         <w:insideH w:val="single" w:sz="4" w:space="0" w:color="F4B184" w:themeColor="accent2" w:themeTint="97"/>
         <w:insideV w:val="single" w:sz="4" w:space="0" w:color="F4B184" w:themeColor="accent2" w:themeTint="97"/>
       </w:tblBorders>
+      <w:tblCellMar>
+        <w:top w:w="0" w:type="dxa"/>
+        <w:left w:w="108" w:type="dxa"/>
+        <w:bottom w:w="0" w:type="dxa"/>
+        <w:right w:w="108" w:type="dxa"/>
+      </w:tblCellMar>
     </w:tblPr>
     <w:tblStylePr w:type="firstRow">
       <w:rPr>
@@ -12181,12 +12537,19 @@
     <w:qFormat/>
     <w:rsid w:val="00A32279"/>
     <w:tblPr>
+      <w:tblInd w:w="0" w:type="dxa"/>
       <w:tblBorders>
         <w:bottom w:val="single" w:sz="4" w:space="0" w:color="A5A5A5" w:themeColor="accent3" w:themeTint="FE"/>
         <w:right w:val="single" w:sz="4" w:space="0" w:color="A5A5A5" w:themeColor="accent3" w:themeTint="FE"/>
         <w:insideH w:val="single" w:sz="4" w:space="0" w:color="A5A5A5" w:themeColor="accent3" w:themeTint="FE"/>
         <w:insideV w:val="single" w:sz="4" w:space="0" w:color="A5A5A5" w:themeColor="accent3" w:themeTint="FE"/>
       </w:tblBorders>
+      <w:tblCellMar>
+        <w:top w:w="0" w:type="dxa"/>
+        <w:left w:w="108" w:type="dxa"/>
+        <w:bottom w:w="0" w:type="dxa"/>
+        <w:right w:w="108" w:type="dxa"/>
+      </w:tblCellMar>
     </w:tblPr>
     <w:tblStylePr w:type="firstRow">
       <w:rPr>
@@ -12295,12 +12658,19 @@
     <w:qFormat/>
     <w:rsid w:val="00A32279"/>
     <w:tblPr>
+      <w:tblInd w:w="0" w:type="dxa"/>
       <w:tblBorders>
         <w:bottom w:val="single" w:sz="4" w:space="0" w:color="FFD865" w:themeColor="accent4" w:themeTint="9A"/>
         <w:right w:val="single" w:sz="4" w:space="0" w:color="FFD865" w:themeColor="accent4" w:themeTint="9A"/>
         <w:insideH w:val="single" w:sz="4" w:space="0" w:color="FFD865" w:themeColor="accent4" w:themeTint="9A"/>
         <w:insideV w:val="single" w:sz="4" w:space="0" w:color="FFD865" w:themeColor="accent4" w:themeTint="9A"/>
       </w:tblBorders>
+      <w:tblCellMar>
+        <w:top w:w="0" w:type="dxa"/>
+        <w:left w:w="108" w:type="dxa"/>
+        <w:bottom w:w="0" w:type="dxa"/>
+        <w:right w:w="108" w:type="dxa"/>
+      </w:tblCellMar>
     </w:tblPr>
     <w:tblStylePr w:type="firstRow">
       <w:rPr>
@@ -12409,12 +12779,19 @@
     <w:qFormat/>
     <w:rsid w:val="00A32279"/>
     <w:tblPr>
+      <w:tblInd w:w="0" w:type="dxa"/>
       <w:tblBorders>
         <w:bottom w:val="single" w:sz="4" w:space="0" w:color="A2C6E7" w:themeColor="accent5" w:themeTint="90"/>
         <w:right w:val="single" w:sz="4" w:space="0" w:color="A2C6E7" w:themeColor="accent5" w:themeTint="90"/>
         <w:insideH w:val="single" w:sz="4" w:space="0" w:color="A2C6E7" w:themeColor="accent5" w:themeTint="90"/>
         <w:insideV w:val="single" w:sz="4" w:space="0" w:color="A2C6E7" w:themeColor="accent5" w:themeTint="90"/>
       </w:tblBorders>
+      <w:tblCellMar>
+        <w:top w:w="0" w:type="dxa"/>
+        <w:left w:w="108" w:type="dxa"/>
+        <w:bottom w:w="0" w:type="dxa"/>
+        <w:right w:w="108" w:type="dxa"/>
+      </w:tblCellMar>
     </w:tblPr>
     <w:tblStylePr w:type="firstRow">
       <w:rPr>
@@ -12523,12 +12900,19 @@
     <w:qFormat/>
     <w:rsid w:val="00A32279"/>
     <w:tblPr>
+      <w:tblInd w:w="0" w:type="dxa"/>
       <w:tblBorders>
         <w:bottom w:val="single" w:sz="4" w:space="0" w:color="ADD394" w:themeColor="accent6" w:themeTint="90"/>
         <w:right w:val="single" w:sz="4" w:space="0" w:color="ADD394" w:themeColor="accent6" w:themeTint="90"/>
         <w:insideH w:val="single" w:sz="4" w:space="0" w:color="ADD394" w:themeColor="accent6" w:themeTint="90"/>
         <w:insideV w:val="single" w:sz="4" w:space="0" w:color="ADD394" w:themeColor="accent6" w:themeTint="90"/>
       </w:tblBorders>
+      <w:tblCellMar>
+        <w:top w:w="0" w:type="dxa"/>
+        <w:left w:w="108" w:type="dxa"/>
+        <w:bottom w:w="0" w:type="dxa"/>
+        <w:right w:w="108" w:type="dxa"/>
+      </w:tblCellMar>
     </w:tblPr>
     <w:tblStylePr w:type="firstRow">
       <w:rPr>
@@ -12636,7 +13020,15 @@
     <w:uiPriority w:val="99"/>
     <w:qFormat/>
     <w:rsid w:val="00A32279"/>
-    <w:tblPr/>
+    <w:tblPr>
+      <w:tblInd w:w="0" w:type="dxa"/>
+      <w:tblCellMar>
+        <w:top w:w="0" w:type="dxa"/>
+        <w:left w:w="108" w:type="dxa"/>
+        <w:bottom w:w="0" w:type="dxa"/>
+        <w:right w:w="108" w:type="dxa"/>
+      </w:tblCellMar>
+    </w:tblPr>
     <w:tblStylePr w:type="firstRow">
       <w:rPr>
         <w:b/>
@@ -12698,7 +13090,15 @@
     <w:uiPriority w:val="99"/>
     <w:qFormat/>
     <w:rsid w:val="00A32279"/>
-    <w:tblPr/>
+    <w:tblPr>
+      <w:tblInd w:w="0" w:type="dxa"/>
+      <w:tblCellMar>
+        <w:top w:w="0" w:type="dxa"/>
+        <w:left w:w="108" w:type="dxa"/>
+        <w:bottom w:w="0" w:type="dxa"/>
+        <w:right w:w="108" w:type="dxa"/>
+      </w:tblCellMar>
+    </w:tblPr>
     <w:tblStylePr w:type="firstRow">
       <w:rPr>
         <w:b/>
@@ -12760,7 +13160,15 @@
     <w:uiPriority w:val="99"/>
     <w:qFormat/>
     <w:rsid w:val="00A32279"/>
-    <w:tblPr/>
+    <w:tblPr>
+      <w:tblInd w:w="0" w:type="dxa"/>
+      <w:tblCellMar>
+        <w:top w:w="0" w:type="dxa"/>
+        <w:left w:w="108" w:type="dxa"/>
+        <w:bottom w:w="0" w:type="dxa"/>
+        <w:right w:w="108" w:type="dxa"/>
+      </w:tblCellMar>
+    </w:tblPr>
     <w:tblStylePr w:type="firstRow">
       <w:rPr>
         <w:b/>
@@ -12822,7 +13230,15 @@
     <w:uiPriority w:val="99"/>
     <w:qFormat/>
     <w:rsid w:val="00A32279"/>
-    <w:tblPr/>
+    <w:tblPr>
+      <w:tblInd w:w="0" w:type="dxa"/>
+      <w:tblCellMar>
+        <w:top w:w="0" w:type="dxa"/>
+        <w:left w:w="108" w:type="dxa"/>
+        <w:bottom w:w="0" w:type="dxa"/>
+        <w:right w:w="108" w:type="dxa"/>
+      </w:tblCellMar>
+    </w:tblPr>
     <w:tblStylePr w:type="firstRow">
       <w:rPr>
         <w:b/>
@@ -12884,7 +13300,15 @@
     <w:uiPriority w:val="99"/>
     <w:qFormat/>
     <w:rsid w:val="00A32279"/>
-    <w:tblPr/>
+    <w:tblPr>
+      <w:tblInd w:w="0" w:type="dxa"/>
+      <w:tblCellMar>
+        <w:top w:w="0" w:type="dxa"/>
+        <w:left w:w="108" w:type="dxa"/>
+        <w:bottom w:w="0" w:type="dxa"/>
+        <w:right w:w="108" w:type="dxa"/>
+      </w:tblCellMar>
+    </w:tblPr>
     <w:tblStylePr w:type="firstRow">
       <w:rPr>
         <w:b/>
@@ -12946,7 +13370,15 @@
     <w:uiPriority w:val="99"/>
     <w:qFormat/>
     <w:rsid w:val="00A32279"/>
-    <w:tblPr/>
+    <w:tblPr>
+      <w:tblInd w:w="0" w:type="dxa"/>
+      <w:tblCellMar>
+        <w:top w:w="0" w:type="dxa"/>
+        <w:left w:w="108" w:type="dxa"/>
+        <w:bottom w:w="0" w:type="dxa"/>
+        <w:right w:w="108" w:type="dxa"/>
+      </w:tblCellMar>
+    </w:tblPr>
     <w:tblStylePr w:type="firstRow">
       <w:rPr>
         <w:b/>
@@ -13008,7 +13440,15 @@
     <w:uiPriority w:val="99"/>
     <w:qFormat/>
     <w:rsid w:val="00A32279"/>
-    <w:tblPr/>
+    <w:tblPr>
+      <w:tblInd w:w="0" w:type="dxa"/>
+      <w:tblCellMar>
+        <w:top w:w="0" w:type="dxa"/>
+        <w:left w:w="108" w:type="dxa"/>
+        <w:bottom w:w="0" w:type="dxa"/>
+        <w:right w:w="108" w:type="dxa"/>
+      </w:tblCellMar>
+    </w:tblPr>
     <w:tblStylePr w:type="firstRow">
       <w:rPr>
         <w:b/>
@@ -13071,11 +13511,18 @@
     <w:qFormat/>
     <w:rsid w:val="00A32279"/>
     <w:tblPr>
+      <w:tblInd w:w="0" w:type="dxa"/>
       <w:tblBorders>
         <w:top w:val="single" w:sz="4" w:space="0" w:color="6F6F6F" w:themeColor="text1" w:themeTint="90"/>
         <w:bottom w:val="single" w:sz="4" w:space="0" w:color="6F6F6F" w:themeColor="text1" w:themeTint="90"/>
         <w:insideH w:val="single" w:sz="4" w:space="0" w:color="6F6F6F" w:themeColor="text1" w:themeTint="90"/>
       </w:tblBorders>
+      <w:tblCellMar>
+        <w:top w:w="0" w:type="dxa"/>
+        <w:left w:w="108" w:type="dxa"/>
+        <w:bottom w:w="0" w:type="dxa"/>
+        <w:right w:w="108" w:type="dxa"/>
+      </w:tblCellMar>
     </w:tblPr>
     <w:tblStylePr w:type="firstRow">
       <w:rPr>
@@ -13157,11 +13604,18 @@
     <w:qFormat/>
     <w:rsid w:val="00A32279"/>
     <w:tblPr>
+      <w:tblInd w:w="0" w:type="dxa"/>
       <w:tblBorders>
         <w:top w:val="single" w:sz="4" w:space="0" w:color="95AFDD" w:themeColor="accent1" w:themeTint="90"/>
         <w:bottom w:val="single" w:sz="4" w:space="0" w:color="95AFDD" w:themeColor="accent1" w:themeTint="90"/>
         <w:insideH w:val="single" w:sz="4" w:space="0" w:color="95AFDD" w:themeColor="accent1" w:themeTint="90"/>
       </w:tblBorders>
+      <w:tblCellMar>
+        <w:top w:w="0" w:type="dxa"/>
+        <w:left w:w="108" w:type="dxa"/>
+        <w:bottom w:w="0" w:type="dxa"/>
+        <w:right w:w="108" w:type="dxa"/>
+      </w:tblCellMar>
     </w:tblPr>
     <w:tblStylePr w:type="firstRow">
       <w:rPr>
@@ -13243,11 +13697,18 @@
     <w:qFormat/>
     <w:rsid w:val="00A32279"/>
     <w:tblPr>
+      <w:tblInd w:w="0" w:type="dxa"/>
       <w:tblBorders>
         <w:top w:val="single" w:sz="4" w:space="0" w:color="F4B58A" w:themeColor="accent2" w:themeTint="90"/>
         <w:bottom w:val="single" w:sz="4" w:space="0" w:color="F4B58A" w:themeColor="accent2" w:themeTint="90"/>
         <w:insideH w:val="single" w:sz="4" w:space="0" w:color="F4B58A" w:themeColor="accent2" w:themeTint="90"/>
       </w:tblBorders>
+      <w:tblCellMar>
+        <w:top w:w="0" w:type="dxa"/>
+        <w:left w:w="108" w:type="dxa"/>
+        <w:bottom w:w="0" w:type="dxa"/>
+        <w:right w:w="108" w:type="dxa"/>
+      </w:tblCellMar>
     </w:tblPr>
     <w:tblStylePr w:type="firstRow">
       <w:rPr>
@@ -13329,11 +13790,18 @@
     <w:qFormat/>
     <w:rsid w:val="00A32279"/>
     <w:tblPr>
+      <w:tblInd w:w="0" w:type="dxa"/>
       <w:tblBorders>
         <w:top w:val="single" w:sz="4" w:space="0" w:color="CCCCCC" w:themeColor="accent3" w:themeTint="90"/>
         <w:bottom w:val="single" w:sz="4" w:space="0" w:color="CCCCCC" w:themeColor="accent3" w:themeTint="90"/>
         <w:insideH w:val="single" w:sz="4" w:space="0" w:color="CCCCCC" w:themeColor="accent3" w:themeTint="90"/>
       </w:tblBorders>
+      <w:tblCellMar>
+        <w:top w:w="0" w:type="dxa"/>
+        <w:left w:w="108" w:type="dxa"/>
+        <w:bottom w:w="0" w:type="dxa"/>
+        <w:right w:w="108" w:type="dxa"/>
+      </w:tblCellMar>
     </w:tblPr>
     <w:tblStylePr w:type="firstRow">
       <w:rPr>
@@ -13415,11 +13883,18 @@
     <w:qFormat/>
     <w:rsid w:val="00A32279"/>
     <w:tblPr>
+      <w:tblInd w:w="0" w:type="dxa"/>
       <w:tblBorders>
         <w:top w:val="single" w:sz="4" w:space="0" w:color="FFDB6F" w:themeColor="accent4" w:themeTint="90"/>
         <w:bottom w:val="single" w:sz="4" w:space="0" w:color="FFDB6F" w:themeColor="accent4" w:themeTint="90"/>
         <w:insideH w:val="single" w:sz="4" w:space="0" w:color="FFDB6F" w:themeColor="accent4" w:themeTint="90"/>
       </w:tblBorders>
+      <w:tblCellMar>
+        <w:top w:w="0" w:type="dxa"/>
+        <w:left w:w="108" w:type="dxa"/>
+        <w:bottom w:w="0" w:type="dxa"/>
+        <w:right w:w="108" w:type="dxa"/>
+      </w:tblCellMar>
     </w:tblPr>
     <w:tblStylePr w:type="firstRow">
       <w:rPr>
@@ -13501,11 +13976,18 @@
     <w:qFormat/>
     <w:rsid w:val="00A32279"/>
     <w:tblPr>
+      <w:tblInd w:w="0" w:type="dxa"/>
       <w:tblBorders>
         <w:top w:val="single" w:sz="4" w:space="0" w:color="A2C6E7" w:themeColor="accent5" w:themeTint="90"/>
         <w:bottom w:val="single" w:sz="4" w:space="0" w:color="A2C6E7" w:themeColor="accent5" w:themeTint="90"/>
         <w:insideH w:val="single" w:sz="4" w:space="0" w:color="A2C6E7" w:themeColor="accent5" w:themeTint="90"/>
       </w:tblBorders>
+      <w:tblCellMar>
+        <w:top w:w="0" w:type="dxa"/>
+        <w:left w:w="108" w:type="dxa"/>
+        <w:bottom w:w="0" w:type="dxa"/>
+        <w:right w:w="108" w:type="dxa"/>
+      </w:tblCellMar>
     </w:tblPr>
     <w:tblStylePr w:type="firstRow">
       <w:rPr>
@@ -13587,11 +14069,18 @@
     <w:qFormat/>
     <w:rsid w:val="00A32279"/>
     <w:tblPr>
+      <w:tblInd w:w="0" w:type="dxa"/>
       <w:tblBorders>
         <w:top w:val="single" w:sz="4" w:space="0" w:color="ADD394" w:themeColor="accent6" w:themeTint="90"/>
         <w:bottom w:val="single" w:sz="4" w:space="0" w:color="ADD394" w:themeColor="accent6" w:themeTint="90"/>
         <w:insideH w:val="single" w:sz="4" w:space="0" w:color="ADD394" w:themeColor="accent6" w:themeTint="90"/>
       </w:tblBorders>
+      <w:tblCellMar>
+        <w:top w:w="0" w:type="dxa"/>
+        <w:left w:w="108" w:type="dxa"/>
+        <w:bottom w:w="0" w:type="dxa"/>
+        <w:right w:w="108" w:type="dxa"/>
+      </w:tblCellMar>
     </w:tblPr>
     <w:tblStylePr w:type="firstRow">
       <w:rPr>
@@ -13673,12 +14162,19 @@
     <w:qFormat/>
     <w:rsid w:val="00A32279"/>
     <w:tblPr>
+      <w:tblInd w:w="0" w:type="dxa"/>
       <w:tblBorders>
         <w:top w:val="single" w:sz="4" w:space="0" w:color="000000" w:themeColor="text1"/>
         <w:left w:val="single" w:sz="4" w:space="0" w:color="000000" w:themeColor="text1"/>
         <w:bottom w:val="single" w:sz="4" w:space="0" w:color="000000" w:themeColor="text1"/>
         <w:right w:val="single" w:sz="4" w:space="0" w:color="000000" w:themeColor="text1"/>
       </w:tblBorders>
+      <w:tblCellMar>
+        <w:top w:w="0" w:type="dxa"/>
+        <w:left w:w="108" w:type="dxa"/>
+        <w:bottom w:w="0" w:type="dxa"/>
+        <w:right w:w="108" w:type="dxa"/>
+      </w:tblCellMar>
     </w:tblPr>
     <w:tblStylePr w:type="firstRow">
       <w:rPr>
@@ -13746,12 +14242,19 @@
     <w:qFormat/>
     <w:rsid w:val="00A32279"/>
     <w:tblPr>
+      <w:tblInd w:w="0" w:type="dxa"/>
       <w:tblBorders>
         <w:top w:val="single" w:sz="4" w:space="0" w:color="4472C4" w:themeColor="accent1"/>
         <w:left w:val="single" w:sz="4" w:space="0" w:color="4472C4" w:themeColor="accent1"/>
         <w:bottom w:val="single" w:sz="4" w:space="0" w:color="4472C4" w:themeColor="accent1"/>
         <w:right w:val="single" w:sz="4" w:space="0" w:color="4472C4" w:themeColor="accent1"/>
       </w:tblBorders>
+      <w:tblCellMar>
+        <w:top w:w="0" w:type="dxa"/>
+        <w:left w:w="108" w:type="dxa"/>
+        <w:bottom w:w="0" w:type="dxa"/>
+        <w:right w:w="108" w:type="dxa"/>
+      </w:tblCellMar>
     </w:tblPr>
     <w:tblStylePr w:type="firstRow">
       <w:rPr>
@@ -13819,12 +14322,19 @@
     <w:qFormat/>
     <w:rsid w:val="00A32279"/>
     <w:tblPr>
+      <w:tblInd w:w="0" w:type="dxa"/>
       <w:tblBorders>
         <w:top w:val="single" w:sz="4" w:space="0" w:color="F4B184" w:themeColor="accent2" w:themeTint="97"/>
         <w:left w:val="single" w:sz="4" w:space="0" w:color="F4B184" w:themeColor="accent2" w:themeTint="97"/>
         <w:bottom w:val="single" w:sz="4" w:space="0" w:color="F4B184" w:themeColor="accent2" w:themeTint="97"/>
         <w:right w:val="single" w:sz="4" w:space="0" w:color="F4B184" w:themeColor="accent2" w:themeTint="97"/>
       </w:tblBorders>
+      <w:tblCellMar>
+        <w:top w:w="0" w:type="dxa"/>
+        <w:left w:w="108" w:type="dxa"/>
+        <w:bottom w:w="0" w:type="dxa"/>
+        <w:right w:w="108" w:type="dxa"/>
+      </w:tblCellMar>
     </w:tblPr>
     <w:tblStylePr w:type="firstRow">
       <w:rPr>
@@ -13892,12 +14402,19 @@
     <w:qFormat/>
     <w:rsid w:val="00A32279"/>
     <w:tblPr>
+      <w:tblInd w:w="0" w:type="dxa"/>
       <w:tblBorders>
         <w:top w:val="single" w:sz="4" w:space="0" w:color="C9C9C9" w:themeColor="accent3" w:themeTint="98"/>
         <w:left w:val="single" w:sz="4" w:space="0" w:color="C9C9C9" w:themeColor="accent3" w:themeTint="98"/>
         <w:bottom w:val="single" w:sz="4" w:space="0" w:color="C9C9C9" w:themeColor="accent3" w:themeTint="98"/>
         <w:right w:val="single" w:sz="4" w:space="0" w:color="C9C9C9" w:themeColor="accent3" w:themeTint="98"/>
       </w:tblBorders>
+      <w:tblCellMar>
+        <w:top w:w="0" w:type="dxa"/>
+        <w:left w:w="108" w:type="dxa"/>
+        <w:bottom w:w="0" w:type="dxa"/>
+        <w:right w:w="108" w:type="dxa"/>
+      </w:tblCellMar>
     </w:tblPr>
     <w:tblStylePr w:type="firstRow">
       <w:rPr>
@@ -13965,12 +14482,19 @@
     <w:qFormat/>
     <w:rsid w:val="00A32279"/>
     <w:tblPr>
+      <w:tblInd w:w="0" w:type="dxa"/>
       <w:tblBorders>
         <w:top w:val="single" w:sz="4" w:space="0" w:color="FFD865" w:themeColor="accent4" w:themeTint="9A"/>
         <w:left w:val="single" w:sz="4" w:space="0" w:color="FFD865" w:themeColor="accent4" w:themeTint="9A"/>
         <w:bottom w:val="single" w:sz="4" w:space="0" w:color="FFD865" w:themeColor="accent4" w:themeTint="9A"/>
         <w:right w:val="single" w:sz="4" w:space="0" w:color="FFD865" w:themeColor="accent4" w:themeTint="9A"/>
       </w:tblBorders>
+      <w:tblCellMar>
+        <w:top w:w="0" w:type="dxa"/>
+        <w:left w:w="108" w:type="dxa"/>
+        <w:bottom w:w="0" w:type="dxa"/>
+        <w:right w:w="108" w:type="dxa"/>
+      </w:tblCellMar>
     </w:tblPr>
     <w:tblStylePr w:type="firstRow">
       <w:rPr>
@@ -14038,12 +14562,19 @@
     <w:qFormat/>
     <w:rsid w:val="00A32279"/>
     <w:tblPr>
+      <w:tblInd w:w="0" w:type="dxa"/>
       <w:tblBorders>
         <w:top w:val="single" w:sz="4" w:space="0" w:color="9BC2E5" w:themeColor="accent5" w:themeTint="9A"/>
         <w:left w:val="single" w:sz="4" w:space="0" w:color="9BC2E5" w:themeColor="accent5" w:themeTint="9A"/>
         <w:bottom w:val="single" w:sz="4" w:space="0" w:color="9BC2E5" w:themeColor="accent5" w:themeTint="9A"/>
         <w:right w:val="single" w:sz="4" w:space="0" w:color="9BC2E5" w:themeColor="accent5" w:themeTint="9A"/>
       </w:tblBorders>
+      <w:tblCellMar>
+        <w:top w:w="0" w:type="dxa"/>
+        <w:left w:w="108" w:type="dxa"/>
+        <w:bottom w:w="0" w:type="dxa"/>
+        <w:right w:w="108" w:type="dxa"/>
+      </w:tblCellMar>
     </w:tblPr>
     <w:tblStylePr w:type="firstRow">
       <w:rPr>
@@ -14111,12 +14642,19 @@
     <w:qFormat/>
     <w:rsid w:val="00A32279"/>
     <w:tblPr>
+      <w:tblInd w:w="0" w:type="dxa"/>
       <w:tblBorders>
         <w:top w:val="single" w:sz="4" w:space="0" w:color="A9D08E" w:themeColor="accent6" w:themeTint="98"/>
         <w:left w:val="single" w:sz="4" w:space="0" w:color="A9D08E" w:themeColor="accent6" w:themeTint="98"/>
         <w:bottom w:val="single" w:sz="4" w:space="0" w:color="A9D08E" w:themeColor="accent6" w:themeTint="98"/>
         <w:right w:val="single" w:sz="4" w:space="0" w:color="A9D08E" w:themeColor="accent6" w:themeTint="98"/>
       </w:tblBorders>
+      <w:tblCellMar>
+        <w:top w:w="0" w:type="dxa"/>
+        <w:left w:w="108" w:type="dxa"/>
+        <w:bottom w:w="0" w:type="dxa"/>
+        <w:right w:w="108" w:type="dxa"/>
+      </w:tblCellMar>
     </w:tblPr>
     <w:tblStylePr w:type="firstRow">
       <w:rPr>
@@ -14184,6 +14722,7 @@
     <w:qFormat/>
     <w:rsid w:val="00A32279"/>
     <w:tblPr>
+      <w:tblInd w:w="0" w:type="dxa"/>
       <w:tblBorders>
         <w:top w:val="single" w:sz="4" w:space="0" w:color="000000" w:themeColor="text1"/>
         <w:left w:val="single" w:sz="4" w:space="0" w:color="000000" w:themeColor="text1"/>
@@ -14191,6 +14730,12 @@
         <w:right w:val="single" w:sz="4" w:space="0" w:color="000000" w:themeColor="text1"/>
         <w:insideH w:val="single" w:sz="4" w:space="0" w:color="000000" w:themeColor="text1"/>
       </w:tblBorders>
+      <w:tblCellMar>
+        <w:top w:w="0" w:type="dxa"/>
+        <w:left w:w="108" w:type="dxa"/>
+        <w:bottom w:w="0" w:type="dxa"/>
+        <w:right w:w="108" w:type="dxa"/>
+      </w:tblCellMar>
     </w:tblPr>
     <w:tblStylePr w:type="firstRow">
       <w:rPr>
@@ -14252,6 +14797,7 @@
     <w:qFormat/>
     <w:rsid w:val="00A32279"/>
     <w:tblPr>
+      <w:tblInd w:w="0" w:type="dxa"/>
       <w:tblBorders>
         <w:top w:val="single" w:sz="4" w:space="0" w:color="95AFDD" w:themeColor="accent1" w:themeTint="90"/>
         <w:left w:val="single" w:sz="4" w:space="0" w:color="95AFDD" w:themeColor="accent1" w:themeTint="90"/>
@@ -14259,6 +14805,12 @@
         <w:right w:val="single" w:sz="4" w:space="0" w:color="95AFDD" w:themeColor="accent1" w:themeTint="90"/>
         <w:insideH w:val="single" w:sz="4" w:space="0" w:color="95AFDD" w:themeColor="accent1" w:themeTint="90"/>
       </w:tblBorders>
+      <w:tblCellMar>
+        <w:top w:w="0" w:type="dxa"/>
+        <w:left w:w="108" w:type="dxa"/>
+        <w:bottom w:w="0" w:type="dxa"/>
+        <w:right w:w="108" w:type="dxa"/>
+      </w:tblCellMar>
     </w:tblPr>
     <w:tblStylePr w:type="firstRow">
       <w:rPr>
@@ -14320,6 +14872,7 @@
     <w:qFormat/>
     <w:rsid w:val="00A32279"/>
     <w:tblPr>
+      <w:tblInd w:w="0" w:type="dxa"/>
       <w:tblBorders>
         <w:top w:val="single" w:sz="4" w:space="0" w:color="F4B58A" w:themeColor="accent2" w:themeTint="90"/>
         <w:left w:val="single" w:sz="4" w:space="0" w:color="F4B58A" w:themeColor="accent2" w:themeTint="90"/>
@@ -14327,6 +14880,12 @@
         <w:right w:val="single" w:sz="4" w:space="0" w:color="F4B58A" w:themeColor="accent2" w:themeTint="90"/>
         <w:insideH w:val="single" w:sz="4" w:space="0" w:color="F4B58A" w:themeColor="accent2" w:themeTint="90"/>
       </w:tblBorders>
+      <w:tblCellMar>
+        <w:top w:w="0" w:type="dxa"/>
+        <w:left w:w="108" w:type="dxa"/>
+        <w:bottom w:w="0" w:type="dxa"/>
+        <w:right w:w="108" w:type="dxa"/>
+      </w:tblCellMar>
     </w:tblPr>
     <w:tblStylePr w:type="firstRow">
       <w:rPr>
@@ -14388,6 +14947,7 @@
     <w:qFormat/>
     <w:rsid w:val="00A32279"/>
     <w:tblPr>
+      <w:tblInd w:w="0" w:type="dxa"/>
       <w:tblBorders>
         <w:top w:val="single" w:sz="4" w:space="0" w:color="CCCCCC" w:themeColor="accent3" w:themeTint="90"/>
         <w:left w:val="single" w:sz="4" w:space="0" w:color="CCCCCC" w:themeColor="accent3" w:themeTint="90"/>
@@ -14395,6 +14955,12 @@
         <w:right w:val="single" w:sz="4" w:space="0" w:color="CCCCCC" w:themeColor="accent3" w:themeTint="90"/>
         <w:insideH w:val="single" w:sz="4" w:space="0" w:color="CCCCCC" w:themeColor="accent3" w:themeTint="90"/>
       </w:tblBorders>
+      <w:tblCellMar>
+        <w:top w:w="0" w:type="dxa"/>
+        <w:left w:w="108" w:type="dxa"/>
+        <w:bottom w:w="0" w:type="dxa"/>
+        <w:right w:w="108" w:type="dxa"/>
+      </w:tblCellMar>
     </w:tblPr>
     <w:tblStylePr w:type="firstRow">
       <w:rPr>
@@ -14456,6 +15022,7 @@
     <w:qFormat/>
     <w:rsid w:val="00A32279"/>
     <w:tblPr>
+      <w:tblInd w:w="0" w:type="dxa"/>
       <w:tblBorders>
         <w:top w:val="single" w:sz="4" w:space="0" w:color="FFDB6F" w:themeColor="accent4" w:themeTint="90"/>
         <w:left w:val="single" w:sz="4" w:space="0" w:color="FFDB6F" w:themeColor="accent4" w:themeTint="90"/>
@@ -14463,6 +15030,12 @@
         <w:right w:val="single" w:sz="4" w:space="0" w:color="FFDB6F" w:themeColor="accent4" w:themeTint="90"/>
         <w:insideH w:val="single" w:sz="4" w:space="0" w:color="FFDB6F" w:themeColor="accent4" w:themeTint="90"/>
       </w:tblBorders>
+      <w:tblCellMar>
+        <w:top w:w="0" w:type="dxa"/>
+        <w:left w:w="108" w:type="dxa"/>
+        <w:bottom w:w="0" w:type="dxa"/>
+        <w:right w:w="108" w:type="dxa"/>
+      </w:tblCellMar>
     </w:tblPr>
     <w:tblStylePr w:type="firstRow">
       <w:rPr>
@@ -14524,6 +15097,7 @@
     <w:qFormat/>
     <w:rsid w:val="00A32279"/>
     <w:tblPr>
+      <w:tblInd w:w="0" w:type="dxa"/>
       <w:tblBorders>
         <w:top w:val="single" w:sz="4" w:space="0" w:color="A2C6E7" w:themeColor="accent5" w:themeTint="90"/>
         <w:left w:val="single" w:sz="4" w:space="0" w:color="A2C6E7" w:themeColor="accent5" w:themeTint="90"/>
@@ -14531,6 +15105,12 @@
         <w:right w:val="single" w:sz="4" w:space="0" w:color="A2C6E7" w:themeColor="accent5" w:themeTint="90"/>
         <w:insideH w:val="single" w:sz="4" w:space="0" w:color="A2C6E7" w:themeColor="accent5" w:themeTint="90"/>
       </w:tblBorders>
+      <w:tblCellMar>
+        <w:top w:w="0" w:type="dxa"/>
+        <w:left w:w="108" w:type="dxa"/>
+        <w:bottom w:w="0" w:type="dxa"/>
+        <w:right w:w="108" w:type="dxa"/>
+      </w:tblCellMar>
     </w:tblPr>
     <w:tblStylePr w:type="firstRow">
       <w:rPr>
@@ -14592,6 +15172,7 @@
     <w:qFormat/>
     <w:rsid w:val="00A32279"/>
     <w:tblPr>
+      <w:tblInd w:w="0" w:type="dxa"/>
       <w:tblBorders>
         <w:top w:val="single" w:sz="4" w:space="0" w:color="ADD394" w:themeColor="accent6" w:themeTint="90"/>
         <w:left w:val="single" w:sz="4" w:space="0" w:color="ADD394" w:themeColor="accent6" w:themeTint="90"/>
@@ -14599,6 +15180,12 @@
         <w:right w:val="single" w:sz="4" w:space="0" w:color="ADD394" w:themeColor="accent6" w:themeTint="90"/>
         <w:insideH w:val="single" w:sz="4" w:space="0" w:color="ADD394" w:themeColor="accent6" w:themeTint="90"/>
       </w:tblBorders>
+      <w:tblCellMar>
+        <w:top w:w="0" w:type="dxa"/>
+        <w:left w:w="108" w:type="dxa"/>
+        <w:bottom w:w="0" w:type="dxa"/>
+        <w:right w:w="108" w:type="dxa"/>
+      </w:tblCellMar>
     </w:tblPr>
     <w:tblStylePr w:type="firstRow">
       <w:rPr>
@@ -14660,12 +15247,19 @@
     <w:qFormat/>
     <w:rsid w:val="00A32279"/>
     <w:tblPr>
+      <w:tblInd w:w="0" w:type="dxa"/>
       <w:tblBorders>
         <w:top w:val="single" w:sz="32" w:space="0" w:color="7F7F7F" w:themeColor="text1" w:themeTint="80"/>
         <w:left w:val="single" w:sz="32" w:space="0" w:color="7F7F7F" w:themeColor="text1" w:themeTint="80"/>
         <w:bottom w:val="single" w:sz="32" w:space="0" w:color="7F7F7F" w:themeColor="text1" w:themeTint="80"/>
         <w:right w:val="single" w:sz="32" w:space="0" w:color="7F7F7F" w:themeColor="text1" w:themeTint="80"/>
       </w:tblBorders>
+      <w:tblCellMar>
+        <w:top w:w="0" w:type="dxa"/>
+        <w:left w:w="108" w:type="dxa"/>
+        <w:bottom w:w="0" w:type="dxa"/>
+        <w:right w:w="108" w:type="dxa"/>
+      </w:tblCellMar>
     </w:tblPr>
     <w:tblStylePr w:type="firstRow">
       <w:rPr>
@@ -14762,12 +15356,19 @@
     <w:qFormat/>
     <w:rsid w:val="00A32279"/>
     <w:tblPr>
+      <w:tblInd w:w="0" w:type="dxa"/>
       <w:tblBorders>
         <w:top w:val="single" w:sz="32" w:space="0" w:color="4472C4" w:themeColor="accent1"/>
         <w:left w:val="single" w:sz="32" w:space="0" w:color="4472C4" w:themeColor="accent1"/>
         <w:bottom w:val="single" w:sz="32" w:space="0" w:color="4472C4" w:themeColor="accent1"/>
         <w:right w:val="single" w:sz="32" w:space="0" w:color="4472C4" w:themeColor="accent1"/>
       </w:tblBorders>
+      <w:tblCellMar>
+        <w:top w:w="0" w:type="dxa"/>
+        <w:left w:w="108" w:type="dxa"/>
+        <w:bottom w:w="0" w:type="dxa"/>
+        <w:right w:w="108" w:type="dxa"/>
+      </w:tblCellMar>
     </w:tblPr>
     <w:tblStylePr w:type="firstRow">
       <w:rPr>
@@ -14864,12 +15465,19 @@
     <w:qFormat/>
     <w:rsid w:val="00A32279"/>
     <w:tblPr>
+      <w:tblInd w:w="0" w:type="dxa"/>
       <w:tblBorders>
         <w:top w:val="single" w:sz="32" w:space="0" w:color="F4B184" w:themeColor="accent2" w:themeTint="97"/>
         <w:left w:val="single" w:sz="32" w:space="0" w:color="F4B184" w:themeColor="accent2" w:themeTint="97"/>
         <w:bottom w:val="single" w:sz="32" w:space="0" w:color="F4B184" w:themeColor="accent2" w:themeTint="97"/>
         <w:right w:val="single" w:sz="32" w:space="0" w:color="F4B184" w:themeColor="accent2" w:themeTint="97"/>
       </w:tblBorders>
+      <w:tblCellMar>
+        <w:top w:w="0" w:type="dxa"/>
+        <w:left w:w="108" w:type="dxa"/>
+        <w:bottom w:w="0" w:type="dxa"/>
+        <w:right w:w="108" w:type="dxa"/>
+      </w:tblCellMar>
     </w:tblPr>
     <w:tblStylePr w:type="firstRow">
       <w:rPr>
@@ -14966,12 +15574,19 @@
     <w:qFormat/>
     <w:rsid w:val="00A32279"/>
     <w:tblPr>
+      <w:tblInd w:w="0" w:type="dxa"/>
       <w:tblBorders>
         <w:top w:val="single" w:sz="32" w:space="0" w:color="C9C9C9" w:themeColor="accent3" w:themeTint="98"/>
         <w:left w:val="single" w:sz="32" w:space="0" w:color="C9C9C9" w:themeColor="accent3" w:themeTint="98"/>
         <w:bottom w:val="single" w:sz="32" w:space="0" w:color="C9C9C9" w:themeColor="accent3" w:themeTint="98"/>
         <w:right w:val="single" w:sz="32" w:space="0" w:color="C9C9C9" w:themeColor="accent3" w:themeTint="98"/>
       </w:tblBorders>
+      <w:tblCellMar>
+        <w:top w:w="0" w:type="dxa"/>
+        <w:left w:w="108" w:type="dxa"/>
+        <w:bottom w:w="0" w:type="dxa"/>
+        <w:right w:w="108" w:type="dxa"/>
+      </w:tblCellMar>
     </w:tblPr>
     <w:tblStylePr w:type="firstRow">
       <w:rPr>
@@ -15068,12 +15683,19 @@
     <w:qFormat/>
     <w:rsid w:val="00A32279"/>
     <w:tblPr>
+      <w:tblInd w:w="0" w:type="dxa"/>
       <w:tblBorders>
         <w:top w:val="single" w:sz="32" w:space="0" w:color="FFD865" w:themeColor="accent4" w:themeTint="9A"/>
         <w:left w:val="single" w:sz="32" w:space="0" w:color="FFD865" w:themeColor="accent4" w:themeTint="9A"/>
         <w:bottom w:val="single" w:sz="32" w:space="0" w:color="FFD865" w:themeColor="accent4" w:themeTint="9A"/>
         <w:right w:val="single" w:sz="32" w:space="0" w:color="FFD865" w:themeColor="accent4" w:themeTint="9A"/>
       </w:tblBorders>
+      <w:tblCellMar>
+        <w:top w:w="0" w:type="dxa"/>
+        <w:left w:w="108" w:type="dxa"/>
+        <w:bottom w:w="0" w:type="dxa"/>
+        <w:right w:w="108" w:type="dxa"/>
+      </w:tblCellMar>
     </w:tblPr>
     <w:tblStylePr w:type="firstRow">
       <w:rPr>
@@ -15170,12 +15792,19 @@
     <w:qFormat/>
     <w:rsid w:val="00A32279"/>
     <w:tblPr>
+      <w:tblInd w:w="0" w:type="dxa"/>
       <w:tblBorders>
         <w:top w:val="single" w:sz="32" w:space="0" w:color="9BC2E5" w:themeColor="accent5" w:themeTint="9A"/>
         <w:left w:val="single" w:sz="32" w:space="0" w:color="9BC2E5" w:themeColor="accent5" w:themeTint="9A"/>
         <w:bottom w:val="single" w:sz="32" w:space="0" w:color="9BC2E5" w:themeColor="accent5" w:themeTint="9A"/>
         <w:right w:val="single" w:sz="32" w:space="0" w:color="9BC2E5" w:themeColor="accent5" w:themeTint="9A"/>
       </w:tblBorders>
+      <w:tblCellMar>
+        <w:top w:w="0" w:type="dxa"/>
+        <w:left w:w="108" w:type="dxa"/>
+        <w:bottom w:w="0" w:type="dxa"/>
+        <w:right w:w="108" w:type="dxa"/>
+      </w:tblCellMar>
     </w:tblPr>
     <w:tblStylePr w:type="firstRow">
       <w:rPr>
@@ -15272,12 +15901,19 @@
     <w:qFormat/>
     <w:rsid w:val="00A32279"/>
     <w:tblPr>
+      <w:tblInd w:w="0" w:type="dxa"/>
       <w:tblBorders>
         <w:top w:val="single" w:sz="32" w:space="0" w:color="A9D08E" w:themeColor="accent6" w:themeTint="98"/>
         <w:left w:val="single" w:sz="32" w:space="0" w:color="A9D08E" w:themeColor="accent6" w:themeTint="98"/>
         <w:bottom w:val="single" w:sz="32" w:space="0" w:color="A9D08E" w:themeColor="accent6" w:themeTint="98"/>
         <w:right w:val="single" w:sz="32" w:space="0" w:color="A9D08E" w:themeColor="accent6" w:themeTint="98"/>
       </w:tblBorders>
+      <w:tblCellMar>
+        <w:top w:w="0" w:type="dxa"/>
+        <w:left w:w="108" w:type="dxa"/>
+        <w:bottom w:w="0" w:type="dxa"/>
+        <w:right w:w="108" w:type="dxa"/>
+      </w:tblCellMar>
     </w:tblPr>
     <w:tblStylePr w:type="firstRow">
       <w:rPr>
@@ -15374,10 +16010,17 @@
     <w:qFormat/>
     <w:rsid w:val="00A32279"/>
     <w:tblPr>
+      <w:tblInd w:w="0" w:type="dxa"/>
       <w:tblBorders>
         <w:top w:val="single" w:sz="4" w:space="0" w:color="7F7F7F" w:themeColor="text1" w:themeTint="80"/>
         <w:bottom w:val="single" w:sz="4" w:space="0" w:color="7F7F7F" w:themeColor="text1" w:themeTint="80"/>
       </w:tblBorders>
+      <w:tblCellMar>
+        <w:top w:w="0" w:type="dxa"/>
+        <w:left w:w="108" w:type="dxa"/>
+        <w:bottom w:w="0" w:type="dxa"/>
+        <w:right w:w="108" w:type="dxa"/>
+      </w:tblCellMar>
     </w:tblPr>
     <w:tblStylePr w:type="firstRow">
       <w:rPr>
@@ -15447,10 +16090,17 @@
     <w:qFormat/>
     <w:rsid w:val="00A32279"/>
     <w:tblPr>
+      <w:tblInd w:w="0" w:type="dxa"/>
       <w:tblBorders>
         <w:top w:val="single" w:sz="4" w:space="0" w:color="4472C4" w:themeColor="accent1"/>
         <w:bottom w:val="single" w:sz="4" w:space="0" w:color="4472C4" w:themeColor="accent1"/>
       </w:tblBorders>
+      <w:tblCellMar>
+        <w:top w:w="0" w:type="dxa"/>
+        <w:left w:w="108" w:type="dxa"/>
+        <w:bottom w:w="0" w:type="dxa"/>
+        <w:right w:w="108" w:type="dxa"/>
+      </w:tblCellMar>
     </w:tblPr>
     <w:tblStylePr w:type="firstRow">
       <w:rPr>
@@ -15520,10 +16170,17 @@
     <w:qFormat/>
     <w:rsid w:val="00A32279"/>
     <w:tblPr>
+      <w:tblInd w:w="0" w:type="dxa"/>
       <w:tblBorders>
         <w:top w:val="single" w:sz="4" w:space="0" w:color="F4B184" w:themeColor="accent2" w:themeTint="97"/>
         <w:bottom w:val="single" w:sz="4" w:space="0" w:color="F4B184" w:themeColor="accent2" w:themeTint="97"/>
       </w:tblBorders>
+      <w:tblCellMar>
+        <w:top w:w="0" w:type="dxa"/>
+        <w:left w:w="108" w:type="dxa"/>
+        <w:bottom w:w="0" w:type="dxa"/>
+        <w:right w:w="108" w:type="dxa"/>
+      </w:tblCellMar>
     </w:tblPr>
     <w:tblStylePr w:type="firstRow">
       <w:rPr>
@@ -15593,10 +16250,17 @@
     <w:qFormat/>
     <w:rsid w:val="00A32279"/>
     <w:tblPr>
+      <w:tblInd w:w="0" w:type="dxa"/>
       <w:tblBorders>
         <w:top w:val="single" w:sz="4" w:space="0" w:color="C9C9C9" w:themeColor="accent3" w:themeTint="98"/>
         <w:bottom w:val="single" w:sz="4" w:space="0" w:color="C9C9C9" w:themeColor="accent3" w:themeTint="98"/>
       </w:tblBorders>
+      <w:tblCellMar>
+        <w:top w:w="0" w:type="dxa"/>
+        <w:left w:w="108" w:type="dxa"/>
+        <w:bottom w:w="0" w:type="dxa"/>
+        <w:right w:w="108" w:type="dxa"/>
+      </w:tblCellMar>
     </w:tblPr>
     <w:tblStylePr w:type="firstRow">
       <w:rPr>
@@ -15666,10 +16330,17 @@
     <w:qFormat/>
     <w:rsid w:val="00A32279"/>
     <w:tblPr>
+      <w:tblInd w:w="0" w:type="dxa"/>
       <w:tblBorders>
         <w:top w:val="single" w:sz="4" w:space="0" w:color="FFD865" w:themeColor="accent4" w:themeTint="9A"/>
         <w:bottom w:val="single" w:sz="4" w:space="0" w:color="FFD865" w:themeColor="accent4" w:themeTint="9A"/>
       </w:tblBorders>
+      <w:tblCellMar>
+        <w:top w:w="0" w:type="dxa"/>
+        <w:left w:w="108" w:type="dxa"/>
+        <w:bottom w:w="0" w:type="dxa"/>
+        <w:right w:w="108" w:type="dxa"/>
+      </w:tblCellMar>
     </w:tblPr>
     <w:tblStylePr w:type="firstRow">
       <w:rPr>
@@ -15739,10 +16410,17 @@
     <w:qFormat/>
     <w:rsid w:val="00A32279"/>
     <w:tblPr>
+      <w:tblInd w:w="0" w:type="dxa"/>
       <w:tblBorders>
         <w:top w:val="single" w:sz="4" w:space="0" w:color="9BC2E5" w:themeColor="accent5" w:themeTint="9A"/>
         <w:bottom w:val="single" w:sz="4" w:space="0" w:color="9BC2E5" w:themeColor="accent5" w:themeTint="9A"/>
       </w:tblBorders>
+      <w:tblCellMar>
+        <w:top w:w="0" w:type="dxa"/>
+        <w:left w:w="108" w:type="dxa"/>
+        <w:bottom w:w="0" w:type="dxa"/>
+        <w:right w:w="108" w:type="dxa"/>
+      </w:tblCellMar>
     </w:tblPr>
     <w:tblStylePr w:type="firstRow">
       <w:rPr>
@@ -15811,10 +16489,17 @@
     <w:uiPriority w:val="99"/>
     <w:rsid w:val="00A32279"/>
     <w:tblPr>
+      <w:tblInd w:w="0" w:type="dxa"/>
       <w:tblBorders>
         <w:top w:val="single" w:sz="4" w:space="0" w:color="A9D08E" w:themeColor="accent6" w:themeTint="98"/>
         <w:bottom w:val="single" w:sz="4" w:space="0" w:color="A9D08E" w:themeColor="accent6" w:themeTint="98"/>
       </w:tblBorders>
+      <w:tblCellMar>
+        <w:top w:w="0" w:type="dxa"/>
+        <w:left w:w="108" w:type="dxa"/>
+        <w:bottom w:w="0" w:type="dxa"/>
+        <w:right w:w="108" w:type="dxa"/>
+      </w:tblCellMar>
     </w:tblPr>
     <w:tblStylePr w:type="firstRow">
       <w:rPr>
@@ -15884,9 +16569,16 @@
     <w:qFormat/>
     <w:rsid w:val="00A32279"/>
     <w:tblPr>
+      <w:tblInd w:w="0" w:type="dxa"/>
       <w:tblBorders>
         <w:right w:val="single" w:sz="4" w:space="0" w:color="7F7F7F" w:themeColor="text1" w:themeTint="80"/>
       </w:tblBorders>
+      <w:tblCellMar>
+        <w:top w:w="0" w:type="dxa"/>
+        <w:left w:w="108" w:type="dxa"/>
+        <w:bottom w:w="0" w:type="dxa"/>
+        <w:right w:w="108" w:type="dxa"/>
+      </w:tblCellMar>
     </w:tblPr>
     <w:tblStylePr w:type="firstRow">
       <w:rPr>
@@ -15995,9 +16687,16 @@
     <w:qFormat/>
     <w:rsid w:val="00A32279"/>
     <w:tblPr>
+      <w:tblInd w:w="0" w:type="dxa"/>
       <w:tblBorders>
         <w:right w:val="single" w:sz="4" w:space="0" w:color="4472C4" w:themeColor="accent1"/>
       </w:tblBorders>
+      <w:tblCellMar>
+        <w:top w:w="0" w:type="dxa"/>
+        <w:left w:w="108" w:type="dxa"/>
+        <w:bottom w:w="0" w:type="dxa"/>
+        <w:right w:w="108" w:type="dxa"/>
+      </w:tblCellMar>
     </w:tblPr>
     <w:tblStylePr w:type="firstRow">
       <w:rPr>
@@ -16106,9 +16805,16 @@
     <w:qFormat/>
     <w:rsid w:val="00A32279"/>
     <w:tblPr>
+      <w:tblInd w:w="0" w:type="dxa"/>
       <w:tblBorders>
         <w:right w:val="single" w:sz="4" w:space="0" w:color="F4B184" w:themeColor="accent2" w:themeTint="97"/>
       </w:tblBorders>
+      <w:tblCellMar>
+        <w:top w:w="0" w:type="dxa"/>
+        <w:left w:w="108" w:type="dxa"/>
+        <w:bottom w:w="0" w:type="dxa"/>
+        <w:right w:w="108" w:type="dxa"/>
+      </w:tblCellMar>
     </w:tblPr>
     <w:tblStylePr w:type="firstRow">
       <w:rPr>
@@ -16217,9 +16923,16 @@
     <w:qFormat/>
     <w:rsid w:val="00A32279"/>
     <w:tblPr>
+      <w:tblInd w:w="0" w:type="dxa"/>
       <w:tblBorders>
         <w:right w:val="single" w:sz="4" w:space="0" w:color="C9C9C9" w:themeColor="accent3" w:themeTint="98"/>
       </w:tblBorders>
+      <w:tblCellMar>
+        <w:top w:w="0" w:type="dxa"/>
+        <w:left w:w="108" w:type="dxa"/>
+        <w:bottom w:w="0" w:type="dxa"/>
+        <w:right w:w="108" w:type="dxa"/>
+      </w:tblCellMar>
     </w:tblPr>
     <w:tblStylePr w:type="firstRow">
       <w:rPr>
@@ -16327,9 +17040,16 @@
     <w:uiPriority w:val="99"/>
     <w:rsid w:val="00A32279"/>
     <w:tblPr>
+      <w:tblInd w:w="0" w:type="dxa"/>
       <w:tblBorders>
         <w:right w:val="single" w:sz="4" w:space="0" w:color="FFD865" w:themeColor="accent4" w:themeTint="9A"/>
       </w:tblBorders>
+      <w:tblCellMar>
+        <w:top w:w="0" w:type="dxa"/>
+        <w:left w:w="108" w:type="dxa"/>
+        <w:bottom w:w="0" w:type="dxa"/>
+        <w:right w:w="108" w:type="dxa"/>
+      </w:tblCellMar>
     </w:tblPr>
     <w:tblStylePr w:type="firstRow">
       <w:rPr>
@@ -16438,9 +17158,16 @@
     <w:qFormat/>
     <w:rsid w:val="00A32279"/>
     <w:tblPr>
+      <w:tblInd w:w="0" w:type="dxa"/>
       <w:tblBorders>
         <w:right w:val="single" w:sz="4" w:space="0" w:color="9BC2E5" w:themeColor="accent5" w:themeTint="9A"/>
       </w:tblBorders>
+      <w:tblCellMar>
+        <w:top w:w="0" w:type="dxa"/>
+        <w:left w:w="108" w:type="dxa"/>
+        <w:bottom w:w="0" w:type="dxa"/>
+        <w:right w:w="108" w:type="dxa"/>
+      </w:tblCellMar>
     </w:tblPr>
     <w:tblStylePr w:type="firstRow">
       <w:rPr>
@@ -16548,9 +17275,16 @@
     <w:uiPriority w:val="99"/>
     <w:rsid w:val="00A32279"/>
     <w:tblPr>
+      <w:tblInd w:w="0" w:type="dxa"/>
       <w:tblBorders>
         <w:right w:val="single" w:sz="4" w:space="0" w:color="A9D08E" w:themeColor="accent6" w:themeTint="98"/>
       </w:tblBorders>
+      <w:tblCellMar>
+        <w:top w:w="0" w:type="dxa"/>
+        <w:left w:w="108" w:type="dxa"/>
+        <w:bottom w:w="0" w:type="dxa"/>
+        <w:right w:w="108" w:type="dxa"/>
+      </w:tblCellMar>
     </w:tblPr>
     <w:tblStylePr w:type="firstRow">
       <w:rPr>
@@ -16661,7 +17395,15 @@
     <w:rPr>
       <w:color w:val="404040"/>
     </w:rPr>
-    <w:tblPr/>
+    <w:tblPr>
+      <w:tblInd w:w="0" w:type="dxa"/>
+      <w:tblCellMar>
+        <w:top w:w="0" w:type="dxa"/>
+        <w:left w:w="108" w:type="dxa"/>
+        <w:bottom w:w="0" w:type="dxa"/>
+        <w:right w:w="108" w:type="dxa"/>
+      </w:tblCellMar>
+    </w:tblPr>
     <w:tblStylePr w:type="firstRow">
       <w:rPr>
         <w:rFonts w:ascii="Arial" w:hAnsi="Arial"/>
@@ -16721,7 +17463,7 @@
       </w:rPr>
       <w:tblPr/>
       <w:tcPr>
-        <w:shd w:val="clear" w:color="F2F2F2" w:themeColor="text1" w:themeTint="0D" w:fill="F2F2F2" w:themeFill="text1" w:themeFillTint="0D"/>
+        <w:shd w:val="clear" w:color="F2F2F2" w:themeColor="text1" w:themeTint="D" w:fill="F2F2F2" w:themeFill="text1" w:themeFillTint="D"/>
       </w:tcPr>
     </w:tblStylePr>
     <w:tblStylePr w:type="band1Horz">
@@ -16739,7 +17481,7 @@
       </w:rPr>
       <w:tblPr/>
       <w:tcPr>
-        <w:shd w:val="clear" w:color="F2F2F2" w:themeColor="text1" w:themeTint="0D" w:fill="F2F2F2" w:themeFill="text1" w:themeFillTint="0D"/>
+        <w:shd w:val="clear" w:color="F2F2F2" w:themeColor="text1" w:themeTint="D" w:fill="F2F2F2" w:themeFill="text1" w:themeFillTint="D"/>
       </w:tcPr>
     </w:tblStylePr>
   </w:style>
@@ -16752,7 +17494,15 @@
     <w:rPr>
       <w:color w:val="404040"/>
     </w:rPr>
-    <w:tblPr/>
+    <w:tblPr>
+      <w:tblInd w:w="0" w:type="dxa"/>
+      <w:tblCellMar>
+        <w:top w:w="0" w:type="dxa"/>
+        <w:left w:w="108" w:type="dxa"/>
+        <w:bottom w:w="0" w:type="dxa"/>
+        <w:right w:w="108" w:type="dxa"/>
+      </w:tblCellMar>
+    </w:tblPr>
     <w:tblStylePr w:type="firstRow">
       <w:rPr>
         <w:rFonts w:ascii="Arial" w:hAnsi="Arial"/>
@@ -16842,7 +17592,15 @@
     <w:rPr>
       <w:color w:val="404040"/>
     </w:rPr>
-    <w:tblPr/>
+    <w:tblPr>
+      <w:tblInd w:w="0" w:type="dxa"/>
+      <w:tblCellMar>
+        <w:top w:w="0" w:type="dxa"/>
+        <w:left w:w="108" w:type="dxa"/>
+        <w:bottom w:w="0" w:type="dxa"/>
+        <w:right w:w="108" w:type="dxa"/>
+      </w:tblCellMar>
+    </w:tblPr>
     <w:tblStylePr w:type="firstRow">
       <w:rPr>
         <w:rFonts w:ascii="Arial" w:hAnsi="Arial"/>
@@ -16933,7 +17691,15 @@
     <w:rPr>
       <w:color w:val="404040"/>
     </w:rPr>
-    <w:tblPr/>
+    <w:tblPr>
+      <w:tblInd w:w="0" w:type="dxa"/>
+      <w:tblCellMar>
+        <w:top w:w="0" w:type="dxa"/>
+        <w:left w:w="108" w:type="dxa"/>
+        <w:bottom w:w="0" w:type="dxa"/>
+        <w:right w:w="108" w:type="dxa"/>
+      </w:tblCellMar>
+    </w:tblPr>
     <w:tblStylePr w:type="firstRow">
       <w:rPr>
         <w:rFonts w:ascii="Arial" w:hAnsi="Arial"/>
@@ -17024,7 +17790,15 @@
     <w:rPr>
       <w:color w:val="404040"/>
     </w:rPr>
-    <w:tblPr/>
+    <w:tblPr>
+      <w:tblInd w:w="0" w:type="dxa"/>
+      <w:tblCellMar>
+        <w:top w:w="0" w:type="dxa"/>
+        <w:left w:w="108" w:type="dxa"/>
+        <w:bottom w:w="0" w:type="dxa"/>
+        <w:right w:w="108" w:type="dxa"/>
+      </w:tblCellMar>
+    </w:tblPr>
     <w:tblStylePr w:type="firstRow">
       <w:rPr>
         <w:rFonts w:ascii="Arial" w:hAnsi="Arial"/>
@@ -17115,7 +17889,15 @@
     <w:rPr>
       <w:color w:val="404040"/>
     </w:rPr>
-    <w:tblPr/>
+    <w:tblPr>
+      <w:tblInd w:w="0" w:type="dxa"/>
+      <w:tblCellMar>
+        <w:top w:w="0" w:type="dxa"/>
+        <w:left w:w="108" w:type="dxa"/>
+        <w:bottom w:w="0" w:type="dxa"/>
+        <w:right w:w="108" w:type="dxa"/>
+      </w:tblCellMar>
+    </w:tblPr>
     <w:tblStylePr w:type="firstRow">
       <w:rPr>
         <w:rFonts w:ascii="Arial" w:hAnsi="Arial"/>
@@ -17206,7 +17988,15 @@
     <w:rPr>
       <w:color w:val="404040"/>
     </w:rPr>
-    <w:tblPr/>
+    <w:tblPr>
+      <w:tblInd w:w="0" w:type="dxa"/>
+      <w:tblCellMar>
+        <w:top w:w="0" w:type="dxa"/>
+        <w:left w:w="108" w:type="dxa"/>
+        <w:bottom w:w="0" w:type="dxa"/>
+        <w:right w:w="108" w:type="dxa"/>
+      </w:tblCellMar>
+    </w:tblPr>
     <w:tblStylePr w:type="firstRow">
       <w:rPr>
         <w:rFonts w:ascii="Arial" w:hAnsi="Arial"/>
@@ -17298,6 +18088,7 @@
       <w:color w:val="404040"/>
     </w:rPr>
     <w:tblPr>
+      <w:tblInd w:w="0" w:type="dxa"/>
       <w:tblBorders>
         <w:top w:val="single" w:sz="4" w:space="0" w:color="595959" w:themeColor="text1" w:themeTint="A6"/>
         <w:left w:val="single" w:sz="4" w:space="0" w:color="595959" w:themeColor="text1" w:themeTint="A6"/>
@@ -17306,6 +18097,12 @@
         <w:insideH w:val="single" w:sz="4" w:space="0" w:color="595959" w:themeColor="text1" w:themeTint="A6"/>
         <w:insideV w:val="single" w:sz="4" w:space="0" w:color="595959" w:themeColor="text1" w:themeTint="A6"/>
       </w:tblBorders>
+      <w:tblCellMar>
+        <w:top w:w="0" w:type="dxa"/>
+        <w:left w:w="108" w:type="dxa"/>
+        <w:bottom w:w="0" w:type="dxa"/>
+        <w:right w:w="108" w:type="dxa"/>
+      </w:tblCellMar>
     </w:tblPr>
     <w:tblStylePr w:type="firstRow">
       <w:rPr>
@@ -17366,7 +18163,7 @@
       </w:rPr>
       <w:tblPr/>
       <w:tcPr>
-        <w:shd w:val="clear" w:color="F2F2F2" w:themeColor="text1" w:themeTint="0D" w:fill="F2F2F2" w:themeFill="text1" w:themeFillTint="0D"/>
+        <w:shd w:val="clear" w:color="F2F2F2" w:themeColor="text1" w:themeTint="D" w:fill="F2F2F2" w:themeFill="text1" w:themeFillTint="D"/>
       </w:tcPr>
     </w:tblStylePr>
     <w:tblStylePr w:type="band1Horz">
@@ -17384,7 +18181,7 @@
       </w:rPr>
       <w:tblPr/>
       <w:tcPr>
-        <w:shd w:val="clear" w:color="F2F2F2" w:themeColor="text1" w:themeTint="0D" w:fill="F2F2F2" w:themeFill="text1" w:themeFillTint="0D"/>
+        <w:shd w:val="clear" w:color="F2F2F2" w:themeColor="text1" w:themeTint="D" w:fill="F2F2F2" w:themeFill="text1" w:themeFillTint="D"/>
       </w:tcPr>
     </w:tblStylePr>
   </w:style>
@@ -17398,6 +18195,7 @@
       <w:color w:val="404040"/>
     </w:rPr>
     <w:tblPr>
+      <w:tblInd w:w="0" w:type="dxa"/>
       <w:tblBorders>
         <w:top w:val="single" w:sz="4" w:space="0" w:color="254175" w:themeColor="accent1" w:themeShade="95"/>
         <w:left w:val="single" w:sz="4" w:space="0" w:color="254175" w:themeColor="accent1" w:themeShade="95"/>
@@ -17406,6 +18204,12 @@
         <w:insideH w:val="single" w:sz="4" w:space="0" w:color="254175" w:themeColor="accent1" w:themeShade="95"/>
         <w:insideV w:val="single" w:sz="4" w:space="0" w:color="254175" w:themeColor="accent1" w:themeShade="95"/>
       </w:tblBorders>
+      <w:tblCellMar>
+        <w:top w:w="0" w:type="dxa"/>
+        <w:left w:w="108" w:type="dxa"/>
+        <w:bottom w:w="0" w:type="dxa"/>
+        <w:right w:w="108" w:type="dxa"/>
+      </w:tblCellMar>
     </w:tblPr>
     <w:tblStylePr w:type="firstRow">
       <w:rPr>
@@ -17498,6 +18302,7 @@
       <w:color w:val="404040"/>
     </w:rPr>
     <w:tblPr>
+      <w:tblInd w:w="0" w:type="dxa"/>
       <w:tblBorders>
         <w:top w:val="single" w:sz="4" w:space="0" w:color="99460D" w:themeColor="accent2" w:themeShade="95"/>
         <w:left w:val="single" w:sz="4" w:space="0" w:color="99460D" w:themeColor="accent2" w:themeShade="95"/>
@@ -17506,6 +18311,12 @@
         <w:insideH w:val="single" w:sz="4" w:space="0" w:color="99460D" w:themeColor="accent2" w:themeShade="95"/>
         <w:insideV w:val="single" w:sz="4" w:space="0" w:color="99460D" w:themeColor="accent2" w:themeShade="95"/>
       </w:tblBorders>
+      <w:tblCellMar>
+        <w:top w:w="0" w:type="dxa"/>
+        <w:left w:w="108" w:type="dxa"/>
+        <w:bottom w:w="0" w:type="dxa"/>
+        <w:right w:w="108" w:type="dxa"/>
+      </w:tblCellMar>
     </w:tblPr>
     <w:tblStylePr w:type="firstRow">
       <w:rPr>
@@ -17598,6 +18409,7 @@
       <w:color w:val="404040"/>
     </w:rPr>
     <w:tblPr>
+      <w:tblInd w:w="0" w:type="dxa"/>
       <w:tblBorders>
         <w:top w:val="single" w:sz="4" w:space="0" w:color="606060" w:themeColor="accent3" w:themeShade="95"/>
         <w:left w:val="single" w:sz="4" w:space="0" w:color="606060" w:themeColor="accent3" w:themeShade="95"/>
@@ -17606,6 +18418,12 @@
         <w:insideH w:val="single" w:sz="4" w:space="0" w:color="606060" w:themeColor="accent3" w:themeShade="95"/>
         <w:insideV w:val="single" w:sz="4" w:space="0" w:color="606060" w:themeColor="accent3" w:themeShade="95"/>
       </w:tblBorders>
+      <w:tblCellMar>
+        <w:top w:w="0" w:type="dxa"/>
+        <w:left w:w="108" w:type="dxa"/>
+        <w:bottom w:w="0" w:type="dxa"/>
+        <w:right w:w="108" w:type="dxa"/>
+      </w:tblCellMar>
     </w:tblPr>
     <w:tblStylePr w:type="firstRow">
       <w:rPr>
@@ -17697,6 +18515,7 @@
       <w:color w:val="404040"/>
     </w:rPr>
     <w:tblPr>
+      <w:tblInd w:w="0" w:type="dxa"/>
       <w:tblBorders>
         <w:top w:val="single" w:sz="4" w:space="0" w:color="957000" w:themeColor="accent4" w:themeShade="95"/>
         <w:left w:val="single" w:sz="4" w:space="0" w:color="957000" w:themeColor="accent4" w:themeShade="95"/>
@@ -17705,6 +18524,12 @@
         <w:insideH w:val="single" w:sz="4" w:space="0" w:color="957000" w:themeColor="accent4" w:themeShade="95"/>
         <w:insideV w:val="single" w:sz="4" w:space="0" w:color="957000" w:themeColor="accent4" w:themeShade="95"/>
       </w:tblBorders>
+      <w:tblCellMar>
+        <w:top w:w="0" w:type="dxa"/>
+        <w:left w:w="108" w:type="dxa"/>
+        <w:bottom w:w="0" w:type="dxa"/>
+        <w:right w:w="108" w:type="dxa"/>
+      </w:tblCellMar>
     </w:tblPr>
     <w:tblStylePr w:type="firstRow">
       <w:rPr>
@@ -17797,6 +18622,7 @@
       <w:color w:val="404040"/>
     </w:rPr>
     <w:tblPr>
+      <w:tblInd w:w="0" w:type="dxa"/>
       <w:tblBorders>
         <w:top w:val="single" w:sz="4" w:space="0" w:color="245A8D" w:themeColor="accent5" w:themeShade="95"/>
         <w:left w:val="single" w:sz="4" w:space="0" w:color="245A8D" w:themeColor="accent5" w:themeShade="95"/>
@@ -17805,6 +18631,12 @@
         <w:insideH w:val="single" w:sz="4" w:space="0" w:color="245A8D" w:themeColor="accent5" w:themeShade="95"/>
         <w:insideV w:val="single" w:sz="4" w:space="0" w:color="245A8D" w:themeColor="accent5" w:themeShade="95"/>
       </w:tblBorders>
+      <w:tblCellMar>
+        <w:top w:w="0" w:type="dxa"/>
+        <w:left w:w="108" w:type="dxa"/>
+        <w:bottom w:w="0" w:type="dxa"/>
+        <w:right w:w="108" w:type="dxa"/>
+      </w:tblCellMar>
     </w:tblPr>
     <w:tblStylePr w:type="firstRow">
       <w:rPr>
@@ -17897,6 +18729,7 @@
       <w:color w:val="404040"/>
     </w:rPr>
     <w:tblPr>
+      <w:tblInd w:w="0" w:type="dxa"/>
       <w:tblBorders>
         <w:top w:val="single" w:sz="4" w:space="0" w:color="416429" w:themeColor="accent6" w:themeShade="95"/>
         <w:left w:val="single" w:sz="4" w:space="0" w:color="416429" w:themeColor="accent6" w:themeShade="95"/>
@@ -17905,6 +18738,12 @@
         <w:insideH w:val="single" w:sz="4" w:space="0" w:color="416429" w:themeColor="accent6" w:themeShade="95"/>
         <w:insideV w:val="single" w:sz="4" w:space="0" w:color="416429" w:themeColor="accent6" w:themeShade="95"/>
       </w:tblBorders>
+      <w:tblCellMar>
+        <w:top w:w="0" w:type="dxa"/>
+        <w:left w:w="108" w:type="dxa"/>
+        <w:bottom w:w="0" w:type="dxa"/>
+        <w:right w:w="108" w:type="dxa"/>
+      </w:tblCellMar>
     </w:tblPr>
     <w:tblStylePr w:type="firstRow">
       <w:rPr>
@@ -17994,6 +18833,7 @@
     <w:qFormat/>
     <w:rsid w:val="00A32279"/>
     <w:tblPr>
+      <w:tblInd w:w="0" w:type="dxa"/>
       <w:tblBorders>
         <w:top w:val="single" w:sz="4" w:space="0" w:color="D9D9D9" w:themeColor="text1" w:themeTint="26"/>
         <w:left w:val="single" w:sz="4" w:space="0" w:color="D9D9D9" w:themeColor="text1" w:themeTint="26"/>
@@ -18002,6 +18842,12 @@
         <w:insideH w:val="single" w:sz="4" w:space="0" w:color="D9D9D9" w:themeColor="text1" w:themeTint="26"/>
         <w:insideV w:val="single" w:sz="4" w:space="0" w:color="D9D9D9" w:themeColor="text1" w:themeTint="26"/>
       </w:tblBorders>
+      <w:tblCellMar>
+        <w:top w:w="0" w:type="dxa"/>
+        <w:left w:w="108" w:type="dxa"/>
+        <w:bottom w:w="0" w:type="dxa"/>
+        <w:right w:w="108" w:type="dxa"/>
+      </w:tblCellMar>
     </w:tblPr>
     <w:tblStylePr w:type="firstRow">
       <w:rPr>
@@ -18073,6 +18919,7 @@
     <w:qFormat/>
     <w:rsid w:val="00A32279"/>
     <w:tblPr>
+      <w:tblInd w:w="0" w:type="dxa"/>
       <w:tblBorders>
         <w:top w:val="single" w:sz="4" w:space="0" w:color="B3C5E7" w:themeColor="accent1" w:themeTint="67"/>
         <w:left w:val="single" w:sz="4" w:space="0" w:color="B3C5E7" w:themeColor="accent1" w:themeTint="67"/>
@@ -18081,6 +18928,12 @@
         <w:insideH w:val="single" w:sz="4" w:space="0" w:color="B3C5E7" w:themeColor="accent1" w:themeTint="67"/>
         <w:insideV w:val="single" w:sz="4" w:space="0" w:color="B3C5E7" w:themeColor="accent1" w:themeTint="67"/>
       </w:tblBorders>
+      <w:tblCellMar>
+        <w:top w:w="0" w:type="dxa"/>
+        <w:left w:w="108" w:type="dxa"/>
+        <w:bottom w:w="0" w:type="dxa"/>
+        <w:right w:w="108" w:type="dxa"/>
+      </w:tblCellMar>
     </w:tblPr>
     <w:tblStylePr w:type="firstRow">
       <w:rPr>
@@ -18152,6 +19005,7 @@
     <w:qFormat/>
     <w:rsid w:val="00A32279"/>
     <w:tblPr>
+      <w:tblInd w:w="0" w:type="dxa"/>
       <w:tblBorders>
         <w:top w:val="single" w:sz="4" w:space="0" w:color="F7CAAB" w:themeColor="accent2" w:themeTint="67"/>
         <w:left w:val="single" w:sz="4" w:space="0" w:color="F7CAAB" w:themeColor="accent2" w:themeTint="67"/>
@@ -18160,6 +19014,12 @@
         <w:insideH w:val="single" w:sz="4" w:space="0" w:color="F7CAAB" w:themeColor="accent2" w:themeTint="67"/>
         <w:insideV w:val="single" w:sz="4" w:space="0" w:color="F7CAAB" w:themeColor="accent2" w:themeTint="67"/>
       </w:tblBorders>
+      <w:tblCellMar>
+        <w:top w:w="0" w:type="dxa"/>
+        <w:left w:w="108" w:type="dxa"/>
+        <w:bottom w:w="0" w:type="dxa"/>
+        <w:right w:w="108" w:type="dxa"/>
+      </w:tblCellMar>
     </w:tblPr>
     <w:tblStylePr w:type="firstRow">
       <w:rPr>
@@ -18231,6 +19091,7 @@
     <w:qFormat/>
     <w:rsid w:val="00A32279"/>
     <w:tblPr>
+      <w:tblInd w:w="0" w:type="dxa"/>
       <w:tblBorders>
         <w:top w:val="single" w:sz="4" w:space="0" w:color="DADADA" w:themeColor="accent3" w:themeTint="67"/>
         <w:left w:val="single" w:sz="4" w:space="0" w:color="DADADA" w:themeColor="accent3" w:themeTint="67"/>
@@ -18239,6 +19100,12 @@
         <w:insideH w:val="single" w:sz="4" w:space="0" w:color="DADADA" w:themeColor="accent3" w:themeTint="67"/>
         <w:insideV w:val="single" w:sz="4" w:space="0" w:color="DADADA" w:themeColor="accent3" w:themeTint="67"/>
       </w:tblBorders>
+      <w:tblCellMar>
+        <w:top w:w="0" w:type="dxa"/>
+        <w:left w:w="108" w:type="dxa"/>
+        <w:bottom w:w="0" w:type="dxa"/>
+        <w:right w:w="108" w:type="dxa"/>
+      </w:tblCellMar>
     </w:tblPr>
     <w:tblStylePr w:type="firstRow">
       <w:rPr>
@@ -18310,6 +19177,7 @@
     <w:qFormat/>
     <w:rsid w:val="00A32279"/>
     <w:tblPr>
+      <w:tblInd w:w="0" w:type="dxa"/>
       <w:tblBorders>
         <w:top w:val="single" w:sz="4" w:space="0" w:color="FFE598" w:themeColor="accent4" w:themeTint="67"/>
         <w:left w:val="single" w:sz="4" w:space="0" w:color="FFE598" w:themeColor="accent4" w:themeTint="67"/>
@@ -18318,6 +19186,12 @@
         <w:insideH w:val="single" w:sz="4" w:space="0" w:color="FFE598" w:themeColor="accent4" w:themeTint="67"/>
         <w:insideV w:val="single" w:sz="4" w:space="0" w:color="FFE598" w:themeColor="accent4" w:themeTint="67"/>
       </w:tblBorders>
+      <w:tblCellMar>
+        <w:top w:w="0" w:type="dxa"/>
+        <w:left w:w="108" w:type="dxa"/>
+        <w:bottom w:w="0" w:type="dxa"/>
+        <w:right w:w="108" w:type="dxa"/>
+      </w:tblCellMar>
     </w:tblPr>
     <w:tblStylePr w:type="firstRow">
       <w:rPr>
@@ -18389,6 +19263,7 @@
     <w:qFormat/>
     <w:rsid w:val="00A32279"/>
     <w:tblPr>
+      <w:tblInd w:w="0" w:type="dxa"/>
       <w:tblBorders>
         <w:top w:val="single" w:sz="4" w:space="0" w:color="BCD6EE" w:themeColor="accent5" w:themeTint="67"/>
         <w:left w:val="single" w:sz="4" w:space="0" w:color="BCD6EE" w:themeColor="accent5" w:themeTint="67"/>
@@ -18397,6 +19272,12 @@
         <w:insideH w:val="single" w:sz="4" w:space="0" w:color="BCD6EE" w:themeColor="accent5" w:themeTint="67"/>
         <w:insideV w:val="single" w:sz="4" w:space="0" w:color="BCD6EE" w:themeColor="accent5" w:themeTint="67"/>
       </w:tblBorders>
+      <w:tblCellMar>
+        <w:top w:w="0" w:type="dxa"/>
+        <w:left w:w="108" w:type="dxa"/>
+        <w:bottom w:w="0" w:type="dxa"/>
+        <w:right w:w="108" w:type="dxa"/>
+      </w:tblCellMar>
     </w:tblPr>
     <w:tblStylePr w:type="firstRow">
       <w:rPr>
@@ -18468,6 +19349,7 @@
     <w:qFormat/>
     <w:rsid w:val="00A32279"/>
     <w:tblPr>
+      <w:tblInd w:w="0" w:type="dxa"/>
       <w:tblBorders>
         <w:top w:val="single" w:sz="4" w:space="0" w:color="C4DFB2" w:themeColor="accent6" w:themeTint="67"/>
         <w:left w:val="single" w:sz="4" w:space="0" w:color="C4DFB2" w:themeColor="accent6" w:themeTint="67"/>
@@ -18476,6 +19358,12 @@
         <w:insideH w:val="single" w:sz="4" w:space="0" w:color="C4DFB2" w:themeColor="accent6" w:themeTint="67"/>
         <w:insideV w:val="single" w:sz="4" w:space="0" w:color="C4DFB2" w:themeColor="accent6" w:themeTint="67"/>
       </w:tblBorders>
+      <w:tblCellMar>
+        <w:top w:w="0" w:type="dxa"/>
+        <w:left w:w="108" w:type="dxa"/>
+        <w:bottom w:w="0" w:type="dxa"/>
+        <w:right w:w="108" w:type="dxa"/>
+      </w:tblCellMar>
     </w:tblPr>
     <w:tblStylePr w:type="firstRow">
       <w:rPr>
@@ -18973,7 +19861,7 @@
 </file>
 
 <file path=customXml/itemProps1.xml><?xml version="1.0" encoding="utf-8"?>
-<ds:datastoreItem xmlns:ds="http://schemas.openxmlformats.org/officeDocument/2006/customXml" ds:itemID="{8D8B554D-8D63-4BAA-84AC-FCC1766BF72C}">
+<ds:datastoreItem xmlns:ds="http://schemas.openxmlformats.org/officeDocument/2006/customXml" ds:itemID="{F9D0133A-46D9-471B-9696-A4EBC982FC49}">
   <ds:schemaRefs>
     <ds:schemaRef ds:uri="http://schemas.openxmlformats.org/officeDocument/2006/bibliography"/>
   </ds:schemaRefs>

--- a/public/Dogovor_OBSHAYA_ShABLON.docx
+++ b/public/Dogovor_OBSHAYA_ShABLON.docx
@@ -48,7 +48,7 @@
                     <a:blip r:embed="rId8" cstate="print">
                       <a:extLst>
                         <a:ext uri="{28A0092B-C50C-407E-A947-70E740481C1C}">
-                          <a14:useLocalDpi xmlns:a14="http://schemas.microsoft.com/office/drawing/2010/main" xmlns:wps="http://schemas.microsoft.com/office/word/2010/wordprocessingShape" xmlns:wpi="http://schemas.microsoft.com/office/word/2010/wordprocessingInk" xmlns:wpg="http://schemas.microsoft.com/office/word/2010/wordprocessingGroup" xmlns:w16se="http://schemas.microsoft.com/office/word/2015/wordml/symex" xmlns:w16="http://schemas.microsoft.com/office/word/2018/wordml" xmlns:w16cid="http://schemas.microsoft.com/office/word/2016/wordml/cid" xmlns:w16cex="http://schemas.microsoft.com/office/word/2018/wordml/cex" xmlns:w15="http://schemas.microsoft.com/office/word/2012/wordml" xmlns:w14="http://schemas.microsoft.com/office/word/2010/wordml" xmlns:w="http://schemas.openxmlformats.org/wordprocessingml/2006/main" xmlns:w10="urn:schemas-microsoft-com:office:word" xmlns:wp14="http://schemas.microsoft.com/office/word/2010/wordprocessingDrawing" xmlns:v="urn:schemas-microsoft-com:vml" xmlns:o="urn:schemas-microsoft-com:office:office" xmlns:am3d="http://schemas.microsoft.com/office/drawing/2017/model3d" xmlns:aink="http://schemas.microsoft.com/office/drawing/2016/ink" xmlns:mc="http://schemas.openxmlformats.org/markup-compatibility/2006" xmlns:cx8="http://schemas.microsoft.com/office/drawing/2016/5/14/chartex" xmlns:cx7="http://schemas.microsoft.com/office/drawing/2016/5/13/chartex" xmlns:cx6="http://schemas.microsoft.com/office/drawing/2016/5/12/chartex" xmlns:cx5="http://schemas.microsoft.com/office/drawing/2016/5/11/chartex" xmlns:cx4="http://schemas.microsoft.com/office/drawing/2016/5/10/chartex" xmlns:cx3="http://schemas.microsoft.com/office/drawing/2016/5/9/chartex" xmlns:cx2="http://schemas.microsoft.com/office/drawing/2015/10/21/chartex" xmlns:cx1="http://schemas.microsoft.com/office/drawing/2015/9/8/chartex" xmlns:cx="http://schemas.microsoft.com/office/drawing/2014/chartex" xmlns:wpc="http://schemas.microsoft.com/office/word/2010/wordprocessingCanvas" xmlns="" val="0"/>
+                          <a14:useLocalDpi xmlns="" xmlns:wpc="http://schemas.microsoft.com/office/word/2010/wordprocessingCanvas" xmlns:cx="http://schemas.microsoft.com/office/drawing/2014/chartex" xmlns:cx1="http://schemas.microsoft.com/office/drawing/2015/9/8/chartex" xmlns:cx2="http://schemas.microsoft.com/office/drawing/2015/10/21/chartex" xmlns:cx3="http://schemas.microsoft.com/office/drawing/2016/5/9/chartex" xmlns:cx4="http://schemas.microsoft.com/office/drawing/2016/5/10/chartex" xmlns:cx5="http://schemas.microsoft.com/office/drawing/2016/5/11/chartex" xmlns:cx6="http://schemas.microsoft.com/office/drawing/2016/5/12/chartex" xmlns:cx7="http://schemas.microsoft.com/office/drawing/2016/5/13/chartex" xmlns:cx8="http://schemas.microsoft.com/office/drawing/2016/5/14/chartex" xmlns:mc="http://schemas.openxmlformats.org/markup-compatibility/2006" xmlns:aink="http://schemas.microsoft.com/office/drawing/2016/ink" xmlns:am3d="http://schemas.microsoft.com/office/drawing/2017/model3d" xmlns:o="urn:schemas-microsoft-com:office:office" xmlns:v="urn:schemas-microsoft-com:vml" xmlns:wp14="http://schemas.microsoft.com/office/word/2010/wordprocessingDrawing" xmlns:w10="urn:schemas-microsoft-com:office:word" xmlns:w="http://schemas.openxmlformats.org/wordprocessingml/2006/main" xmlns:w14="http://schemas.microsoft.com/office/word/2010/wordml" xmlns:w15="http://schemas.microsoft.com/office/word/2012/wordml" xmlns:w16cex="http://schemas.microsoft.com/office/word/2018/wordml/cex" xmlns:w16cid="http://schemas.microsoft.com/office/word/2016/wordml/cid" xmlns:w16="http://schemas.microsoft.com/office/word/2018/wordml" xmlns:w16se="http://schemas.microsoft.com/office/word/2015/wordml/symex" xmlns:wpg="http://schemas.microsoft.com/office/word/2010/wordprocessingGroup" xmlns:wpi="http://schemas.microsoft.com/office/word/2010/wordprocessingInk" xmlns:wps="http://schemas.microsoft.com/office/word/2010/wordprocessingShape" xmlns:a14="http://schemas.microsoft.com/office/drawing/2010/main" val="0"/>
                         </a:ext>
                       </a:extLst>
                     </a:blip>
@@ -110,7 +110,7 @@
                     <a:blip r:embed="rId9" cstate="print">
                       <a:extLst>
                         <a:ext uri="{28A0092B-C50C-407E-A947-70E740481C1C}">
-                          <a14:useLocalDpi xmlns:a14="http://schemas.microsoft.com/office/drawing/2010/main" xmlns:wps="http://schemas.microsoft.com/office/word/2010/wordprocessingShape" xmlns:wpi="http://schemas.microsoft.com/office/word/2010/wordprocessingInk" xmlns:wpg="http://schemas.microsoft.com/office/word/2010/wordprocessingGroup" xmlns:w16se="http://schemas.microsoft.com/office/word/2015/wordml/symex" xmlns:w16="http://schemas.microsoft.com/office/word/2018/wordml" xmlns:w16cid="http://schemas.microsoft.com/office/word/2016/wordml/cid" xmlns:w16cex="http://schemas.microsoft.com/office/word/2018/wordml/cex" xmlns:w15="http://schemas.microsoft.com/office/word/2012/wordml" xmlns:w14="http://schemas.microsoft.com/office/word/2010/wordml" xmlns:w="http://schemas.openxmlformats.org/wordprocessingml/2006/main" xmlns:w10="urn:schemas-microsoft-com:office:word" xmlns:wp14="http://schemas.microsoft.com/office/word/2010/wordprocessingDrawing" xmlns:v="urn:schemas-microsoft-com:vml" xmlns:o="urn:schemas-microsoft-com:office:office" xmlns:am3d="http://schemas.microsoft.com/office/drawing/2017/model3d" xmlns:aink="http://schemas.microsoft.com/office/drawing/2016/ink" xmlns:mc="http://schemas.openxmlformats.org/markup-compatibility/2006" xmlns:cx8="http://schemas.microsoft.com/office/drawing/2016/5/14/chartex" xmlns:cx7="http://schemas.microsoft.com/office/drawing/2016/5/13/chartex" xmlns:cx6="http://schemas.microsoft.com/office/drawing/2016/5/12/chartex" xmlns:cx5="http://schemas.microsoft.com/office/drawing/2016/5/11/chartex" xmlns:cx4="http://schemas.microsoft.com/office/drawing/2016/5/10/chartex" xmlns:cx3="http://schemas.microsoft.com/office/drawing/2016/5/9/chartex" xmlns:cx2="http://schemas.microsoft.com/office/drawing/2015/10/21/chartex" xmlns:cx1="http://schemas.microsoft.com/office/drawing/2015/9/8/chartex" xmlns:cx="http://schemas.microsoft.com/office/drawing/2014/chartex" xmlns:wpc="http://schemas.microsoft.com/office/word/2010/wordprocessingCanvas" xmlns="" val="0"/>
+                          <a14:useLocalDpi xmlns="" xmlns:wpc="http://schemas.microsoft.com/office/word/2010/wordprocessingCanvas" xmlns:cx="http://schemas.microsoft.com/office/drawing/2014/chartex" xmlns:cx1="http://schemas.microsoft.com/office/drawing/2015/9/8/chartex" xmlns:cx2="http://schemas.microsoft.com/office/drawing/2015/10/21/chartex" xmlns:cx3="http://schemas.microsoft.com/office/drawing/2016/5/9/chartex" xmlns:cx4="http://schemas.microsoft.com/office/drawing/2016/5/10/chartex" xmlns:cx5="http://schemas.microsoft.com/office/drawing/2016/5/11/chartex" xmlns:cx6="http://schemas.microsoft.com/office/drawing/2016/5/12/chartex" xmlns:cx7="http://schemas.microsoft.com/office/drawing/2016/5/13/chartex" xmlns:cx8="http://schemas.microsoft.com/office/drawing/2016/5/14/chartex" xmlns:mc="http://schemas.openxmlformats.org/markup-compatibility/2006" xmlns:aink="http://schemas.microsoft.com/office/drawing/2016/ink" xmlns:am3d="http://schemas.microsoft.com/office/drawing/2017/model3d" xmlns:o="urn:schemas-microsoft-com:office:office" xmlns:v="urn:schemas-microsoft-com:vml" xmlns:wp14="http://schemas.microsoft.com/office/word/2010/wordprocessingDrawing" xmlns:w10="urn:schemas-microsoft-com:office:word" xmlns:w="http://schemas.openxmlformats.org/wordprocessingml/2006/main" xmlns:w14="http://schemas.microsoft.com/office/word/2010/wordml" xmlns:w15="http://schemas.microsoft.com/office/word/2012/wordml" xmlns:w16cex="http://schemas.microsoft.com/office/word/2018/wordml/cex" xmlns:w16cid="http://schemas.microsoft.com/office/word/2016/wordml/cid" xmlns:w16="http://schemas.microsoft.com/office/word/2018/wordml" xmlns:w16se="http://schemas.microsoft.com/office/word/2015/wordml/symex" xmlns:wpg="http://schemas.microsoft.com/office/word/2010/wordprocessingGroup" xmlns:wpi="http://schemas.microsoft.com/office/word/2010/wordprocessingInk" xmlns:wps="http://schemas.microsoft.com/office/word/2010/wordprocessingShape" xmlns:a14="http://schemas.microsoft.com/office/drawing/2010/main" val="0"/>
                         </a:ext>
                       </a:extLst>
                     </a:blip>
@@ -520,6 +520,7 @@
         </w:rPr>
       </w:pPr>
       <w:bookmarkStart w:id="0" w:name="_Hlk178259986"/>
+      <w:proofErr w:type="gramStart"/>
       <w:r>
         <w:rPr>
           <w:rFonts w:ascii="Cambria" w:hAnsi="Cambria" w:cs="Courier New"/>
@@ -527,7 +528,7 @@
           <w:sz w:val="22"/>
           <w:szCs w:val="22"/>
         </w:rPr>
-        <w:t xml:space="preserve">{{ </w:t>
+        <w:t>{{</w:t>
       </w:r>
       <w:proofErr w:type="spellStart"/>
       <w:r>
@@ -540,7 +541,6 @@
         <w:t>fio</w:t>
       </w:r>
       <w:proofErr w:type="spellEnd"/>
-      <w:proofErr w:type="gramStart"/>
       <w:r>
         <w:rPr>
           <w:rFonts w:ascii="Cambria" w:hAnsi="Cambria" w:cs="Courier New"/>
@@ -548,9 +548,25 @@
           <w:sz w:val="22"/>
           <w:szCs w:val="22"/>
         </w:rPr>
-        <w:t xml:space="preserve"> }</w:t>
-      </w:r>
-      <w:proofErr w:type="gramEnd"/>
+        <w:t>}}</w:t>
+      </w:r>
+      <w:r>
+        <w:rPr>
+          <w:rFonts w:ascii="Cambria" w:hAnsi="Cambria"/>
+          <w:sz w:val="22"/>
+          <w:szCs w:val="22"/>
+        </w:rPr>
+        <w:t>,</w:t>
+      </w:r>
+      <w:r>
+        <w:rPr>
+          <w:rFonts w:ascii="Cambria" w:hAnsi="Cambria"/>
+          <w:sz w:val="22"/>
+          <w:szCs w:val="22"/>
+        </w:rPr>
+        <w:t xml:space="preserve"> </w:t>
+      </w:r>
+      <w:bookmarkEnd w:id="0"/>
       <w:r>
         <w:rPr>
           <w:rFonts w:ascii="Cambria" w:hAnsi="Cambria" w:cs="Courier New"/>
@@ -558,25 +574,9 @@
           <w:sz w:val="22"/>
           <w:szCs w:val="22"/>
         </w:rPr>
-        <w:t>}</w:t>
-      </w:r>
-      <w:r>
-        <w:rPr>
-          <w:rFonts w:ascii="Cambria" w:hAnsi="Cambria"/>
-          <w:sz w:val="22"/>
-          <w:szCs w:val="22"/>
-        </w:rPr>
-        <w:t>,</w:t>
-      </w:r>
-      <w:r>
-        <w:rPr>
-          <w:rFonts w:ascii="Cambria" w:hAnsi="Cambria"/>
-          <w:sz w:val="22"/>
-          <w:szCs w:val="22"/>
-        </w:rPr>
-        <w:t xml:space="preserve"> </w:t>
-      </w:r>
-      <w:bookmarkEnd w:id="0"/>
+        <w:t>{{</w:t>
+      </w:r>
+      <w:proofErr w:type="spellStart"/>
       <w:r>
         <w:rPr>
           <w:rFonts w:ascii="Cambria" w:hAnsi="Cambria" w:cs="Courier New"/>
@@ -584,9 +584,9 @@
           <w:sz w:val="22"/>
           <w:szCs w:val="22"/>
         </w:rPr>
-        <w:t xml:space="preserve">{{ </w:t>
-      </w:r>
-      <w:proofErr w:type="spellStart"/>
+        <w:t>data_rod</w:t>
+      </w:r>
+      <w:proofErr w:type="spellEnd"/>
       <w:r>
         <w:rPr>
           <w:rFonts w:ascii="Cambria" w:hAnsi="Cambria" w:cs="Courier New"/>
@@ -594,9 +594,28 @@
           <w:sz w:val="22"/>
           <w:szCs w:val="22"/>
         </w:rPr>
-        <w:t>data_rod</w:t>
-      </w:r>
-      <w:proofErr w:type="spellEnd"/>
+        <w:t xml:space="preserve">}} </w:t>
+      </w:r>
+      <w:r>
+        <w:rPr>
+          <w:rFonts w:ascii="Cambria" w:hAnsi="Cambria"/>
+          <w:sz w:val="22"/>
+          <w:szCs w:val="22"/>
+        </w:rPr>
+        <w:t>г. р.</w:t>
+      </w:r>
+      <w:proofErr w:type="gramEnd"/>
+      <w:r>
+        <w:rPr>
+          <w:rFonts w:ascii="Cambria" w:hAnsi="Cambria"/>
+          <w:sz w:val="22"/>
+          <w:szCs w:val="22"/>
+        </w:rPr>
+        <w:t>, паспорт:</w:t>
+      </w:r>
+      <w:r>
+        <w:t xml:space="preserve"> </w:t>
+      </w:r>
       <w:r>
         <w:rPr>
           <w:rFonts w:ascii="Cambria" w:hAnsi="Cambria" w:cs="Courier New"/>
@@ -604,19 +623,9 @@
           <w:sz w:val="22"/>
           <w:szCs w:val="22"/>
         </w:rPr>
-        <w:t xml:space="preserve"> }} </w:t>
-      </w:r>
-      <w:r>
-        <w:rPr>
-          <w:rFonts w:ascii="Cambria" w:hAnsi="Cambria"/>
-          <w:sz w:val="22"/>
-          <w:szCs w:val="22"/>
-        </w:rPr>
-        <w:t>г. р., паспорт:</w:t>
-      </w:r>
-      <w:r>
-        <w:t xml:space="preserve"> </w:t>
-      </w:r>
+        <w:t>{{</w:t>
+      </w:r>
+      <w:proofErr w:type="spellStart"/>
       <w:r>
         <w:rPr>
           <w:rFonts w:ascii="Cambria" w:hAnsi="Cambria" w:cs="Courier New"/>
@@ -624,9 +633,9 @@
           <w:sz w:val="22"/>
           <w:szCs w:val="22"/>
         </w:rPr>
-        <w:t xml:space="preserve">{{ </w:t>
-      </w:r>
-      <w:proofErr w:type="spellStart"/>
+        <w:t>passport</w:t>
+      </w:r>
+      <w:proofErr w:type="spellEnd"/>
       <w:r>
         <w:rPr>
           <w:rFonts w:ascii="Cambria" w:hAnsi="Cambria" w:cs="Courier New"/>
@@ -634,17 +643,7 @@
           <w:sz w:val="22"/>
           <w:szCs w:val="22"/>
         </w:rPr>
-        <w:t>passport</w:t>
-      </w:r>
-      <w:proofErr w:type="spellEnd"/>
-      <w:r>
-        <w:rPr>
-          <w:rFonts w:ascii="Cambria" w:hAnsi="Cambria" w:cs="Courier New"/>
-          <w:spacing w:val="1"/>
-          <w:sz w:val="22"/>
-          <w:szCs w:val="22"/>
-        </w:rPr>
-        <w:t xml:space="preserve"> }}</w:t>
+        <w:t>}}</w:t>
       </w:r>
       <w:r>
         <w:rPr>
@@ -19861,7 +19860,7 @@
 </file>
 
 <file path=customXml/itemProps1.xml><?xml version="1.0" encoding="utf-8"?>
-<ds:datastoreItem xmlns:ds="http://schemas.openxmlformats.org/officeDocument/2006/customXml" ds:itemID="{F9D0133A-46D9-471B-9696-A4EBC982FC49}">
+<ds:datastoreItem xmlns:ds="http://schemas.openxmlformats.org/officeDocument/2006/customXml" ds:itemID="{FB62917C-F65E-4848-96F5-F75E87CA4620}">
   <ds:schemaRefs>
     <ds:schemaRef ds:uri="http://schemas.openxmlformats.org/officeDocument/2006/bibliography"/>
   </ds:schemaRefs>

--- a/public/Dogovor_OBSHAYA_ShABLON.docx
+++ b/public/Dogovor_OBSHAYA_ShABLON.docx
@@ -11,6 +11,7 @@
           <w:szCs w:val="22"/>
         </w:rPr>
       </w:pPr>
+      <w:bookmarkStart w:id="0" w:name="_GoBack"/>
       <w:r>
         <w:rPr>
           <w:rFonts w:ascii="Cambria" w:hAnsi="Cambria"/>
@@ -20,18 +21,18 @@
           <w:szCs w:val="22"/>
         </w:rPr>
         <w:drawing>
-          <wp:anchor distT="0" distB="0" distL="114300" distR="114300" simplePos="0" relativeHeight="251658240" behindDoc="1" locked="0" layoutInCell="1" allowOverlap="1">
+          <wp:anchor distT="0" distB="0" distL="114300" distR="114300" simplePos="0" relativeHeight="251659264" behindDoc="1" locked="0" layoutInCell="1" allowOverlap="1">
             <wp:simplePos x="0" y="0"/>
             <wp:positionH relativeFrom="column">
-              <wp:posOffset>4726940</wp:posOffset>
+              <wp:posOffset>4641215</wp:posOffset>
             </wp:positionH>
             <wp:positionV relativeFrom="paragraph">
-              <wp:posOffset>-17145</wp:posOffset>
+              <wp:posOffset>-7620</wp:posOffset>
             </wp:positionV>
-            <wp:extent cx="1755775" cy="1762125"/>
+            <wp:extent cx="1840865" cy="1835150"/>
             <wp:effectExtent l="0" t="0" r="0" b="0"/>
             <wp:wrapNone/>
-            <wp:docPr id="3" name="Рисунок 3"/>
+            <wp:docPr id="1" name="Рисунок 1"/>
             <wp:cNvGraphicFramePr>
               <a:graphicFrameLocks xmlns:a="http://schemas.openxmlformats.org/drawingml/2006/main" noChangeAspect="1"/>
             </wp:cNvGraphicFramePr>
@@ -48,7 +49,7 @@
                     <a:blip r:embed="rId8" cstate="print">
                       <a:extLst>
                         <a:ext uri="{28A0092B-C50C-407E-A947-70E740481C1C}">
-                          <a14:useLocalDpi xmlns="" xmlns:wpc="http://schemas.microsoft.com/office/word/2010/wordprocessingCanvas" xmlns:cx="http://schemas.microsoft.com/office/drawing/2014/chartex" xmlns:cx1="http://schemas.microsoft.com/office/drawing/2015/9/8/chartex" xmlns:cx2="http://schemas.microsoft.com/office/drawing/2015/10/21/chartex" xmlns:cx3="http://schemas.microsoft.com/office/drawing/2016/5/9/chartex" xmlns:cx4="http://schemas.microsoft.com/office/drawing/2016/5/10/chartex" xmlns:cx5="http://schemas.microsoft.com/office/drawing/2016/5/11/chartex" xmlns:cx6="http://schemas.microsoft.com/office/drawing/2016/5/12/chartex" xmlns:cx7="http://schemas.microsoft.com/office/drawing/2016/5/13/chartex" xmlns:cx8="http://schemas.microsoft.com/office/drawing/2016/5/14/chartex" xmlns:mc="http://schemas.openxmlformats.org/markup-compatibility/2006" xmlns:aink="http://schemas.microsoft.com/office/drawing/2016/ink" xmlns:am3d="http://schemas.microsoft.com/office/drawing/2017/model3d" xmlns:o="urn:schemas-microsoft-com:office:office" xmlns:v="urn:schemas-microsoft-com:vml" xmlns:wp14="http://schemas.microsoft.com/office/word/2010/wordprocessingDrawing" xmlns:w10="urn:schemas-microsoft-com:office:word" xmlns:w="http://schemas.openxmlformats.org/wordprocessingml/2006/main" xmlns:w14="http://schemas.microsoft.com/office/word/2010/wordml" xmlns:w15="http://schemas.microsoft.com/office/word/2012/wordml" xmlns:w16cex="http://schemas.microsoft.com/office/word/2018/wordml/cex" xmlns:w16cid="http://schemas.microsoft.com/office/word/2016/wordml/cid" xmlns:w16="http://schemas.microsoft.com/office/word/2018/wordml" xmlns:w16se="http://schemas.microsoft.com/office/word/2015/wordml/symex" xmlns:wpg="http://schemas.microsoft.com/office/word/2010/wordprocessingGroup" xmlns:wpi="http://schemas.microsoft.com/office/word/2010/wordprocessingInk" xmlns:wps="http://schemas.microsoft.com/office/word/2010/wordprocessingShape" xmlns:a14="http://schemas.microsoft.com/office/drawing/2010/main" val="0"/>
+                          <a14:useLocalDpi xmlns:a14="http://schemas.microsoft.com/office/drawing/2010/main" xmlns:wps="http://schemas.microsoft.com/office/word/2010/wordprocessingShape" xmlns:wpi="http://schemas.microsoft.com/office/word/2010/wordprocessingInk" xmlns:wpg="http://schemas.microsoft.com/office/word/2010/wordprocessingGroup" xmlns:w16se="http://schemas.microsoft.com/office/word/2015/wordml/symex" xmlns:w16="http://schemas.microsoft.com/office/word/2018/wordml" xmlns:w16cid="http://schemas.microsoft.com/office/word/2016/wordml/cid" xmlns:w16cex="http://schemas.microsoft.com/office/word/2018/wordml/cex" xmlns:w15="http://schemas.microsoft.com/office/word/2012/wordml" xmlns:w14="http://schemas.microsoft.com/office/word/2010/wordml" xmlns:w="http://schemas.openxmlformats.org/wordprocessingml/2006/main" xmlns:w10="urn:schemas-microsoft-com:office:word" xmlns:wp14="http://schemas.microsoft.com/office/word/2010/wordprocessingDrawing" xmlns:v="urn:schemas-microsoft-com:vml" xmlns:o="urn:schemas-microsoft-com:office:office" xmlns:am3d="http://schemas.microsoft.com/office/drawing/2017/model3d" xmlns:aink="http://schemas.microsoft.com/office/drawing/2016/ink" xmlns:mc="http://schemas.openxmlformats.org/markup-compatibility/2006" xmlns:cx8="http://schemas.microsoft.com/office/drawing/2016/5/14/chartex" xmlns:cx7="http://schemas.microsoft.com/office/drawing/2016/5/13/chartex" xmlns:cx6="http://schemas.microsoft.com/office/drawing/2016/5/12/chartex" xmlns:cx5="http://schemas.microsoft.com/office/drawing/2016/5/11/chartex" xmlns:cx4="http://schemas.microsoft.com/office/drawing/2016/5/10/chartex" xmlns:cx3="http://schemas.microsoft.com/office/drawing/2016/5/9/chartex" xmlns:cx2="http://schemas.microsoft.com/office/drawing/2015/10/21/chartex" xmlns:cx1="http://schemas.microsoft.com/office/drawing/2015/9/8/chartex" xmlns:cx="http://schemas.microsoft.com/office/drawing/2014/chartex" xmlns:wpc="http://schemas.microsoft.com/office/word/2010/wordprocessingCanvas" xmlns="" val="0"/>
                         </a:ext>
                       </a:extLst>
                     </a:blip>
@@ -60,7 +61,7 @@
                   <pic:spPr bwMode="auto">
                     <a:xfrm>
                       <a:off x="0" y="0"/>
-                      <a:ext cx="1755775" cy="1762125"/>
+                      <a:ext cx="1840865" cy="1835150"/>
                     </a:xfrm>
                     <a:prstGeom prst="rect">
                       <a:avLst/>
@@ -73,6 +74,7 @@
           </wp:anchor>
         </w:drawing>
       </w:r>
+      <w:bookmarkEnd w:id="0"/>
       <w:r>
         <w:rPr>
           <w:rFonts w:ascii="Cambria" w:hAnsi="Cambria"/>
@@ -82,7 +84,7 @@
           <w:szCs w:val="22"/>
         </w:rPr>
         <w:drawing>
-          <wp:anchor distT="0" distB="0" distL="114300" distR="114300" simplePos="0" relativeHeight="251657216" behindDoc="0" locked="0" layoutInCell="1" allowOverlap="1">
+          <wp:anchor distT="0" distB="0" distL="114300" distR="114300" simplePos="0" relativeHeight="251656192" behindDoc="0" locked="0" layoutInCell="1" allowOverlap="1">
             <wp:simplePos x="0" y="0"/>
             <wp:positionH relativeFrom="margin">
               <wp:posOffset>5715</wp:posOffset>
@@ -110,7 +112,7 @@
                     <a:blip r:embed="rId9" cstate="print">
                       <a:extLst>
                         <a:ext uri="{28A0092B-C50C-407E-A947-70E740481C1C}">
-                          <a14:useLocalDpi xmlns="" xmlns:wpc="http://schemas.microsoft.com/office/word/2010/wordprocessingCanvas" xmlns:cx="http://schemas.microsoft.com/office/drawing/2014/chartex" xmlns:cx1="http://schemas.microsoft.com/office/drawing/2015/9/8/chartex" xmlns:cx2="http://schemas.microsoft.com/office/drawing/2015/10/21/chartex" xmlns:cx3="http://schemas.microsoft.com/office/drawing/2016/5/9/chartex" xmlns:cx4="http://schemas.microsoft.com/office/drawing/2016/5/10/chartex" xmlns:cx5="http://schemas.microsoft.com/office/drawing/2016/5/11/chartex" xmlns:cx6="http://schemas.microsoft.com/office/drawing/2016/5/12/chartex" xmlns:cx7="http://schemas.microsoft.com/office/drawing/2016/5/13/chartex" xmlns:cx8="http://schemas.microsoft.com/office/drawing/2016/5/14/chartex" xmlns:mc="http://schemas.openxmlformats.org/markup-compatibility/2006" xmlns:aink="http://schemas.microsoft.com/office/drawing/2016/ink" xmlns:am3d="http://schemas.microsoft.com/office/drawing/2017/model3d" xmlns:o="urn:schemas-microsoft-com:office:office" xmlns:v="urn:schemas-microsoft-com:vml" xmlns:wp14="http://schemas.microsoft.com/office/word/2010/wordprocessingDrawing" xmlns:w10="urn:schemas-microsoft-com:office:word" xmlns:w="http://schemas.openxmlformats.org/wordprocessingml/2006/main" xmlns:w14="http://schemas.microsoft.com/office/word/2010/wordml" xmlns:w15="http://schemas.microsoft.com/office/word/2012/wordml" xmlns:w16cex="http://schemas.microsoft.com/office/word/2018/wordml/cex" xmlns:w16cid="http://schemas.microsoft.com/office/word/2016/wordml/cid" xmlns:w16="http://schemas.microsoft.com/office/word/2018/wordml" xmlns:w16se="http://schemas.microsoft.com/office/word/2015/wordml/symex" xmlns:wpg="http://schemas.microsoft.com/office/word/2010/wordprocessingGroup" xmlns:wpi="http://schemas.microsoft.com/office/word/2010/wordprocessingInk" xmlns:wps="http://schemas.microsoft.com/office/word/2010/wordprocessingShape" xmlns:a14="http://schemas.microsoft.com/office/drawing/2010/main" val="0"/>
+                          <a14:useLocalDpi xmlns:a14="http://schemas.microsoft.com/office/drawing/2010/main" xmlns:wps="http://schemas.microsoft.com/office/word/2010/wordprocessingShape" xmlns:wpi="http://schemas.microsoft.com/office/word/2010/wordprocessingInk" xmlns:wpg="http://schemas.microsoft.com/office/word/2010/wordprocessingGroup" xmlns:w16se="http://schemas.microsoft.com/office/word/2015/wordml/symex" xmlns:w16="http://schemas.microsoft.com/office/word/2018/wordml" xmlns:w16cid="http://schemas.microsoft.com/office/word/2016/wordml/cid" xmlns:w16cex="http://schemas.microsoft.com/office/word/2018/wordml/cex" xmlns:w15="http://schemas.microsoft.com/office/word/2012/wordml" xmlns:w14="http://schemas.microsoft.com/office/word/2010/wordml" xmlns:w="http://schemas.openxmlformats.org/wordprocessingml/2006/main" xmlns:w10="urn:schemas-microsoft-com:office:word" xmlns:wp14="http://schemas.microsoft.com/office/word/2010/wordprocessingDrawing" xmlns:v="urn:schemas-microsoft-com:vml" xmlns:o="urn:schemas-microsoft-com:office:office" xmlns:am3d="http://schemas.microsoft.com/office/drawing/2017/model3d" xmlns:aink="http://schemas.microsoft.com/office/drawing/2016/ink" xmlns:mc="http://schemas.openxmlformats.org/markup-compatibility/2006" xmlns:cx8="http://schemas.microsoft.com/office/drawing/2016/5/14/chartex" xmlns:cx7="http://schemas.microsoft.com/office/drawing/2016/5/13/chartex" xmlns:cx6="http://schemas.microsoft.com/office/drawing/2016/5/12/chartex" xmlns:cx5="http://schemas.microsoft.com/office/drawing/2016/5/11/chartex" xmlns:cx4="http://schemas.microsoft.com/office/drawing/2016/5/10/chartex" xmlns:cx3="http://schemas.microsoft.com/office/drawing/2016/5/9/chartex" xmlns:cx2="http://schemas.microsoft.com/office/drawing/2015/10/21/chartex" xmlns:cx1="http://schemas.microsoft.com/office/drawing/2015/9/8/chartex" xmlns:cx="http://schemas.microsoft.com/office/drawing/2014/chartex" xmlns:wpc="http://schemas.microsoft.com/office/word/2010/wordprocessingCanvas" xmlns="" val="0"/>
                         </a:ext>
                       </a:extLst>
                     </a:blip>
@@ -519,8 +521,7 @@
           <w:szCs w:val="22"/>
         </w:rPr>
       </w:pPr>
-      <w:bookmarkStart w:id="0" w:name="_Hlk178259986"/>
-      <w:proofErr w:type="gramStart"/>
+      <w:bookmarkStart w:id="1" w:name="_Hlk178259986"/>
       <w:r>
         <w:rPr>
           <w:rFonts w:ascii="Cambria" w:hAnsi="Cambria" w:cs="Courier New"/>
@@ -566,7 +567,7 @@
         </w:rPr>
         <w:t xml:space="preserve"> </w:t>
       </w:r>
-      <w:bookmarkEnd w:id="0"/>
+      <w:bookmarkEnd w:id="1"/>
       <w:r>
         <w:rPr>
           <w:rFonts w:ascii="Cambria" w:hAnsi="Cambria" w:cs="Courier New"/>
@@ -602,16 +603,7 @@
           <w:sz w:val="22"/>
           <w:szCs w:val="22"/>
         </w:rPr>
-        <w:t>г. р.</w:t>
-      </w:r>
-      <w:proofErr w:type="gramEnd"/>
-      <w:r>
-        <w:rPr>
-          <w:rFonts w:ascii="Cambria" w:hAnsi="Cambria"/>
-          <w:sz w:val="22"/>
-          <w:szCs w:val="22"/>
-        </w:rPr>
-        <w:t>, паспорт:</w:t>
+        <w:t>г. р., паспорт:</w:t>
       </w:r>
       <w:r>
         <w:t xml:space="preserve"> </w:t>
@@ -1045,25 +1037,7 @@
           <w:sz w:val="22"/>
           <w:szCs w:val="22"/>
         </w:rPr>
-        <w:t xml:space="preserve">Принять без промедления от Поверенного результат исполнения поручения. Составление двустороннего акта выполненных работ не требуется в связи с длящейся спецификой правоотношений. Если в течение 5 (пяти) календарных дней со дня направления Поверенным Отчета/счета Доверителю по адресу электронной почте, указанному в настоящем договоре, либо иным оговоренным способом, </w:t>
-      </w:r>
-      <w:proofErr w:type="gramStart"/>
-      <w:r>
-        <w:rPr>
-          <w:rFonts w:ascii="Cambria" w:hAnsi="Cambria"/>
-          <w:sz w:val="22"/>
-          <w:szCs w:val="22"/>
-        </w:rPr>
-        <w:t>последний</w:t>
-      </w:r>
-      <w:proofErr w:type="gramEnd"/>
-      <w:r>
-        <w:rPr>
-          <w:rFonts w:ascii="Cambria" w:hAnsi="Cambria"/>
-          <w:sz w:val="22"/>
-          <w:szCs w:val="22"/>
-        </w:rPr>
-        <w:t xml:space="preserve"> не направил своих возражений, перечисленные в Отчете/счете выполненные работы считаются принятыми Доверителем без претензий.</w:t>
+        <w:t>Принять без промедления от Поверенного результат исполнения поручения. Составление двустороннего акта выполненных работ не требуется в связи с длящейся спецификой правоотношений. Если в течение 5 (пяти) календарных дней со дня направления Поверенным Отчета/счета Доверителю по адресу электронной почте, указанному в настоящем договоре, либо иным оговоренным способом, последний не направил своих возражений, перечисленные в Отчете/счете выполненные работы считаются принятыми Доверителем без претензий.</w:t>
       </w:r>
     </w:p>
     <w:p>
@@ -1086,25 +1060,7 @@
           <w:sz w:val="22"/>
           <w:szCs w:val="22"/>
         </w:rPr>
-        <w:t xml:space="preserve">Поверенный имеет право </w:t>
-      </w:r>
-      <w:proofErr w:type="gramStart"/>
-      <w:r>
-        <w:rPr>
-          <w:rFonts w:ascii="Cambria" w:hAnsi="Cambria"/>
-          <w:sz w:val="22"/>
-          <w:szCs w:val="22"/>
-        </w:rPr>
-        <w:t>на</w:t>
-      </w:r>
-      <w:proofErr w:type="gramEnd"/>
-      <w:r>
-        <w:rPr>
-          <w:rFonts w:ascii="Cambria" w:hAnsi="Cambria"/>
-          <w:sz w:val="22"/>
-          <w:szCs w:val="22"/>
-        </w:rPr>
-        <w:t>:</w:t>
+        <w:t>Поверенный имеет право на:</w:t>
       </w:r>
     </w:p>
     <w:p>
@@ -1477,7 +1433,7 @@
         </w:rPr>
         <w:t>Размер вознаграждения Поверенного не подлежит увеличению</w:t>
       </w:r>
-      <w:bookmarkStart w:id="1" w:name="_Hlk200031913"/>
+      <w:bookmarkStart w:id="2" w:name="_Hlk200031913"/>
       <w:r>
         <w:rPr>
           <w:rFonts w:ascii="Cambria" w:hAnsi="Cambria"/>
@@ -1487,7 +1443,7 @@
         <w:t>.</w:t>
       </w:r>
     </w:p>
-    <w:bookmarkEnd w:id="1"/>
+    <w:bookmarkEnd w:id="2"/>
     <w:p>
       <w:pPr>
         <w:pStyle w:val="af9"/>
@@ -1535,7 +1491,7 @@
           <w:szCs w:val="22"/>
         </w:rPr>
       </w:pPr>
-      <w:bookmarkStart w:id="2" w:name="_Hlk200031938"/>
+      <w:bookmarkStart w:id="3" w:name="_Hlk200031938"/>
       <w:r>
         <w:rPr>
           <w:rFonts w:ascii="Cambria" w:hAnsi="Cambria"/>
@@ -1576,8 +1532,6 @@
           <w:szCs w:val="22"/>
         </w:rPr>
       </w:pPr>
-      <w:bookmarkStart w:id="3" w:name="_GoBack"/>
-      <w:bookmarkEnd w:id="3"/>
       <w:r>
         <w:rPr>
           <w:rFonts w:ascii="Cambria" w:hAnsi="Cambria"/>
@@ -1587,7 +1541,7 @@
         <w:t>Расходы, производимые Поверенным в интересах Доверителя (государственные пошлины, нотариальные расходы, экспертизы, заключения специалистов и прочие), оплачиваются Доверителем самостоятельно.</w:t>
       </w:r>
     </w:p>
-    <w:bookmarkEnd w:id="2"/>
+    <w:bookmarkEnd w:id="3"/>
     <w:p>
       <w:pPr>
         <w:pStyle w:val="af9"/>
@@ -1651,25 +1605,7 @@
           <w:sz w:val="22"/>
           <w:szCs w:val="22"/>
         </w:rPr>
-        <w:t xml:space="preserve"> районного суда </w:t>
-      </w:r>
-      <w:proofErr w:type="gramStart"/>
-      <w:r>
-        <w:rPr>
-          <w:rFonts w:ascii="Cambria" w:hAnsi="Cambria"/>
-          <w:sz w:val="22"/>
-          <w:szCs w:val="22"/>
-        </w:rPr>
-        <w:t>г</w:t>
-      </w:r>
-      <w:proofErr w:type="gramEnd"/>
-      <w:r>
-        <w:rPr>
-          <w:rFonts w:ascii="Cambria" w:hAnsi="Cambria"/>
-          <w:sz w:val="22"/>
-          <w:szCs w:val="22"/>
-        </w:rPr>
-        <w:t>. Санкт-Петербурга либо Арбитражного суда СПб и ЛО в зависимости от статуса Доверителя.</w:t>
+        <w:t xml:space="preserve"> районного суда г. Санкт-Петербурга либо Арбитражного суда СПб и ЛО в зависимости от статуса Доверителя.</w:t>
       </w:r>
     </w:p>
     <w:p>
@@ -1760,25 +1696,7 @@
           <w:sz w:val="22"/>
           <w:szCs w:val="22"/>
         </w:rPr>
-        <w:t xml:space="preserve">При расторжении договора неизрасходованный аванс возвращается Доверителю в течение 30 календарных дней </w:t>
-      </w:r>
-      <w:proofErr w:type="gramStart"/>
-      <w:r>
-        <w:rPr>
-          <w:rFonts w:ascii="Cambria" w:hAnsi="Cambria"/>
-          <w:sz w:val="22"/>
-          <w:szCs w:val="22"/>
-        </w:rPr>
-        <w:t>с даты подписания</w:t>
-      </w:r>
-      <w:proofErr w:type="gramEnd"/>
-      <w:r>
-        <w:rPr>
-          <w:rFonts w:ascii="Cambria" w:hAnsi="Cambria"/>
-          <w:sz w:val="22"/>
-          <w:szCs w:val="22"/>
-        </w:rPr>
-        <w:t xml:space="preserve"> соглашения о расторжении договора.</w:t>
+        <w:t>При расторжении договора неизрасходованный аванс возвращается Доверителю в течение 30 календарных дней с даты подписания соглашения о расторжении договора.</w:t>
       </w:r>
     </w:p>
     <w:p>
@@ -1869,25 +1787,7 @@
           <w:sz w:val="22"/>
           <w:szCs w:val="22"/>
         </w:rPr>
-        <w:t xml:space="preserve">). Настоящее согласие действует до дня его отзыва в </w:t>
-      </w:r>
-      <w:proofErr w:type="gramStart"/>
-      <w:r>
-        <w:rPr>
-          <w:rFonts w:ascii="Cambria" w:hAnsi="Cambria"/>
-          <w:sz w:val="22"/>
-          <w:szCs w:val="22"/>
-        </w:rPr>
-        <w:t>письменной</w:t>
-      </w:r>
-      <w:proofErr w:type="gramEnd"/>
-      <w:r>
-        <w:rPr>
-          <w:rFonts w:ascii="Cambria" w:hAnsi="Cambria"/>
-          <w:sz w:val="22"/>
-          <w:szCs w:val="22"/>
-        </w:rPr>
-        <w:t xml:space="preserve"> форм</w:t>
+        <w:t>). Настоящее согласие действует до дня его отзыва в письменной форм</w:t>
       </w:r>
       <w:r>
         <w:rPr>
@@ -2095,25 +1995,7 @@
           <w:sz w:val="22"/>
           <w:szCs w:val="22"/>
         </w:rPr>
-        <w:t xml:space="preserve">Юридический адрес: </w:t>
-      </w:r>
-      <w:proofErr w:type="gramStart"/>
-      <w:r>
-        <w:rPr>
-          <w:rFonts w:ascii="Cambria" w:hAnsi="Cambria"/>
-          <w:sz w:val="22"/>
-          <w:szCs w:val="22"/>
-        </w:rPr>
-        <w:t>г</w:t>
-      </w:r>
-      <w:proofErr w:type="gramEnd"/>
-      <w:r>
-        <w:rPr>
-          <w:rFonts w:ascii="Cambria" w:hAnsi="Cambria"/>
-          <w:sz w:val="22"/>
-          <w:szCs w:val="22"/>
-        </w:rPr>
-        <w:t>. С</w:t>
+        <w:t>Юридический адрес: г. С</w:t>
       </w:r>
       <w:r>
         <w:rPr>
@@ -2183,25 +2065,7 @@
           <w:sz w:val="22"/>
           <w:szCs w:val="22"/>
         </w:rPr>
-        <w:t xml:space="preserve">Фактический адрес: </w:t>
-      </w:r>
-      <w:proofErr w:type="gramStart"/>
-      <w:r>
-        <w:rPr>
-          <w:rFonts w:ascii="Cambria" w:hAnsi="Cambria"/>
-          <w:sz w:val="22"/>
-          <w:szCs w:val="22"/>
-        </w:rPr>
-        <w:t>г</w:t>
-      </w:r>
-      <w:proofErr w:type="gramEnd"/>
-      <w:r>
-        <w:rPr>
-          <w:rFonts w:ascii="Cambria" w:hAnsi="Cambria"/>
-          <w:sz w:val="22"/>
-          <w:szCs w:val="22"/>
-        </w:rPr>
-        <w:t>. С</w:t>
+        <w:t>Фактический адрес: г. С</w:t>
       </w:r>
       <w:r>
         <w:rPr>
@@ -2235,25 +2099,7 @@
           <w:sz w:val="22"/>
           <w:szCs w:val="22"/>
         </w:rPr>
-        <w:t xml:space="preserve">ул. </w:t>
-      </w:r>
-      <w:proofErr w:type="gramStart"/>
-      <w:r>
-        <w:rPr>
-          <w:rFonts w:ascii="Cambria" w:hAnsi="Cambria"/>
-          <w:sz w:val="22"/>
-          <w:szCs w:val="22"/>
-        </w:rPr>
-        <w:t>Инженерная</w:t>
-      </w:r>
-      <w:proofErr w:type="gramEnd"/>
-      <w:r>
-        <w:rPr>
-          <w:rFonts w:ascii="Cambria" w:hAnsi="Cambria"/>
-          <w:sz w:val="22"/>
-          <w:szCs w:val="22"/>
-        </w:rPr>
-        <w:t>, д. 7, 3 этаж.</w:t>
+        <w:t>ул. Инженерная, д. 7, 3 этаж.</w:t>
       </w:r>
     </w:p>
     <w:p>
@@ -2265,23 +2111,13 @@
           <w:szCs w:val="22"/>
         </w:rPr>
       </w:pPr>
-      <w:proofErr w:type="gramStart"/>
       <w:r>
         <w:rPr>
           <w:rFonts w:ascii="Cambria" w:hAnsi="Cambria"/>
           <w:sz w:val="22"/>
           <w:szCs w:val="22"/>
         </w:rPr>
-        <w:t>р</w:t>
-      </w:r>
-      <w:proofErr w:type="gramEnd"/>
-      <w:r>
-        <w:rPr>
-          <w:rFonts w:ascii="Cambria" w:hAnsi="Cambria"/>
-          <w:sz w:val="22"/>
-          <w:szCs w:val="22"/>
-        </w:rPr>
-        <w:t>/с: 40702810403500025602</w:t>
+        <w:t>р/с: 40702810403500025602</w:t>
       </w:r>
     </w:p>
     <w:p>
@@ -2355,7 +2191,6 @@
         </w:rPr>
         <w:t>Эл</w:t>
       </w:r>
-      <w:proofErr w:type="gramStart"/>
       <w:r>
         <w:rPr>
           <w:rFonts w:ascii="Cambria" w:hAnsi="Cambria"/>
@@ -2364,32 +2199,13 @@
         </w:rPr>
         <w:t>.</w:t>
       </w:r>
-      <w:proofErr w:type="gramEnd"/>
       <w:r>
         <w:rPr>
           <w:rFonts w:ascii="Cambria" w:hAnsi="Cambria"/>
           <w:sz w:val="22"/>
           <w:szCs w:val="22"/>
         </w:rPr>
-        <w:t xml:space="preserve"> </w:t>
-      </w:r>
-      <w:proofErr w:type="gramStart"/>
-      <w:r>
-        <w:rPr>
-          <w:rFonts w:ascii="Cambria" w:hAnsi="Cambria"/>
-          <w:sz w:val="22"/>
-          <w:szCs w:val="22"/>
-        </w:rPr>
-        <w:t>п</w:t>
-      </w:r>
-      <w:proofErr w:type="gramEnd"/>
-      <w:r>
-        <w:rPr>
-          <w:rFonts w:ascii="Cambria" w:hAnsi="Cambria"/>
-          <w:sz w:val="22"/>
-          <w:szCs w:val="22"/>
-        </w:rPr>
-        <w:t>очта: clients@rapidpravo.ru</w:t>
+        <w:t xml:space="preserve"> почта: clients@rapidpravo.ru</w:t>
       </w:r>
     </w:p>
     <w:p>
@@ -2424,7 +2240,16 @@
           <w:sz w:val="22"/>
           <w:szCs w:val="22"/>
         </w:rPr>
-        <w:t>: +7-958-100-01-58</w:t>
+        <w:t xml:space="preserve">: </w:t>
+      </w:r>
+      <w:r>
+        <w:rPr>
+          <w:rFonts w:ascii="Cambria" w:hAnsi="Cambria" w:cs="Segoe UI"/>
+          <w:color w:val="000000" w:themeColor="text1"/>
+          <w:sz w:val="22"/>
+          <w:szCs w:val="22"/>
+        </w:rPr>
+        <w:t>+7 812 237-36-07</w:t>
       </w:r>
     </w:p>
     <w:p>
@@ -3171,27 +2996,7 @@
                 <w:sz w:val="22"/>
                 <w:szCs w:val="22"/>
               </w:rPr>
-              <w:t xml:space="preserve">№ </w:t>
-            </w:r>
-            <w:proofErr w:type="gramStart"/>
-            <w:r>
-              <w:rPr>
-                <w:rFonts w:ascii="Cambria" w:hAnsi="Cambria"/>
-                <w:b/>
-                <w:sz w:val="22"/>
-                <w:szCs w:val="22"/>
-              </w:rPr>
-              <w:t>п</w:t>
-            </w:r>
-            <w:proofErr w:type="gramEnd"/>
-            <w:r>
-              <w:rPr>
-                <w:rFonts w:ascii="Cambria" w:hAnsi="Cambria"/>
-                <w:b/>
-                <w:sz w:val="22"/>
-                <w:szCs w:val="22"/>
-              </w:rPr>
-              <w:t>/п</w:t>
+              <w:t>№ п/п</w:t>
             </w:r>
           </w:p>
         </w:tc>
@@ -7131,7 +6936,7 @@
     <w:lsdException w:name="Emphasis" w:semiHidden="0" w:uiPriority="20" w:unhideWhenUsed="0" w:qFormat="1"/>
     <w:lsdException w:name="Table Simple 1" w:uiPriority="0" w:qFormat="1"/>
     <w:lsdException w:name="Balloon Text" w:semiHidden="0" w:uiPriority="0" w:unhideWhenUsed="0" w:qFormat="1"/>
-    <w:lsdException w:name="Table Grid" w:uiPriority="59"/>
+    <w:lsdException w:name="Table Grid" w:semiHidden="0" w:uiPriority="59" w:unhideWhenUsed="0"/>
     <w:lsdException w:name="Placeholder Text" w:unhideWhenUsed="0"/>
     <w:lsdException w:name="No Spacing" w:semiHidden="0" w:uiPriority="1" w:unhideWhenUsed="0" w:qFormat="1"/>
     <w:lsdException w:name="Light Shading" w:semiHidden="0" w:unhideWhenUsed="0"/>
@@ -19860,7 +19665,7 @@
 </file>
 
 <file path=customXml/itemProps1.xml><?xml version="1.0" encoding="utf-8"?>
-<ds:datastoreItem xmlns:ds="http://schemas.openxmlformats.org/officeDocument/2006/customXml" ds:itemID="{FB62917C-F65E-4848-96F5-F75E87CA4620}">
+<ds:datastoreItem xmlns:ds="http://schemas.openxmlformats.org/officeDocument/2006/customXml" ds:itemID="{9621AF16-2353-4BD9-BCC0-D4C3888E5C02}">
   <ds:schemaRefs>
     <ds:schemaRef ds:uri="http://schemas.openxmlformats.org/officeDocument/2006/bibliography"/>
   </ds:schemaRefs>
